--- a/fra/docx/012.content.docx
+++ b/fra/docx/012.content.docx
@@ -3680,186 +3680,138 @@
           <w:lang w:val="fr_FR" w:bidi="fr_FR"/>
         </w:rPr>
       </w:r>
-      <w:hyperlink r:id="rId13">
-        <w:r>
-          <w:rPr>
-            <w:lang w:val="fr_FR" w:bidi="fr_FR"/>
-          </w:rPr>
-          <w:rPr>
-            <w:color w:val="0000EE"/>
-            <w:u w:val="single"/>
-          </w:rPr>
-          <w:t>1 Rois 21.8–10</w:t>
-        </w:r>
-      </w:hyperlink>
-    </w:p>
-    <w:p>
-      <w:pPr>
-        <w:pStyle w:val="ListBullet"/>
-        <w:spacing w:line="240" w:lineRule="auto"/>
-        <w:ind w:left="720"/>
-      </w:pPr>
-      <w:r>
-        <w:rPr>
-          <w:lang w:val="fr_FR" w:bidi="fr_FR"/>
-        </w:rPr>
-      </w:r>
-      <w:hyperlink r:id="rId14">
-        <w:r>
-          <w:rPr>
-            <w:lang w:val="fr_FR" w:bidi="fr_FR"/>
-          </w:rPr>
-          <w:rPr>
-            <w:color w:val="0000EE"/>
-            <w:u w:val="single"/>
-          </w:rPr>
-          <w:t>2 Chroniques 20.3</w:t>
-        </w:r>
-      </w:hyperlink>
-    </w:p>
-    <w:p>
-      <w:pPr>
-        <w:pStyle w:val="ListBullet"/>
-        <w:spacing w:line="240" w:lineRule="auto"/>
-        <w:ind w:left="720"/>
-      </w:pPr>
-      <w:r>
-        <w:rPr>
-          <w:lang w:val="fr_FR" w:bidi="fr_FR"/>
-        </w:rPr>
-      </w:r>
-      <w:hyperlink r:id="rId15">
-        <w:r>
-          <w:rPr>
-            <w:lang w:val="fr_FR" w:bidi="fr_FR"/>
-          </w:rPr>
-          <w:rPr>
-            <w:color w:val="0000EE"/>
-            <w:u w:val="single"/>
-          </w:rPr>
-          <w:t>Actes 13.1–3</w:t>
-        </w:r>
-      </w:hyperlink>
-    </w:p>
-    <w:p>
-      <w:pPr>
-        <w:pStyle w:val="ListBullet"/>
-        <w:spacing w:line="240" w:lineRule="auto"/>
-        <w:ind w:left="720"/>
-      </w:pPr>
-      <w:r>
-        <w:rPr>
-          <w:lang w:val="fr_FR" w:bidi="fr_FR"/>
-        </w:rPr>
-      </w:r>
-      <w:hyperlink r:id="rId16">
-        <w:r>
-          <w:rPr>
-            <w:lang w:val="fr_FR" w:bidi="fr_FR"/>
-          </w:rPr>
-          <w:rPr>
-            <w:color w:val="0000EE"/>
-            <w:u w:val="single"/>
-          </w:rPr>
-          <w:t>Jonas 3.4–5</w:t>
-        </w:r>
-      </w:hyperlink>
-    </w:p>
-    <w:p>
-      <w:pPr>
-        <w:pStyle w:val="ListBullet"/>
-        <w:spacing w:line="240" w:lineRule="auto"/>
-        <w:ind w:left="720"/>
-      </w:pPr>
-      <w:r>
-        <w:rPr>
-          <w:lang w:val="fr_FR" w:bidi="fr_FR"/>
-        </w:rPr>
-      </w:r>
-      <w:hyperlink r:id="rId17">
-        <w:r>
-          <w:rPr>
-            <w:lang w:val="fr_FR" w:bidi="fr_FR"/>
-          </w:rPr>
-          <w:rPr>
-            <w:color w:val="0000EE"/>
-            <w:u w:val="single"/>
-          </w:rPr>
-          <w:t>Luc 5.34</w:t>
-        </w:r>
-      </w:hyperlink>
-    </w:p>
-    <w:p>
-      <w:pPr>
-        <w:pStyle w:val="ListBullet"/>
-        <w:spacing w:line="240" w:lineRule="auto"/>
-        <w:ind w:left="720"/>
-      </w:pPr>
-      <w:r>
-        <w:rPr>
-          <w:lang w:val="fr_FR" w:bidi="fr_FR"/>
-        </w:rPr>
-      </w:r>
-      <w:hyperlink r:id="rId18">
-        <w:r>
-          <w:rPr>
-            <w:lang w:val="fr_FR" w:bidi="fr_FR"/>
-          </w:rPr>
-          <w:rPr>
-            <w:color w:val="0000EE"/>
-            <w:u w:val="single"/>
-          </w:rPr>
-          <w:t>Marc 2.19</w:t>
-        </w:r>
-      </w:hyperlink>
-    </w:p>
-    <w:p>
-      <w:pPr>
-        <w:pStyle w:val="ListBullet"/>
-        <w:spacing w:line="240" w:lineRule="auto"/>
-        <w:ind w:left="720"/>
-      </w:pPr>
-      <w:r>
-        <w:rPr>
-          <w:lang w:val="fr_FR" w:bidi="fr_FR"/>
-        </w:rPr>
-      </w:r>
-      <w:hyperlink r:id="rId19">
-        <w:r>
-          <w:rPr>
-            <w:lang w:val="fr_FR" w:bidi="fr_FR"/>
-          </w:rPr>
-          <w:rPr>
-            <w:color w:val="0000EE"/>
-            <w:u w:val="single"/>
-          </w:rPr>
-          <w:t>Matthieu 6.18</w:t>
-        </w:r>
-      </w:hyperlink>
-    </w:p>
-    <w:p>
-      <w:pPr>
-        <w:pStyle w:val="ListBullet"/>
-        <w:spacing w:line="240" w:lineRule="auto"/>
-        <w:ind w:left="720"/>
-      </w:pPr>
-      <w:r>
-        <w:rPr>
-          <w:lang w:val="fr_FR" w:bidi="fr_FR"/>
-        </w:rPr>
-      </w:r>
-      <w:hyperlink r:id="rId20">
-        <w:r>
-          <w:rPr>
-            <w:lang w:val="fr_FR" w:bidi="fr_FR"/>
-          </w:rPr>
-          <w:rPr>
-            <w:color w:val="0000EE"/>
-            <w:u w:val="single"/>
-          </w:rPr>
-          <w:t>Matthieu 9.15</w:t>
-        </w:r>
-      </w:hyperlink>
+      <w:r>
+        <w:rPr>
+          <w:lang w:val="fr_FR" w:bidi="fr_FR"/>
+        </w:rPr>
+        <w:t>1 Rois 21.8–10</w:t>
+      </w:r>
+    </w:p>
+    <w:p>
+      <w:pPr>
+        <w:pStyle w:val="ListBullet"/>
+        <w:spacing w:line="240" w:lineRule="auto"/>
+        <w:ind w:left="720"/>
+      </w:pPr>
+      <w:r>
+        <w:rPr>
+          <w:lang w:val="fr_FR" w:bidi="fr_FR"/>
+        </w:rPr>
+      </w:r>
+      <w:r>
+        <w:rPr>
+          <w:lang w:val="fr_FR" w:bidi="fr_FR"/>
+        </w:rPr>
+        <w:t>2 Chroniques 20.3</w:t>
+      </w:r>
+    </w:p>
+    <w:p>
+      <w:pPr>
+        <w:pStyle w:val="ListBullet"/>
+        <w:spacing w:line="240" w:lineRule="auto"/>
+        <w:ind w:left="720"/>
+      </w:pPr>
+      <w:r>
+        <w:rPr>
+          <w:lang w:val="fr_FR" w:bidi="fr_FR"/>
+        </w:rPr>
+      </w:r>
+      <w:r>
+        <w:rPr>
+          <w:lang w:val="fr_FR" w:bidi="fr_FR"/>
+        </w:rPr>
+        <w:t>Actes 13.1–3</w:t>
+      </w:r>
+    </w:p>
+    <w:p>
+      <w:pPr>
+        <w:pStyle w:val="ListBullet"/>
+        <w:spacing w:line="240" w:lineRule="auto"/>
+        <w:ind w:left="720"/>
+      </w:pPr>
+      <w:r>
+        <w:rPr>
+          <w:lang w:val="fr_FR" w:bidi="fr_FR"/>
+        </w:rPr>
+      </w:r>
+      <w:r>
+        <w:rPr>
+          <w:lang w:val="fr_FR" w:bidi="fr_FR"/>
+        </w:rPr>
+        <w:t>Jonas 3.4–5</w:t>
+      </w:r>
+    </w:p>
+    <w:p>
+      <w:pPr>
+        <w:pStyle w:val="ListBullet"/>
+        <w:spacing w:line="240" w:lineRule="auto"/>
+        <w:ind w:left="720"/>
+      </w:pPr>
+      <w:r>
+        <w:rPr>
+          <w:lang w:val="fr_FR" w:bidi="fr_FR"/>
+        </w:rPr>
+      </w:r>
+      <w:r>
+        <w:rPr>
+          <w:lang w:val="fr_FR" w:bidi="fr_FR"/>
+        </w:rPr>
+        <w:t>Luc 5.34</w:t>
+      </w:r>
+    </w:p>
+    <w:p>
+      <w:pPr>
+        <w:pStyle w:val="ListBullet"/>
+        <w:spacing w:line="240" w:lineRule="auto"/>
+        <w:ind w:left="720"/>
+      </w:pPr>
+      <w:r>
+        <w:rPr>
+          <w:lang w:val="fr_FR" w:bidi="fr_FR"/>
+        </w:rPr>
+      </w:r>
+      <w:r>
+        <w:rPr>
+          <w:lang w:val="fr_FR" w:bidi="fr_FR"/>
+        </w:rPr>
+        <w:t>Marc 2.19</w:t>
+      </w:r>
+    </w:p>
+    <w:p>
+      <w:pPr>
+        <w:pStyle w:val="ListBullet"/>
+        <w:spacing w:line="240" w:lineRule="auto"/>
+        <w:ind w:left="720"/>
+      </w:pPr>
+      <w:r>
+        <w:rPr>
+          <w:lang w:val="fr_FR" w:bidi="fr_FR"/>
+        </w:rPr>
+      </w:r>
+      <w:r>
+        <w:rPr>
+          <w:lang w:val="fr_FR" w:bidi="fr_FR"/>
+        </w:rPr>
+        <w:t>Matthieu 6.18</w:t>
+      </w:r>
+    </w:p>
+    <w:p>
+      <w:pPr>
+        <w:pStyle w:val="ListBullet"/>
+        <w:spacing w:line="240" w:lineRule="auto"/>
+        <w:ind w:left="720"/>
+      </w:pPr>
+      <w:r>
+        <w:rPr>
+          <w:lang w:val="fr_FR" w:bidi="fr_FR"/>
+        </w:rPr>
+      </w:r>
+      <w:r>
+        <w:rPr>
+          <w:lang w:val="fr_FR" w:bidi="fr_FR"/>
+        </w:rPr>
+        <w:t>Matthieu 9.15</w:t>
+      </w:r>
     </w:p>
     <w:p>
       <w:pPr>
@@ -5764,138 +5716,102 @@
           <w:lang w:val="fr_FR" w:bidi="fr_FR"/>
         </w:rPr>
       </w:r>
-      <w:hyperlink r:id="rId21">
-        <w:r>
-          <w:rPr>
-            <w:lang w:val="fr_FR" w:bidi="fr_FR"/>
-          </w:rPr>
-          <w:rPr>
-            <w:color w:val="0000EE"/>
-            <w:u w:val="single"/>
-          </w:rPr>
-          <w:t>2 Chroniques 36.8</w:t>
-        </w:r>
-      </w:hyperlink>
-    </w:p>
-    <w:p>
-      <w:pPr>
-        <w:pStyle w:val="ListBullet"/>
-        <w:spacing w:line="240" w:lineRule="auto"/>
-        <w:ind w:left="720"/>
-      </w:pPr>
-      <w:r>
-        <w:rPr>
-          <w:lang w:val="fr_FR" w:bidi="fr_FR"/>
-        </w:rPr>
-      </w:r>
-      <w:hyperlink r:id="rId22">
-        <w:r>
-          <w:rPr>
-            <w:lang w:val="fr_FR" w:bidi="fr_FR"/>
-          </w:rPr>
-          <w:rPr>
-            <w:color w:val="0000EE"/>
-            <w:u w:val="single"/>
-          </w:rPr>
-          <w:t>2 Rois 24.15–17</w:t>
-        </w:r>
-      </w:hyperlink>
-    </w:p>
-    <w:p>
-      <w:pPr>
-        <w:pStyle w:val="ListBullet"/>
-        <w:spacing w:line="240" w:lineRule="auto"/>
-        <w:ind w:left="720"/>
-      </w:pPr>
-      <w:r>
-        <w:rPr>
-          <w:lang w:val="fr_FR" w:bidi="fr_FR"/>
-        </w:rPr>
-      </w:r>
-      <w:hyperlink r:id="rId23">
-        <w:r>
-          <w:rPr>
-            <w:lang w:val="fr_FR" w:bidi="fr_FR"/>
-          </w:rPr>
-          <w:rPr>
-            <w:color w:val="0000EE"/>
-            <w:u w:val="single"/>
-          </w:rPr>
-          <w:t>Esther 2.6</w:t>
-        </w:r>
-      </w:hyperlink>
-    </w:p>
-    <w:p>
-      <w:pPr>
-        <w:pStyle w:val="ListBullet"/>
-        <w:spacing w:line="240" w:lineRule="auto"/>
-        <w:ind w:left="720"/>
-      </w:pPr>
-      <w:r>
-        <w:rPr>
-          <w:lang w:val="fr_FR" w:bidi="fr_FR"/>
-        </w:rPr>
-      </w:r>
-      <w:hyperlink r:id="rId24">
-        <w:r>
-          <w:rPr>
-            <w:lang w:val="fr_FR" w:bidi="fr_FR"/>
-          </w:rPr>
-          <w:rPr>
-            <w:color w:val="0000EE"/>
-            <w:u w:val="single"/>
-          </w:rPr>
-          <w:t>Ézéchiel 1.1–3</w:t>
-        </w:r>
-      </w:hyperlink>
-    </w:p>
-    <w:p>
-      <w:pPr>
-        <w:pStyle w:val="ListBullet"/>
-        <w:spacing w:line="240" w:lineRule="auto"/>
-        <w:ind w:left="720"/>
-      </w:pPr>
-      <w:r>
-        <w:rPr>
-          <w:lang w:val="fr_FR" w:bidi="fr_FR"/>
-        </w:rPr>
-      </w:r>
-      <w:hyperlink r:id="rId25">
-        <w:r>
-          <w:rPr>
-            <w:lang w:val="fr_FR" w:bidi="fr_FR"/>
-          </w:rPr>
-          <w:rPr>
-            <w:color w:val="0000EE"/>
-            <w:u w:val="single"/>
-          </w:rPr>
-          <w:t>Jérémie 22.24</w:t>
-        </w:r>
-      </w:hyperlink>
-    </w:p>
-    <w:p>
-      <w:pPr>
-        <w:pStyle w:val="ListBullet"/>
-        <w:spacing w:line="240" w:lineRule="auto"/>
-        <w:ind w:left="720"/>
-      </w:pPr>
-      <w:r>
-        <w:rPr>
-          <w:lang w:val="fr_FR" w:bidi="fr_FR"/>
-        </w:rPr>
-      </w:r>
-      <w:hyperlink r:id="rId26">
-        <w:r>
-          <w:rPr>
-            <w:lang w:val="fr_FR" w:bidi="fr_FR"/>
-          </w:rPr>
-          <w:rPr>
-            <w:color w:val="0000EE"/>
-            <w:u w:val="single"/>
-          </w:rPr>
-          <w:t>Jérémie 37.1</w:t>
-        </w:r>
-      </w:hyperlink>
+      <w:r>
+        <w:rPr>
+          <w:lang w:val="fr_FR" w:bidi="fr_FR"/>
+        </w:rPr>
+        <w:t>2 Chroniques 36.8</w:t>
+      </w:r>
+    </w:p>
+    <w:p>
+      <w:pPr>
+        <w:pStyle w:val="ListBullet"/>
+        <w:spacing w:line="240" w:lineRule="auto"/>
+        <w:ind w:left="720"/>
+      </w:pPr>
+      <w:r>
+        <w:rPr>
+          <w:lang w:val="fr_FR" w:bidi="fr_FR"/>
+        </w:rPr>
+      </w:r>
+      <w:r>
+        <w:rPr>
+          <w:lang w:val="fr_FR" w:bidi="fr_FR"/>
+        </w:rPr>
+        <w:t>2 Rois 24.15–17</w:t>
+      </w:r>
+    </w:p>
+    <w:p>
+      <w:pPr>
+        <w:pStyle w:val="ListBullet"/>
+        <w:spacing w:line="240" w:lineRule="auto"/>
+        <w:ind w:left="720"/>
+      </w:pPr>
+      <w:r>
+        <w:rPr>
+          <w:lang w:val="fr_FR" w:bidi="fr_FR"/>
+        </w:rPr>
+      </w:r>
+      <w:r>
+        <w:rPr>
+          <w:lang w:val="fr_FR" w:bidi="fr_FR"/>
+        </w:rPr>
+        <w:t>Esther 2.6</w:t>
+      </w:r>
+    </w:p>
+    <w:p>
+      <w:pPr>
+        <w:pStyle w:val="ListBullet"/>
+        <w:spacing w:line="240" w:lineRule="auto"/>
+        <w:ind w:left="720"/>
+      </w:pPr>
+      <w:r>
+        <w:rPr>
+          <w:lang w:val="fr_FR" w:bidi="fr_FR"/>
+        </w:rPr>
+      </w:r>
+      <w:r>
+        <w:rPr>
+          <w:lang w:val="fr_FR" w:bidi="fr_FR"/>
+        </w:rPr>
+        <w:t>Ézéchiel 1.1–3</w:t>
+      </w:r>
+    </w:p>
+    <w:p>
+      <w:pPr>
+        <w:pStyle w:val="ListBullet"/>
+        <w:spacing w:line="240" w:lineRule="auto"/>
+        <w:ind w:left="720"/>
+      </w:pPr>
+      <w:r>
+        <w:rPr>
+          <w:lang w:val="fr_FR" w:bidi="fr_FR"/>
+        </w:rPr>
+      </w:r>
+      <w:r>
+        <w:rPr>
+          <w:lang w:val="fr_FR" w:bidi="fr_FR"/>
+        </w:rPr>
+        <w:t>Jérémie 22.24</w:t>
+      </w:r>
+    </w:p>
+    <w:p>
+      <w:pPr>
+        <w:pStyle w:val="ListBullet"/>
+        <w:spacing w:line="240" w:lineRule="auto"/>
+        <w:ind w:left="720"/>
+      </w:pPr>
+      <w:r>
+        <w:rPr>
+          <w:lang w:val="fr_FR" w:bidi="fr_FR"/>
+        </w:rPr>
+      </w:r>
+      <w:r>
+        <w:rPr>
+          <w:lang w:val="fr_FR" w:bidi="fr_FR"/>
+        </w:rPr>
+        <w:t>Jérémie 37.1</w:t>
+      </w:r>
     </w:p>
     <w:p>
       <w:pPr>
@@ -5984,18 +5900,12 @@
         </w:rPr>
         <w:t xml:space="preserve">Jonas est un prophète hébreu de l'Ancien Testament, voir le livre de Jonas et </w:t>
       </w:r>
-      <w:hyperlink r:id="rId27">
-        <w:r>
-          <w:rPr>
-            <w:lang w:val="fr_FR" w:bidi="fr_FR"/>
-          </w:rPr>
-          <w:rPr>
-            <w:color w:val="0000EE"/>
-            <w:u w:val="single"/>
-          </w:rPr>
-          <w:t>2 Rois 14.25</w:t>
-        </w:r>
-      </w:hyperlink>
+      <w:r>
+        <w:rPr>
+          <w:lang w:val="fr_FR" w:bidi="fr_FR"/>
+        </w:rPr>
+        <w:t>2 Rois 14.25</w:t>
+      </w:r>
       <w:r>
         <w:rPr>
           <w:lang w:val="fr_FR" w:bidi="fr_FR"/>
@@ -6352,90 +6262,66 @@
           <w:lang w:val="fr_FR" w:bidi="fr_FR"/>
         </w:rPr>
       </w:r>
-      <w:hyperlink r:id="rId28">
-        <w:r>
-          <w:rPr>
-            <w:lang w:val="fr_FR" w:bidi="fr_FR"/>
-          </w:rPr>
-          <w:rPr>
-            <w:color w:val="0000EE"/>
-            <w:u w:val="single"/>
-          </w:rPr>
-          <w:t>Jonas 1.3</w:t>
-        </w:r>
-      </w:hyperlink>
-    </w:p>
-    <w:p>
-      <w:pPr>
-        <w:pStyle w:val="ListBullet"/>
-        <w:spacing w:line="240" w:lineRule="auto"/>
-        <w:ind w:left="720"/>
-      </w:pPr>
-      <w:r>
-        <w:rPr>
-          <w:lang w:val="fr_FR" w:bidi="fr_FR"/>
-        </w:rPr>
-      </w:r>
-      <w:hyperlink r:id="rId29">
-        <w:r>
-          <w:rPr>
-            <w:lang w:val="fr_FR" w:bidi="fr_FR"/>
-          </w:rPr>
-          <w:rPr>
-            <w:color w:val="0000EE"/>
-            <w:u w:val="single"/>
-          </w:rPr>
-          <w:t>Luc 11.30</w:t>
-        </w:r>
-      </w:hyperlink>
-    </w:p>
-    <w:p>
-      <w:pPr>
-        <w:pStyle w:val="ListBullet"/>
-        <w:spacing w:line="240" w:lineRule="auto"/>
-        <w:ind w:left="720"/>
-      </w:pPr>
-      <w:r>
-        <w:rPr>
-          <w:lang w:val="fr_FR" w:bidi="fr_FR"/>
-        </w:rPr>
-      </w:r>
-      <w:hyperlink r:id="rId30">
-        <w:r>
-          <w:rPr>
-            <w:lang w:val="fr_FR" w:bidi="fr_FR"/>
-          </w:rPr>
-          <w:rPr>
-            <w:color w:val="0000EE"/>
-            <w:u w:val="single"/>
-          </w:rPr>
-          <w:t>Matthieu 12.39</w:t>
-        </w:r>
-      </w:hyperlink>
-    </w:p>
-    <w:p>
-      <w:pPr>
-        <w:pStyle w:val="ListBullet"/>
-        <w:spacing w:line="240" w:lineRule="auto"/>
-        <w:ind w:left="720"/>
-      </w:pPr>
-      <w:r>
-        <w:rPr>
-          <w:lang w:val="fr_FR" w:bidi="fr_FR"/>
-        </w:rPr>
-      </w:r>
-      <w:hyperlink r:id="rId31">
-        <w:r>
-          <w:rPr>
-            <w:lang w:val="fr_FR" w:bidi="fr_FR"/>
-          </w:rPr>
-          <w:rPr>
-            <w:color w:val="0000EE"/>
-            <w:u w:val="single"/>
-          </w:rPr>
-          <w:t>Matthieu 16.4</w:t>
-        </w:r>
-      </w:hyperlink>
+      <w:r>
+        <w:rPr>
+          <w:lang w:val="fr_FR" w:bidi="fr_FR"/>
+        </w:rPr>
+        <w:t>Jonas 1.3</w:t>
+      </w:r>
+    </w:p>
+    <w:p>
+      <w:pPr>
+        <w:pStyle w:val="ListBullet"/>
+        <w:spacing w:line="240" w:lineRule="auto"/>
+        <w:ind w:left="720"/>
+      </w:pPr>
+      <w:r>
+        <w:rPr>
+          <w:lang w:val="fr_FR" w:bidi="fr_FR"/>
+        </w:rPr>
+      </w:r>
+      <w:r>
+        <w:rPr>
+          <w:lang w:val="fr_FR" w:bidi="fr_FR"/>
+        </w:rPr>
+        <w:t>Luc 11.30</w:t>
+      </w:r>
+    </w:p>
+    <w:p>
+      <w:pPr>
+        <w:pStyle w:val="ListBullet"/>
+        <w:spacing w:line="240" w:lineRule="auto"/>
+        <w:ind w:left="720"/>
+      </w:pPr>
+      <w:r>
+        <w:rPr>
+          <w:lang w:val="fr_FR" w:bidi="fr_FR"/>
+        </w:rPr>
+      </w:r>
+      <w:r>
+        <w:rPr>
+          <w:lang w:val="fr_FR" w:bidi="fr_FR"/>
+        </w:rPr>
+        <w:t>Matthieu 12.39</w:t>
+      </w:r>
+    </w:p>
+    <w:p>
+      <w:pPr>
+        <w:pStyle w:val="ListBullet"/>
+        <w:spacing w:line="240" w:lineRule="auto"/>
+        <w:ind w:left="720"/>
+      </w:pPr>
+      <w:r>
+        <w:rPr>
+          <w:lang w:val="fr_FR" w:bidi="fr_FR"/>
+        </w:rPr>
+      </w:r>
+      <w:r>
+        <w:rPr>
+          <w:lang w:val="fr_FR" w:bidi="fr_FR"/>
+        </w:rPr>
+        <w:t>Matthieu 16.4</w:t>
+      </w:r>
     </w:p>
     <w:p>
       <w:pPr>
@@ -6800,114 +6686,84 @@
           <w:lang w:val="fr_FR" w:bidi="fr_FR"/>
         </w:rPr>
       </w:r>
-      <w:hyperlink r:id="rId32">
-        <w:r>
-          <w:rPr>
-            <w:lang w:val="fr_FR" w:bidi="fr_FR"/>
-          </w:rPr>
-          <w:rPr>
-            <w:color w:val="0000EE"/>
-            <w:u w:val="single"/>
-          </w:rPr>
-          <w:t>Actes 9.37</w:t>
-        </w:r>
-      </w:hyperlink>
-    </w:p>
-    <w:p>
-      <w:pPr>
-        <w:pStyle w:val="ListBullet"/>
-        <w:spacing w:line="240" w:lineRule="auto"/>
-        <w:ind w:left="720"/>
-      </w:pPr>
-      <w:r>
-        <w:rPr>
-          <w:lang w:val="fr_FR" w:bidi="fr_FR"/>
-        </w:rPr>
-      </w:r>
-      <w:hyperlink r:id="rId33">
-        <w:r>
-          <w:rPr>
-            <w:lang w:val="fr_FR" w:bidi="fr_FR"/>
-          </w:rPr>
-          <w:rPr>
-            <w:color w:val="0000EE"/>
-            <w:u w:val="single"/>
-          </w:rPr>
-          <w:t>Actes 10.8</w:t>
-        </w:r>
-      </w:hyperlink>
-    </w:p>
-    <w:p>
-      <w:pPr>
-        <w:pStyle w:val="ListBullet"/>
-        <w:spacing w:line="240" w:lineRule="auto"/>
-        <w:ind w:left="720"/>
-      </w:pPr>
-      <w:r>
-        <w:rPr>
-          <w:lang w:val="fr_FR" w:bidi="fr_FR"/>
-        </w:rPr>
-      </w:r>
-      <w:hyperlink r:id="rId34">
-        <w:r>
-          <w:rPr>
-            <w:lang w:val="fr_FR" w:bidi="fr_FR"/>
-          </w:rPr>
-          <w:rPr>
-            <w:color w:val="0000EE"/>
-            <w:u w:val="single"/>
-          </w:rPr>
-          <w:t>Actes 11.4–6</w:t>
-        </w:r>
-      </w:hyperlink>
-    </w:p>
-    <w:p>
-      <w:pPr>
-        <w:pStyle w:val="ListBullet"/>
-        <w:spacing w:line="240" w:lineRule="auto"/>
-        <w:ind w:left="720"/>
-      </w:pPr>
-      <w:r>
-        <w:rPr>
-          <w:lang w:val="fr_FR" w:bidi="fr_FR"/>
-        </w:rPr>
-      </w:r>
-      <w:hyperlink r:id="rId35">
-        <w:r>
-          <w:rPr>
-            <w:lang w:val="fr_FR" w:bidi="fr_FR"/>
-          </w:rPr>
-          <w:rPr>
-            <w:color w:val="0000EE"/>
-            <w:u w:val="single"/>
-          </w:rPr>
-          <w:t>Actes 11.11</w:t>
-        </w:r>
-      </w:hyperlink>
-    </w:p>
-    <w:p>
-      <w:pPr>
-        <w:pStyle w:val="ListBullet"/>
-        <w:spacing w:line="240" w:lineRule="auto"/>
-        <w:ind w:left="720"/>
-      </w:pPr>
-      <w:r>
-        <w:rPr>
-          <w:lang w:val="fr_FR" w:bidi="fr_FR"/>
-        </w:rPr>
-      </w:r>
-      <w:hyperlink r:id="rId28">
-        <w:r>
-          <w:rPr>
-            <w:lang w:val="fr_FR" w:bidi="fr_FR"/>
-          </w:rPr>
-          <w:rPr>
-            <w:color w:val="0000EE"/>
-            <w:u w:val="single"/>
-          </w:rPr>
-          <w:t>Jonas 1.3</w:t>
-        </w:r>
-      </w:hyperlink>
+      <w:r>
+        <w:rPr>
+          <w:lang w:val="fr_FR" w:bidi="fr_FR"/>
+        </w:rPr>
+        <w:t>Actes 9.37</w:t>
+      </w:r>
+    </w:p>
+    <w:p>
+      <w:pPr>
+        <w:pStyle w:val="ListBullet"/>
+        <w:spacing w:line="240" w:lineRule="auto"/>
+        <w:ind w:left="720"/>
+      </w:pPr>
+      <w:r>
+        <w:rPr>
+          <w:lang w:val="fr_FR" w:bidi="fr_FR"/>
+        </w:rPr>
+      </w:r>
+      <w:r>
+        <w:rPr>
+          <w:lang w:val="fr_FR" w:bidi="fr_FR"/>
+        </w:rPr>
+        <w:t>Actes 10.8</w:t>
+      </w:r>
+    </w:p>
+    <w:p>
+      <w:pPr>
+        <w:pStyle w:val="ListBullet"/>
+        <w:spacing w:line="240" w:lineRule="auto"/>
+        <w:ind w:left="720"/>
+      </w:pPr>
+      <w:r>
+        <w:rPr>
+          <w:lang w:val="fr_FR" w:bidi="fr_FR"/>
+        </w:rPr>
+      </w:r>
+      <w:r>
+        <w:rPr>
+          <w:lang w:val="fr_FR" w:bidi="fr_FR"/>
+        </w:rPr>
+        <w:t>Actes 11.4–6</w:t>
+      </w:r>
+    </w:p>
+    <w:p>
+      <w:pPr>
+        <w:pStyle w:val="ListBullet"/>
+        <w:spacing w:line="240" w:lineRule="auto"/>
+        <w:ind w:left="720"/>
+      </w:pPr>
+      <w:r>
+        <w:rPr>
+          <w:lang w:val="fr_FR" w:bidi="fr_FR"/>
+        </w:rPr>
+      </w:r>
+      <w:r>
+        <w:rPr>
+          <w:lang w:val="fr_FR" w:bidi="fr_FR"/>
+        </w:rPr>
+        <w:t>Actes 11.11</w:t>
+      </w:r>
+    </w:p>
+    <w:p>
+      <w:pPr>
+        <w:pStyle w:val="ListBullet"/>
+        <w:spacing w:line="240" w:lineRule="auto"/>
+        <w:ind w:left="720"/>
+      </w:pPr>
+      <w:r>
+        <w:rPr>
+          <w:lang w:val="fr_FR" w:bidi="fr_FR"/>
+        </w:rPr>
+      </w:r>
+      <w:r>
+        <w:rPr>
+          <w:lang w:val="fr_FR" w:bidi="fr_FR"/>
+        </w:rPr>
+        <w:t>Jonas 1.3</w:t>
+      </w:r>
     </w:p>
     <w:p>
       <w:pPr>
@@ -11243,570 +11099,426 @@
           <w:lang w:val="fr_FR" w:bidi="fr_FR"/>
         </w:rPr>
       </w:r>
-      <w:hyperlink r:id="rId36">
-        <w:r>
-          <w:rPr>
-            <w:lang w:val="fr_FR" w:bidi="fr_FR"/>
-          </w:rPr>
-          <w:rPr>
-            <w:color w:val="0000EE"/>
-            <w:u w:val="single"/>
-          </w:rPr>
-          <w:t>Genèse 44.16</w:t>
-        </w:r>
-      </w:hyperlink>
-    </w:p>
-    <w:p>
-      <w:pPr>
-        <w:pStyle w:val="ListBullet"/>
-        <w:spacing w:line="240" w:lineRule="auto"/>
-        <w:ind w:left="720"/>
-      </w:pPr>
-      <w:r>
-        <w:rPr>
-          <w:lang w:val="fr_FR" w:bidi="fr_FR"/>
-        </w:rPr>
-      </w:r>
-      <w:hyperlink r:id="rId37">
-        <w:r>
-          <w:rPr>
-            <w:lang w:val="fr_FR" w:bidi="fr_FR"/>
-          </w:rPr>
-          <w:rPr>
-            <w:color w:val="0000EE"/>
-            <w:u w:val="single"/>
-          </w:rPr>
-          <w:t>1 Chroniques 18.14</w:t>
-        </w:r>
-      </w:hyperlink>
-    </w:p>
-    <w:p>
-      <w:pPr>
-        <w:pStyle w:val="ListBullet"/>
-        <w:spacing w:line="240" w:lineRule="auto"/>
-        <w:ind w:left="720"/>
-      </w:pPr>
-      <w:r>
-        <w:rPr>
-          <w:lang w:val="fr_FR" w:bidi="fr_FR"/>
-        </w:rPr>
-      </w:r>
-      <w:hyperlink r:id="rId38">
-        <w:r>
-          <w:rPr>
-            <w:lang w:val="fr_FR" w:bidi="fr_FR"/>
-          </w:rPr>
-          <w:rPr>
-            <w:color w:val="0000EE"/>
-            <w:u w:val="single"/>
-          </w:rPr>
-          <w:t>Ésaïe 4.3–4</w:t>
-        </w:r>
-      </w:hyperlink>
-    </w:p>
-    <w:p>
-      <w:pPr>
-        <w:pStyle w:val="ListBullet"/>
-        <w:spacing w:line="240" w:lineRule="auto"/>
-        <w:ind w:left="720"/>
-      </w:pPr>
-      <w:r>
-        <w:rPr>
-          <w:lang w:val="fr_FR" w:bidi="fr_FR"/>
-        </w:rPr>
-      </w:r>
-      <w:hyperlink r:id="rId39">
-        <w:r>
-          <w:rPr>
-            <w:lang w:val="fr_FR" w:bidi="fr_FR"/>
-          </w:rPr>
-          <w:rPr>
-            <w:color w:val="0000EE"/>
-            <w:u w:val="single"/>
-          </w:rPr>
-          <w:t>Jérémie 22.3</w:t>
-        </w:r>
-      </w:hyperlink>
-    </w:p>
-    <w:p>
-      <w:pPr>
-        <w:pStyle w:val="ListBullet"/>
-        <w:spacing w:line="240" w:lineRule="auto"/>
-        <w:ind w:left="720"/>
-      </w:pPr>
-      <w:r>
-        <w:rPr>
-          <w:lang w:val="fr_FR" w:bidi="fr_FR"/>
-        </w:rPr>
-      </w:r>
-      <w:hyperlink r:id="rId40">
-        <w:r>
-          <w:rPr>
-            <w:lang w:val="fr_FR" w:bidi="fr_FR"/>
-          </w:rPr>
-          <w:rPr>
-            <w:color w:val="0000EE"/>
-            <w:u w:val="single"/>
-          </w:rPr>
-          <w:t>Ézéchiel 18.16–17</w:t>
-        </w:r>
-      </w:hyperlink>
-    </w:p>
-    <w:p>
-      <w:pPr>
-        <w:pStyle w:val="ListBullet"/>
-        <w:spacing w:line="240" w:lineRule="auto"/>
-        <w:ind w:left="720"/>
-      </w:pPr>
-      <w:r>
-        <w:rPr>
-          <w:lang w:val="fr_FR" w:bidi="fr_FR"/>
-        </w:rPr>
-      </w:r>
-      <w:hyperlink r:id="rId41">
-        <w:r>
-          <w:rPr>
-            <w:lang w:val="fr_FR" w:bidi="fr_FR"/>
-          </w:rPr>
-          <w:rPr>
-            <w:color w:val="0000EE"/>
-            <w:u w:val="single"/>
-          </w:rPr>
-          <w:t>Michée 3.8</w:t>
-        </w:r>
-      </w:hyperlink>
-    </w:p>
-    <w:p>
-      <w:pPr>
-        <w:pStyle w:val="ListBullet"/>
-        <w:spacing w:line="240" w:lineRule="auto"/>
-        <w:ind w:left="720"/>
-      </w:pPr>
-      <w:r>
-        <w:rPr>
-          <w:lang w:val="fr_FR" w:bidi="fr_FR"/>
-        </w:rPr>
-      </w:r>
-      <w:hyperlink r:id="rId42">
-        <w:r>
-          <w:rPr>
-            <w:lang w:val="fr_FR" w:bidi="fr_FR"/>
-          </w:rPr>
-          <w:rPr>
-            <w:color w:val="0000EE"/>
-            <w:u w:val="single"/>
-          </w:rPr>
-          <w:t>Matthieu 5.43–45</w:t>
-        </w:r>
-      </w:hyperlink>
-    </w:p>
-    <w:p>
-      <w:pPr>
-        <w:pStyle w:val="ListBullet"/>
-        <w:spacing w:line="240" w:lineRule="auto"/>
-        <w:ind w:left="720"/>
-      </w:pPr>
-      <w:r>
-        <w:rPr>
-          <w:lang w:val="fr_FR" w:bidi="fr_FR"/>
-        </w:rPr>
-      </w:r>
-      <w:hyperlink r:id="rId43">
-        <w:r>
-          <w:rPr>
-            <w:lang w:val="fr_FR" w:bidi="fr_FR"/>
-          </w:rPr>
-          <w:rPr>
-            <w:color w:val="0000EE"/>
-            <w:u w:val="single"/>
-          </w:rPr>
-          <w:t>Matthieu 11.19</w:t>
-        </w:r>
-      </w:hyperlink>
-    </w:p>
-    <w:p>
-      <w:pPr>
-        <w:pStyle w:val="ListBullet"/>
-        <w:spacing w:line="240" w:lineRule="auto"/>
-        <w:ind w:left="720"/>
-      </w:pPr>
-      <w:r>
-        <w:rPr>
-          <w:lang w:val="fr_FR" w:bidi="fr_FR"/>
-        </w:rPr>
-      </w:r>
-      <w:hyperlink r:id="rId44">
-        <w:r>
-          <w:rPr>
-            <w:lang w:val="fr_FR" w:bidi="fr_FR"/>
-          </w:rPr>
-          <w:rPr>
-            <w:color w:val="0000EE"/>
-            <w:u w:val="single"/>
-          </w:rPr>
-          <w:t>Matthieu 23.23–24</w:t>
-        </w:r>
-      </w:hyperlink>
-    </w:p>
-    <w:p>
-      <w:pPr>
-        <w:pStyle w:val="ListBullet"/>
-        <w:spacing w:line="240" w:lineRule="auto"/>
-        <w:ind w:left="720"/>
-      </w:pPr>
-      <w:r>
-        <w:rPr>
-          <w:lang w:val="fr_FR" w:bidi="fr_FR"/>
-        </w:rPr>
-      </w:r>
-      <w:hyperlink r:id="rId45">
-        <w:r>
-          <w:rPr>
-            <w:lang w:val="fr_FR" w:bidi="fr_FR"/>
-          </w:rPr>
-          <w:rPr>
-            <w:color w:val="0000EE"/>
-            <w:u w:val="single"/>
-          </w:rPr>
-          <w:t>Luc 18.3</w:t>
-        </w:r>
-      </w:hyperlink>
-    </w:p>
-    <w:p>
-      <w:pPr>
-        <w:pStyle w:val="ListBullet"/>
-        <w:spacing w:line="240" w:lineRule="auto"/>
-        <w:ind w:left="720"/>
-      </w:pPr>
-      <w:r>
-        <w:rPr>
-          <w:lang w:val="fr_FR" w:bidi="fr_FR"/>
-        </w:rPr>
-      </w:r>
-      <w:hyperlink r:id="rId46">
-        <w:r>
-          <w:rPr>
-            <w:lang w:val="fr_FR" w:bidi="fr_FR"/>
-          </w:rPr>
-          <w:rPr>
-            <w:color w:val="0000EE"/>
-            <w:u w:val="single"/>
-          </w:rPr>
-          <w:t>Luc 18.8</w:t>
-        </w:r>
-      </w:hyperlink>
-    </w:p>
-    <w:p>
-      <w:pPr>
-        <w:pStyle w:val="ListBullet"/>
-        <w:spacing w:line="240" w:lineRule="auto"/>
-        <w:ind w:left="720"/>
-      </w:pPr>
-      <w:r>
-        <w:rPr>
-          <w:lang w:val="fr_FR" w:bidi="fr_FR"/>
-        </w:rPr>
-      </w:r>
-      <w:hyperlink r:id="rId47">
-        <w:r>
-          <w:rPr>
-            <w:lang w:val="fr_FR" w:bidi="fr_FR"/>
-          </w:rPr>
-          <w:rPr>
-            <w:color w:val="0000EE"/>
-            <w:u w:val="single"/>
-          </w:rPr>
-          <w:t>Luc 18.13–14</w:t>
-        </w:r>
-      </w:hyperlink>
-    </w:p>
-    <w:p>
-      <w:pPr>
-        <w:pStyle w:val="ListBullet"/>
-        <w:spacing w:line="240" w:lineRule="auto"/>
-        <w:ind w:left="720"/>
-      </w:pPr>
-      <w:r>
-        <w:rPr>
-          <w:lang w:val="fr_FR" w:bidi="fr_FR"/>
-        </w:rPr>
-      </w:r>
-      <w:hyperlink r:id="rId48">
-        <w:r>
-          <w:rPr>
-            <w:lang w:val="fr_FR" w:bidi="fr_FR"/>
-          </w:rPr>
-          <w:rPr>
-            <w:color w:val="0000EE"/>
-            <w:u w:val="single"/>
-          </w:rPr>
-          <w:t>Luc 21.20–22</w:t>
-        </w:r>
-      </w:hyperlink>
-    </w:p>
-    <w:p>
-      <w:pPr>
-        <w:pStyle w:val="ListBullet"/>
-        <w:spacing w:line="240" w:lineRule="auto"/>
-        <w:ind w:left="720"/>
-      </w:pPr>
-      <w:r>
-        <w:rPr>
-          <w:lang w:val="fr_FR" w:bidi="fr_FR"/>
-        </w:rPr>
-      </w:r>
-      <w:hyperlink r:id="rId49">
-        <w:r>
-          <w:rPr>
-            <w:lang w:val="fr_FR" w:bidi="fr_FR"/>
-          </w:rPr>
-          <w:rPr>
-            <w:color w:val="0000EE"/>
-            <w:u w:val="single"/>
-          </w:rPr>
-          <w:t>Luc 23.41</w:t>
-        </w:r>
-      </w:hyperlink>
-    </w:p>
-    <w:p>
-      <w:pPr>
-        <w:pStyle w:val="ListBullet"/>
-        <w:spacing w:line="240" w:lineRule="auto"/>
-        <w:ind w:left="720"/>
-      </w:pPr>
-      <w:r>
-        <w:rPr>
-          <w:lang w:val="fr_FR" w:bidi="fr_FR"/>
-        </w:rPr>
-      </w:r>
-      <w:hyperlink r:id="rId50">
-        <w:r>
-          <w:rPr>
-            <w:lang w:val="fr_FR" w:bidi="fr_FR"/>
-          </w:rPr>
-          <w:rPr>
-            <w:color w:val="0000EE"/>
-            <w:u w:val="single"/>
-          </w:rPr>
-          <w:t>Actes 13.38–39</w:t>
-        </w:r>
-      </w:hyperlink>
-    </w:p>
-    <w:p>
-      <w:pPr>
-        <w:pStyle w:val="ListBullet"/>
-        <w:spacing w:line="240" w:lineRule="auto"/>
-        <w:ind w:left="720"/>
-      </w:pPr>
-      <w:r>
-        <w:rPr>
-          <w:lang w:val="fr_FR" w:bidi="fr_FR"/>
-        </w:rPr>
-      </w:r>
-      <w:hyperlink r:id="rId51">
-        <w:r>
-          <w:rPr>
-            <w:lang w:val="fr_FR" w:bidi="fr_FR"/>
-          </w:rPr>
-          <w:rPr>
-            <w:color w:val="0000EE"/>
-            <w:u w:val="single"/>
-          </w:rPr>
-          <w:t>Actes 28.4</w:t>
-        </w:r>
-      </w:hyperlink>
-    </w:p>
-    <w:p>
-      <w:pPr>
-        <w:pStyle w:val="ListBullet"/>
-        <w:spacing w:line="240" w:lineRule="auto"/>
-        <w:ind w:left="720"/>
-      </w:pPr>
-      <w:r>
-        <w:rPr>
-          <w:lang w:val="fr_FR" w:bidi="fr_FR"/>
-        </w:rPr>
-      </w:r>
-      <w:hyperlink r:id="rId52">
-        <w:r>
-          <w:rPr>
-            <w:lang w:val="fr_FR" w:bidi="fr_FR"/>
-          </w:rPr>
-          <w:rPr>
-            <w:color w:val="0000EE"/>
-            <w:u w:val="single"/>
-          </w:rPr>
-          <w:t>Romains 4.1–3</w:t>
-        </w:r>
-      </w:hyperlink>
-    </w:p>
-    <w:p>
-      <w:pPr>
-        <w:pStyle w:val="ListBullet"/>
-        <w:spacing w:line="240" w:lineRule="auto"/>
-        <w:ind w:left="720"/>
-      </w:pPr>
-      <w:r>
-        <w:rPr>
-          <w:lang w:val="fr_FR" w:bidi="fr_FR"/>
-        </w:rPr>
-      </w:r>
-      <w:hyperlink r:id="rId53">
-        <w:r>
-          <w:rPr>
-            <w:lang w:val="fr_FR" w:bidi="fr_FR"/>
-          </w:rPr>
-          <w:rPr>
-            <w:color w:val="0000EE"/>
-            <w:u w:val="single"/>
-          </w:rPr>
-          <w:t>Galates 3.6–9</w:t>
-        </w:r>
-      </w:hyperlink>
-    </w:p>
-    <w:p>
-      <w:pPr>
-        <w:pStyle w:val="ListBullet"/>
-        <w:spacing w:line="240" w:lineRule="auto"/>
-        <w:ind w:left="720"/>
-      </w:pPr>
-      <w:r>
-        <w:rPr>
-          <w:lang w:val="fr_FR" w:bidi="fr_FR"/>
-        </w:rPr>
-      </w:r>
-      <w:hyperlink r:id="rId54">
-        <w:r>
-          <w:rPr>
-            <w:lang w:val="fr_FR" w:bidi="fr_FR"/>
-          </w:rPr>
-          <w:rPr>
-            <w:color w:val="0000EE"/>
-            <w:u w:val="single"/>
-          </w:rPr>
-          <w:t>Galates 3.11</w:t>
-        </w:r>
-      </w:hyperlink>
-    </w:p>
-    <w:p>
-      <w:pPr>
-        <w:pStyle w:val="ListBullet"/>
-        <w:spacing w:line="240" w:lineRule="auto"/>
-        <w:ind w:left="720"/>
-      </w:pPr>
-      <w:r>
-        <w:rPr>
-          <w:lang w:val="fr_FR" w:bidi="fr_FR"/>
-        </w:rPr>
-      </w:r>
-      <w:hyperlink r:id="rId55">
-        <w:r>
-          <w:rPr>
-            <w:lang w:val="fr_FR" w:bidi="fr_FR"/>
-          </w:rPr>
-          <w:rPr>
-            <w:color w:val="0000EE"/>
-            <w:u w:val="single"/>
-          </w:rPr>
-          <w:t>Galates 5.3–4</w:t>
-        </w:r>
-      </w:hyperlink>
-    </w:p>
-    <w:p>
-      <w:pPr>
-        <w:pStyle w:val="ListBullet"/>
-        <w:spacing w:line="240" w:lineRule="auto"/>
-        <w:ind w:left="720"/>
-      </w:pPr>
-      <w:r>
-        <w:rPr>
-          <w:lang w:val="fr_FR" w:bidi="fr_FR"/>
-        </w:rPr>
-      </w:r>
-      <w:hyperlink r:id="rId56">
-        <w:r>
-          <w:rPr>
-            <w:lang w:val="fr_FR" w:bidi="fr_FR"/>
-          </w:rPr>
-          <w:rPr>
-            <w:color w:val="0000EE"/>
-            <w:u w:val="single"/>
-          </w:rPr>
-          <w:t>Tite 3.6–7</w:t>
-        </w:r>
-      </w:hyperlink>
-    </w:p>
-    <w:p>
-      <w:pPr>
-        <w:pStyle w:val="ListBullet"/>
-        <w:spacing w:line="240" w:lineRule="auto"/>
-        <w:ind w:left="720"/>
-      </w:pPr>
-      <w:r>
-        <w:rPr>
-          <w:lang w:val="fr_FR" w:bidi="fr_FR"/>
-        </w:rPr>
-      </w:r>
-      <w:hyperlink r:id="rId57">
-        <w:r>
-          <w:rPr>
-            <w:lang w:val="fr_FR" w:bidi="fr_FR"/>
-          </w:rPr>
-          <w:rPr>
-            <w:color w:val="0000EE"/>
-            <w:u w:val="single"/>
-          </w:rPr>
-          <w:t>Hébreux 6.10</w:t>
-        </w:r>
-      </w:hyperlink>
-    </w:p>
-    <w:p>
-      <w:pPr>
-        <w:pStyle w:val="ListBullet"/>
-        <w:spacing w:line="240" w:lineRule="auto"/>
-        <w:ind w:left="720"/>
-      </w:pPr>
-      <w:r>
-        <w:rPr>
-          <w:lang w:val="fr_FR" w:bidi="fr_FR"/>
-        </w:rPr>
-      </w:r>
-      <w:hyperlink r:id="rId58">
-        <w:r>
-          <w:rPr>
-            <w:lang w:val="fr_FR" w:bidi="fr_FR"/>
-          </w:rPr>
-          <w:rPr>
-            <w:color w:val="0000EE"/>
-            <w:u w:val="single"/>
-          </w:rPr>
-          <w:t>Jacques 2.24</w:t>
-        </w:r>
-      </w:hyperlink>
-    </w:p>
-    <w:p>
-      <w:pPr>
-        <w:pStyle w:val="ListBullet"/>
-        <w:spacing w:line="240" w:lineRule="auto"/>
-        <w:ind w:left="720"/>
-      </w:pPr>
-      <w:r>
-        <w:rPr>
-          <w:lang w:val="fr_FR" w:bidi="fr_FR"/>
-        </w:rPr>
-      </w:r>
-      <w:hyperlink r:id="rId59">
-        <w:r>
-          <w:rPr>
-            <w:lang w:val="fr_FR" w:bidi="fr_FR"/>
-          </w:rPr>
-          <w:rPr>
-            <w:color w:val="0000EE"/>
-            <w:u w:val="single"/>
-          </w:rPr>
-          <w:t>Révélation 15.3–4</w:t>
-        </w:r>
-      </w:hyperlink>
+      <w:r>
+        <w:rPr>
+          <w:lang w:val="fr_FR" w:bidi="fr_FR"/>
+        </w:rPr>
+        <w:t>Genèse 44.16</w:t>
+      </w:r>
+    </w:p>
+    <w:p>
+      <w:pPr>
+        <w:pStyle w:val="ListBullet"/>
+        <w:spacing w:line="240" w:lineRule="auto"/>
+        <w:ind w:left="720"/>
+      </w:pPr>
+      <w:r>
+        <w:rPr>
+          <w:lang w:val="fr_FR" w:bidi="fr_FR"/>
+        </w:rPr>
+      </w:r>
+      <w:r>
+        <w:rPr>
+          <w:lang w:val="fr_FR" w:bidi="fr_FR"/>
+        </w:rPr>
+        <w:t>1 Chroniques 18.14</w:t>
+      </w:r>
+    </w:p>
+    <w:p>
+      <w:pPr>
+        <w:pStyle w:val="ListBullet"/>
+        <w:spacing w:line="240" w:lineRule="auto"/>
+        <w:ind w:left="720"/>
+      </w:pPr>
+      <w:r>
+        <w:rPr>
+          <w:lang w:val="fr_FR" w:bidi="fr_FR"/>
+        </w:rPr>
+      </w:r>
+      <w:r>
+        <w:rPr>
+          <w:lang w:val="fr_FR" w:bidi="fr_FR"/>
+        </w:rPr>
+        <w:t>Ésaïe 4.3–4</w:t>
+      </w:r>
+    </w:p>
+    <w:p>
+      <w:pPr>
+        <w:pStyle w:val="ListBullet"/>
+        <w:spacing w:line="240" w:lineRule="auto"/>
+        <w:ind w:left="720"/>
+      </w:pPr>
+      <w:r>
+        <w:rPr>
+          <w:lang w:val="fr_FR" w:bidi="fr_FR"/>
+        </w:rPr>
+      </w:r>
+      <w:r>
+        <w:rPr>
+          <w:lang w:val="fr_FR" w:bidi="fr_FR"/>
+        </w:rPr>
+        <w:t>Jérémie 22.3</w:t>
+      </w:r>
+    </w:p>
+    <w:p>
+      <w:pPr>
+        <w:pStyle w:val="ListBullet"/>
+        <w:spacing w:line="240" w:lineRule="auto"/>
+        <w:ind w:left="720"/>
+      </w:pPr>
+      <w:r>
+        <w:rPr>
+          <w:lang w:val="fr_FR" w:bidi="fr_FR"/>
+        </w:rPr>
+      </w:r>
+      <w:r>
+        <w:rPr>
+          <w:lang w:val="fr_FR" w:bidi="fr_FR"/>
+        </w:rPr>
+        <w:t>Ézéchiel 18.16–17</w:t>
+      </w:r>
+    </w:p>
+    <w:p>
+      <w:pPr>
+        <w:pStyle w:val="ListBullet"/>
+        <w:spacing w:line="240" w:lineRule="auto"/>
+        <w:ind w:left="720"/>
+      </w:pPr>
+      <w:r>
+        <w:rPr>
+          <w:lang w:val="fr_FR" w:bidi="fr_FR"/>
+        </w:rPr>
+      </w:r>
+      <w:r>
+        <w:rPr>
+          <w:lang w:val="fr_FR" w:bidi="fr_FR"/>
+        </w:rPr>
+        <w:t>Michée 3.8</w:t>
+      </w:r>
+    </w:p>
+    <w:p>
+      <w:pPr>
+        <w:pStyle w:val="ListBullet"/>
+        <w:spacing w:line="240" w:lineRule="auto"/>
+        <w:ind w:left="720"/>
+      </w:pPr>
+      <w:r>
+        <w:rPr>
+          <w:lang w:val="fr_FR" w:bidi="fr_FR"/>
+        </w:rPr>
+      </w:r>
+      <w:r>
+        <w:rPr>
+          <w:lang w:val="fr_FR" w:bidi="fr_FR"/>
+        </w:rPr>
+        <w:t>Matthieu 5.43–45</w:t>
+      </w:r>
+    </w:p>
+    <w:p>
+      <w:pPr>
+        <w:pStyle w:val="ListBullet"/>
+        <w:spacing w:line="240" w:lineRule="auto"/>
+        <w:ind w:left="720"/>
+      </w:pPr>
+      <w:r>
+        <w:rPr>
+          <w:lang w:val="fr_FR" w:bidi="fr_FR"/>
+        </w:rPr>
+      </w:r>
+      <w:r>
+        <w:rPr>
+          <w:lang w:val="fr_FR" w:bidi="fr_FR"/>
+        </w:rPr>
+        <w:t>Matthieu 11.19</w:t>
+      </w:r>
+    </w:p>
+    <w:p>
+      <w:pPr>
+        <w:pStyle w:val="ListBullet"/>
+        <w:spacing w:line="240" w:lineRule="auto"/>
+        <w:ind w:left="720"/>
+      </w:pPr>
+      <w:r>
+        <w:rPr>
+          <w:lang w:val="fr_FR" w:bidi="fr_FR"/>
+        </w:rPr>
+      </w:r>
+      <w:r>
+        <w:rPr>
+          <w:lang w:val="fr_FR" w:bidi="fr_FR"/>
+        </w:rPr>
+        <w:t>Matthieu 23.23–24</w:t>
+      </w:r>
+    </w:p>
+    <w:p>
+      <w:pPr>
+        <w:pStyle w:val="ListBullet"/>
+        <w:spacing w:line="240" w:lineRule="auto"/>
+        <w:ind w:left="720"/>
+      </w:pPr>
+      <w:r>
+        <w:rPr>
+          <w:lang w:val="fr_FR" w:bidi="fr_FR"/>
+        </w:rPr>
+      </w:r>
+      <w:r>
+        <w:rPr>
+          <w:lang w:val="fr_FR" w:bidi="fr_FR"/>
+        </w:rPr>
+        <w:t>Luc 18.3</w:t>
+      </w:r>
+    </w:p>
+    <w:p>
+      <w:pPr>
+        <w:pStyle w:val="ListBullet"/>
+        <w:spacing w:line="240" w:lineRule="auto"/>
+        <w:ind w:left="720"/>
+      </w:pPr>
+      <w:r>
+        <w:rPr>
+          <w:lang w:val="fr_FR" w:bidi="fr_FR"/>
+        </w:rPr>
+      </w:r>
+      <w:r>
+        <w:rPr>
+          <w:lang w:val="fr_FR" w:bidi="fr_FR"/>
+        </w:rPr>
+        <w:t>Luc 18.8</w:t>
+      </w:r>
+    </w:p>
+    <w:p>
+      <w:pPr>
+        <w:pStyle w:val="ListBullet"/>
+        <w:spacing w:line="240" w:lineRule="auto"/>
+        <w:ind w:left="720"/>
+      </w:pPr>
+      <w:r>
+        <w:rPr>
+          <w:lang w:val="fr_FR" w:bidi="fr_FR"/>
+        </w:rPr>
+      </w:r>
+      <w:r>
+        <w:rPr>
+          <w:lang w:val="fr_FR" w:bidi="fr_FR"/>
+        </w:rPr>
+        <w:t>Luc 18.13–14</w:t>
+      </w:r>
+    </w:p>
+    <w:p>
+      <w:pPr>
+        <w:pStyle w:val="ListBullet"/>
+        <w:spacing w:line="240" w:lineRule="auto"/>
+        <w:ind w:left="720"/>
+      </w:pPr>
+      <w:r>
+        <w:rPr>
+          <w:lang w:val="fr_FR" w:bidi="fr_FR"/>
+        </w:rPr>
+      </w:r>
+      <w:r>
+        <w:rPr>
+          <w:lang w:val="fr_FR" w:bidi="fr_FR"/>
+        </w:rPr>
+        <w:t>Luc 21.20–22</w:t>
+      </w:r>
+    </w:p>
+    <w:p>
+      <w:pPr>
+        <w:pStyle w:val="ListBullet"/>
+        <w:spacing w:line="240" w:lineRule="auto"/>
+        <w:ind w:left="720"/>
+      </w:pPr>
+      <w:r>
+        <w:rPr>
+          <w:lang w:val="fr_FR" w:bidi="fr_FR"/>
+        </w:rPr>
+      </w:r>
+      <w:r>
+        <w:rPr>
+          <w:lang w:val="fr_FR" w:bidi="fr_FR"/>
+        </w:rPr>
+        <w:t>Luc 23.41</w:t>
+      </w:r>
+    </w:p>
+    <w:p>
+      <w:pPr>
+        <w:pStyle w:val="ListBullet"/>
+        <w:spacing w:line="240" w:lineRule="auto"/>
+        <w:ind w:left="720"/>
+      </w:pPr>
+      <w:r>
+        <w:rPr>
+          <w:lang w:val="fr_FR" w:bidi="fr_FR"/>
+        </w:rPr>
+      </w:r>
+      <w:r>
+        <w:rPr>
+          <w:lang w:val="fr_FR" w:bidi="fr_FR"/>
+        </w:rPr>
+        <w:t>Actes 13.38–39</w:t>
+      </w:r>
+    </w:p>
+    <w:p>
+      <w:pPr>
+        <w:pStyle w:val="ListBullet"/>
+        <w:spacing w:line="240" w:lineRule="auto"/>
+        <w:ind w:left="720"/>
+      </w:pPr>
+      <w:r>
+        <w:rPr>
+          <w:lang w:val="fr_FR" w:bidi="fr_FR"/>
+        </w:rPr>
+      </w:r>
+      <w:r>
+        <w:rPr>
+          <w:lang w:val="fr_FR" w:bidi="fr_FR"/>
+        </w:rPr>
+        <w:t>Actes 28.4</w:t>
+      </w:r>
+    </w:p>
+    <w:p>
+      <w:pPr>
+        <w:pStyle w:val="ListBullet"/>
+        <w:spacing w:line="240" w:lineRule="auto"/>
+        <w:ind w:left="720"/>
+      </w:pPr>
+      <w:r>
+        <w:rPr>
+          <w:lang w:val="fr_FR" w:bidi="fr_FR"/>
+        </w:rPr>
+      </w:r>
+      <w:r>
+        <w:rPr>
+          <w:lang w:val="fr_FR" w:bidi="fr_FR"/>
+        </w:rPr>
+        <w:t>Romains 4.1–3</w:t>
+      </w:r>
+    </w:p>
+    <w:p>
+      <w:pPr>
+        <w:pStyle w:val="ListBullet"/>
+        <w:spacing w:line="240" w:lineRule="auto"/>
+        <w:ind w:left="720"/>
+      </w:pPr>
+      <w:r>
+        <w:rPr>
+          <w:lang w:val="fr_FR" w:bidi="fr_FR"/>
+        </w:rPr>
+      </w:r>
+      <w:r>
+        <w:rPr>
+          <w:lang w:val="fr_FR" w:bidi="fr_FR"/>
+        </w:rPr>
+        <w:t>Galates 3.6–9</w:t>
+      </w:r>
+    </w:p>
+    <w:p>
+      <w:pPr>
+        <w:pStyle w:val="ListBullet"/>
+        <w:spacing w:line="240" w:lineRule="auto"/>
+        <w:ind w:left="720"/>
+      </w:pPr>
+      <w:r>
+        <w:rPr>
+          <w:lang w:val="fr_FR" w:bidi="fr_FR"/>
+        </w:rPr>
+      </w:r>
+      <w:r>
+        <w:rPr>
+          <w:lang w:val="fr_FR" w:bidi="fr_FR"/>
+        </w:rPr>
+        <w:t>Galates 3.11</w:t>
+      </w:r>
+    </w:p>
+    <w:p>
+      <w:pPr>
+        <w:pStyle w:val="ListBullet"/>
+        <w:spacing w:line="240" w:lineRule="auto"/>
+        <w:ind w:left="720"/>
+      </w:pPr>
+      <w:r>
+        <w:rPr>
+          <w:lang w:val="fr_FR" w:bidi="fr_FR"/>
+        </w:rPr>
+      </w:r>
+      <w:r>
+        <w:rPr>
+          <w:lang w:val="fr_FR" w:bidi="fr_FR"/>
+        </w:rPr>
+        <w:t>Galates 5.3–4</w:t>
+      </w:r>
+    </w:p>
+    <w:p>
+      <w:pPr>
+        <w:pStyle w:val="ListBullet"/>
+        <w:spacing w:line="240" w:lineRule="auto"/>
+        <w:ind w:left="720"/>
+      </w:pPr>
+      <w:r>
+        <w:rPr>
+          <w:lang w:val="fr_FR" w:bidi="fr_FR"/>
+        </w:rPr>
+      </w:r>
+      <w:r>
+        <w:rPr>
+          <w:lang w:val="fr_FR" w:bidi="fr_FR"/>
+        </w:rPr>
+        <w:t>Tite 3.6–7</w:t>
+      </w:r>
+    </w:p>
+    <w:p>
+      <w:pPr>
+        <w:pStyle w:val="ListBullet"/>
+        <w:spacing w:line="240" w:lineRule="auto"/>
+        <w:ind w:left="720"/>
+      </w:pPr>
+      <w:r>
+        <w:rPr>
+          <w:lang w:val="fr_FR" w:bidi="fr_FR"/>
+        </w:rPr>
+      </w:r>
+      <w:r>
+        <w:rPr>
+          <w:lang w:val="fr_FR" w:bidi="fr_FR"/>
+        </w:rPr>
+        <w:t>Hébreux 6.10</w:t>
+      </w:r>
+    </w:p>
+    <w:p>
+      <w:pPr>
+        <w:pStyle w:val="ListBullet"/>
+        <w:spacing w:line="240" w:lineRule="auto"/>
+        <w:ind w:left="720"/>
+      </w:pPr>
+      <w:r>
+        <w:rPr>
+          <w:lang w:val="fr_FR" w:bidi="fr_FR"/>
+        </w:rPr>
+      </w:r>
+      <w:r>
+        <w:rPr>
+          <w:lang w:val="fr_FR" w:bidi="fr_FR"/>
+        </w:rPr>
+        <w:t>Jacques 2.24</w:t>
+      </w:r>
+    </w:p>
+    <w:p>
+      <w:pPr>
+        <w:pStyle w:val="ListBullet"/>
+        <w:spacing w:line="240" w:lineRule="auto"/>
+        <w:ind w:left="720"/>
+      </w:pPr>
+      <w:r>
+        <w:rPr>
+          <w:lang w:val="fr_FR" w:bidi="fr_FR"/>
+        </w:rPr>
+      </w:r>
+      <w:r>
+        <w:rPr>
+          <w:lang w:val="fr_FR" w:bidi="fr_FR"/>
+        </w:rPr>
+        <w:t>Révélation 15.3–4</w:t>
+      </w:r>
     </w:p>
     <w:p>
       <w:pPr>

--- a/fra/docx/012.content.docx
+++ b/fra/docx/012.content.docx
@@ -6207,13 +6207,407 @@
         <w:rPr>
           <w:lang w:val="fr_FR" w:bidi="fr_FR"/>
         </w:rPr>
-        <w:t xml:space="preserve">Voir aussi : </w:t>
-      </w:r>
-      <w:r>
-        <w:rPr>
-          <w:lang w:val="fr_FR" w:bidi="fr_FR"/>
-        </w:rPr>
-        <w:t>désobéissance</w:t>
+        <w:t xml:space="preserve">Voir aussi : désobéissance, </w:t>
+      </w:r>
+      <w:r>
+        <w:rPr>
+          <w:lang w:val="fr_FR" w:bidi="fr_FR"/>
+        </w:rPr>
+        <w:t>Ninive</w:t>
+      </w:r>
+      <w:r>
+        <w:rPr>
+          <w:lang w:val="fr_FR" w:bidi="fr_FR"/>
+        </w:rPr>
+        <w:t>, repentance</w:t>
+      </w:r>
+    </w:p>
+    <w:p>
+      <w:pPr>
+        <w:pStyle w:val="Heading3"/>
+      </w:pPr>
+      <w:r>
+        <w:rPr>
+          <w:lang w:val="fr_FR" w:bidi="fr_FR"/>
+        </w:rPr>
+        <w:t>Passages bibliques</w:t>
+      </w:r>
+    </w:p>
+    <w:p>
+      <w:pPr>
+        <w:pStyle w:val="ListBullet"/>
+        <w:spacing w:line="240" w:lineRule="auto"/>
+        <w:ind w:left="720"/>
+      </w:pPr>
+      <w:r>
+        <w:rPr>
+          <w:lang w:val="fr_FR" w:bidi="fr_FR"/>
+        </w:rPr>
+      </w:r>
+      <w:r>
+        <w:rPr>
+          <w:lang w:val="fr_FR" w:bidi="fr_FR"/>
+        </w:rPr>
+        <w:t>Jonas 1.3</w:t>
+      </w:r>
+    </w:p>
+    <w:p>
+      <w:pPr>
+        <w:pStyle w:val="ListBullet"/>
+        <w:spacing w:line="240" w:lineRule="auto"/>
+        <w:ind w:left="720"/>
+      </w:pPr>
+      <w:r>
+        <w:rPr>
+          <w:lang w:val="fr_FR" w:bidi="fr_FR"/>
+        </w:rPr>
+      </w:r>
+      <w:r>
+        <w:rPr>
+          <w:lang w:val="fr_FR" w:bidi="fr_FR"/>
+        </w:rPr>
+        <w:t>Luc 11.30</w:t>
+      </w:r>
+    </w:p>
+    <w:p>
+      <w:pPr>
+        <w:pStyle w:val="ListBullet"/>
+        <w:spacing w:line="240" w:lineRule="auto"/>
+        <w:ind w:left="720"/>
+      </w:pPr>
+      <w:r>
+        <w:rPr>
+          <w:lang w:val="fr_FR" w:bidi="fr_FR"/>
+        </w:rPr>
+      </w:r>
+      <w:r>
+        <w:rPr>
+          <w:lang w:val="fr_FR" w:bidi="fr_FR"/>
+        </w:rPr>
+        <w:t>Matthieu 12.39</w:t>
+      </w:r>
+    </w:p>
+    <w:p>
+      <w:pPr>
+        <w:pStyle w:val="ListBullet"/>
+        <w:spacing w:line="240" w:lineRule="auto"/>
+        <w:ind w:left="720"/>
+      </w:pPr>
+      <w:r>
+        <w:rPr>
+          <w:lang w:val="fr_FR" w:bidi="fr_FR"/>
+        </w:rPr>
+      </w:r>
+      <w:r>
+        <w:rPr>
+          <w:lang w:val="fr_FR" w:bidi="fr_FR"/>
+        </w:rPr>
+        <w:t>Matthieu 16.4</w:t>
+      </w:r>
+    </w:p>
+    <w:p>
+      <w:pPr>
+        <w:pStyle w:val="Heading3"/>
+      </w:pPr>
+      <w:r>
+        <w:rPr>
+          <w:lang w:val="fr_FR" w:bidi="fr_FR"/>
+        </w:rPr>
+        <w:t>Données sur le mot</w:t>
+      </w:r>
+    </w:p>
+    <w:p>
+      <w:pPr>
+        <w:pStyle w:val="ListBullet"/>
+        <w:spacing w:line="240" w:lineRule="auto"/>
+        <w:ind w:left="720"/>
+      </w:pPr>
+      <w:r>
+        <w:rPr>
+          <w:lang w:val="fr_FR" w:bidi="fr_FR"/>
+        </w:rPr>
+      </w:r>
+      <w:r>
+        <w:rPr>
+          <w:lang w:val="fr_FR" w:bidi="fr_FR"/>
+        </w:rPr>
+        <w:t>Numéro Strong : H3124, G24950</w:t>
+      </w:r>
+      <w:r>
+        <w:rPr>
+          <w:lang w:val="fr_FR" w:bidi="fr_FR"/>
+        </w:rPr>
+      </w:r>
+      <w:r>
+        <w:rPr>
+          <w:lang w:val="fr_FR" w:bidi="fr_FR"/>
+        </w:rPr>
+      </w:r>
+    </w:p>
+    <w:p>
+      <w:pPr/>
+      <w:r>
+        <w:rPr>
+          <w:lang w:val="fr_FR" w:bidi="fr_FR"/>
+        </w:rPr>
+      </w:r>
+    </w:p>
+    <w:p>
+      <w:pPr>
+        <w:pStyle w:val="Heading2"/>
+      </w:pPr>
+      <w:r>
+        <w:rPr>
+          <w:lang w:val="fr_FR" w:bidi="fr_FR"/>
+        </w:rPr>
+        <w:t>Jonathan</w:t>
+      </w:r>
+      <w:r>
+        <w:rPr>
+          <w:lang w:val="fr_FR" w:bidi="fr_FR"/>
+        </w:rPr>
+      </w:r>
+    </w:p>
+    <w:p>
+      <w:pPr>
+        <w:pStyle w:val="Heading3"/>
+      </w:pPr>
+      <w:r>
+        <w:rPr>
+          <w:lang w:val="fr_FR" w:bidi="fr_FR"/>
+        </w:rPr>
+        <w:t>Définition :</w:t>
+      </w:r>
+    </w:p>
+    <w:p>
+      <w:pPr/>
+      <w:r>
+        <w:rPr>
+          <w:lang w:val="fr_FR" w:bidi="fr_FR"/>
+        </w:rPr>
+      </w:r>
+      <w:r>
+        <w:rPr>
+          <w:lang w:val="fr_FR" w:bidi="fr_FR"/>
+        </w:rPr>
+        <w:t>"Le nom «Jonathan» se retrouve à plusieurs reprises dans l'Ancien Testament* Cela signifie, "Yahvé a donné*"</w:t>
+      </w:r>
+    </w:p>
+    <w:p>
+      <w:pPr>
+        <w:pStyle w:val="ListBullet"/>
+        <w:spacing w:line="240" w:lineRule="auto"/>
+        <w:ind w:left="720"/>
+      </w:pPr>
+      <w:r>
+        <w:rPr>
+          <w:lang w:val="fr_FR" w:bidi="fr_FR"/>
+        </w:rPr>
+      </w:r>
+      <w:r>
+        <w:rPr>
+          <w:lang w:val="fr_FR" w:bidi="fr_FR"/>
+        </w:rPr>
+        <w:t>L'homme le plus connu du nom de Jonathan était le fils aîné du roi Saül* Il était le meilleur ami de David.</w:t>
+      </w:r>
+    </w:p>
+    <w:p>
+      <w:pPr>
+        <w:pStyle w:val="ListBullet"/>
+        <w:spacing w:line="240" w:lineRule="auto"/>
+        <w:ind w:left="720"/>
+      </w:pPr>
+      <w:r>
+        <w:rPr>
+          <w:lang w:val="fr_FR" w:bidi="fr_FR"/>
+        </w:rPr>
+      </w:r>
+      <w:r>
+        <w:rPr>
+          <w:lang w:val="fr_FR" w:bidi="fr_FR"/>
+        </w:rPr>
+        <w:t>Autres Jonathan mentionnés dans l'Ancien Testament comprennent: un petit-fils de Moïse; un neveu du roi David; un fils d'Abiathar le prêtre, qui a servi David; un secrétaire dans la maison duquel le prophète Jérémie a été emprisonné; Et il reste d'autres encore**"</w:t>
+      </w:r>
+    </w:p>
+    <w:p>
+      <w:pPr/>
+      <w:r>
+        <w:rPr>
+          <w:lang w:val="fr_FR" w:bidi="fr_FR"/>
+        </w:rPr>
+      </w:r>
+      <w:r>
+        <w:rPr>
+          <w:lang w:val="fr_FR" w:bidi="fr_FR"/>
+        </w:rPr>
+        <w:t>(Voir aussi : How to Translate Names)</w:t>
+      </w:r>
+    </w:p>
+    <w:p>
+      <w:pPr/>
+      <w:r>
+        <w:rPr>
+          <w:lang w:val="fr_FR" w:bidi="fr_FR"/>
+        </w:rPr>
+      </w:r>
+      <w:r>
+        <w:rPr>
+          <w:lang w:val="fr_FR" w:bidi="fr_FR"/>
+        </w:rPr>
+        <w:t>(Voir aussi : (../names/abiathar.md), (../names/david.md), (../names/moses.md), (../names/jeremiah.md), (../kt/priest.md), (../names/saul.md), (../kt/scribe.md))</w:t>
+      </w:r>
+      <w:r>
+        <w:rPr>
+          <w:lang w:val="fr_FR" w:bidi="fr_FR"/>
+        </w:rPr>
+      </w:r>
+      <w:r>
+        <w:rPr>
+          <w:lang w:val="fr_FR" w:bidi="fr_FR"/>
+        </w:rPr>
+      </w:r>
+    </w:p>
+    <w:p>
+      <w:pPr/>
+      <w:r>
+        <w:rPr>
+          <w:lang w:val="fr_FR" w:bidi="fr_FR"/>
+        </w:rPr>
+      </w:r>
+    </w:p>
+    <w:p>
+      <w:pPr>
+        <w:pStyle w:val="Heading2"/>
+      </w:pPr>
+      <w:r>
+        <w:rPr>
+          <w:lang w:val="fr_FR" w:bidi="fr_FR"/>
+        </w:rPr>
+        <w:t>Joppé (Japho)</w:t>
+      </w:r>
+      <w:r>
+        <w:rPr>
+          <w:lang w:val="fr_FR" w:bidi="fr_FR"/>
+        </w:rPr>
+      </w:r>
+    </w:p>
+    <w:p>
+      <w:pPr>
+        <w:pStyle w:val="Heading3"/>
+      </w:pPr>
+      <w:r>
+        <w:rPr>
+          <w:lang w:val="fr_FR" w:bidi="fr_FR"/>
+        </w:rPr>
+        <w:t>Définition</w:t>
+      </w:r>
+    </w:p>
+    <w:p>
+      <w:pPr/>
+      <w:r>
+        <w:rPr>
+          <w:lang w:val="fr_FR" w:bidi="fr_FR"/>
+        </w:rPr>
+      </w:r>
+      <w:r>
+        <w:rPr>
+          <w:lang w:val="fr_FR" w:bidi="fr_FR"/>
+        </w:rPr>
+        <w:t>Joppé est une ville portuaire. Dans la LSG, le nom de la ville est Japho dans l'Ancien Testament et Joppé dans le Nouveau Testament. Elle est parfois aussi appelée Jaffa ou Jophé. À l'époque biblique, cette ville est un port commercial important sur la côte méditerranéenne, au sud de la plaine de Saron et à environ une soixantaine de kilomètres au nord-ouest de Jérusalem.</w:t>
+      </w:r>
+    </w:p>
+    <w:p>
+      <w:pPr>
+        <w:pStyle w:val="ListBullet"/>
+        <w:spacing w:line="240" w:lineRule="auto"/>
+        <w:ind w:left="720"/>
+      </w:pPr>
+      <w:r>
+        <w:rPr>
+          <w:lang w:val="fr_FR" w:bidi="fr_FR"/>
+        </w:rPr>
+      </w:r>
+      <w:r>
+        <w:rPr>
+          <w:lang w:val="fr_FR" w:bidi="fr_FR"/>
+        </w:rPr>
+        <w:t>Le site antique de Joppé correspond à la ville actuelle de Jaffa, qui fait maintenant partie de la ville de Tel-Aviv.</w:t>
+      </w:r>
+    </w:p>
+    <w:p>
+      <w:pPr>
+        <w:pStyle w:val="ListBullet"/>
+        <w:spacing w:line="240" w:lineRule="auto"/>
+        <w:ind w:left="720"/>
+      </w:pPr>
+      <w:r>
+        <w:rPr>
+          <w:lang w:val="fr_FR" w:bidi="fr_FR"/>
+        </w:rPr>
+      </w:r>
+      <w:r>
+        <w:rPr>
+          <w:lang w:val="fr_FR" w:bidi="fr_FR"/>
+        </w:rPr>
+        <w:t>Dans l'Ancien Testament, Joppé ou Japho est la ville où Jonas s'embarque à bord d'un navire partant pour Tarsis.</w:t>
+      </w:r>
+    </w:p>
+    <w:p>
+      <w:pPr>
+        <w:pStyle w:val="ListBullet"/>
+        <w:spacing w:line="240" w:lineRule="auto"/>
+        <w:ind w:left="720"/>
+      </w:pPr>
+      <w:r>
+        <w:rPr>
+          <w:lang w:val="fr_FR" w:bidi="fr_FR"/>
+        </w:rPr>
+      </w:r>
+      <w:r>
+        <w:rPr>
+          <w:lang w:val="fr_FR" w:bidi="fr_FR"/>
+        </w:rPr>
+        <w:t>Dans le Nouveau Testament, Joppé est le lieu où Pierre ramène à la vie une chrétienne nommée Tabitha.</w:t>
+      </w:r>
+    </w:p>
+    <w:p>
+      <w:pPr/>
+      <w:r>
+        <w:rPr>
+          <w:lang w:val="fr_FR" w:bidi="fr_FR"/>
+        </w:rPr>
+      </w:r>
+      <w:r>
+        <w:rPr>
+          <w:lang w:val="fr_FR" w:bidi="fr_FR"/>
+        </w:rPr>
+        <w:t xml:space="preserve">Voir : </w:t>
+      </w:r>
+      <w:r>
+        <w:rPr>
+          <w:lang w:val="fr_FR" w:bidi="fr_FR"/>
+        </w:rPr>
+        <w:t>Comment traduire les noms</w:t>
+      </w:r>
+    </w:p>
+    <w:p>
+      <w:pPr/>
+      <w:r>
+        <w:rPr>
+          <w:lang w:val="fr_FR" w:bidi="fr_FR"/>
+        </w:rPr>
+      </w:r>
+      <w:r>
+        <w:rPr>
+          <w:lang w:val="fr_FR" w:bidi="fr_FR"/>
+        </w:rPr>
+        <w:t xml:space="preserve">Voir aussi : mer, </w:t>
+      </w:r>
+      <w:r>
+        <w:rPr>
+          <w:lang w:val="fr_FR" w:bidi="fr_FR"/>
+        </w:rPr>
+        <w:t>Jérusalem</w:t>
       </w:r>
       <w:r>
         <w:rPr>
@@ -6225,7 +6619,7 @@
         <w:rPr>
           <w:lang w:val="fr_FR" w:bidi="fr_FR"/>
         </w:rPr>
-        <w:t>Ninive</w:t>
+        <w:t>Saron</w:t>
       </w:r>
       <w:r>
         <w:rPr>
@@ -6237,7 +6631,7 @@
         <w:rPr>
           <w:lang w:val="fr_FR" w:bidi="fr_FR"/>
         </w:rPr>
-        <w:t>repentance</w:t>
+        <w:t>Tarsis</w:t>
       </w:r>
     </w:p>
     <w:p>
@@ -6266,65 +6660,83 @@
         <w:rPr>
           <w:lang w:val="fr_FR" w:bidi="fr_FR"/>
         </w:rPr>
+        <w:t>Actes 9.37</w:t>
+      </w:r>
+    </w:p>
+    <w:p>
+      <w:pPr>
+        <w:pStyle w:val="ListBullet"/>
+        <w:spacing w:line="240" w:lineRule="auto"/>
+        <w:ind w:left="720"/>
+      </w:pPr>
+      <w:r>
+        <w:rPr>
+          <w:lang w:val="fr_FR" w:bidi="fr_FR"/>
+        </w:rPr>
+      </w:r>
+      <w:r>
+        <w:rPr>
+          <w:lang w:val="fr_FR" w:bidi="fr_FR"/>
+        </w:rPr>
+        <w:t>Actes 10.8</w:t>
+      </w:r>
+    </w:p>
+    <w:p>
+      <w:pPr>
+        <w:pStyle w:val="ListBullet"/>
+        <w:spacing w:line="240" w:lineRule="auto"/>
+        <w:ind w:left="720"/>
+      </w:pPr>
+      <w:r>
+        <w:rPr>
+          <w:lang w:val="fr_FR" w:bidi="fr_FR"/>
+        </w:rPr>
+      </w:r>
+      <w:r>
+        <w:rPr>
+          <w:lang w:val="fr_FR" w:bidi="fr_FR"/>
+        </w:rPr>
+        <w:t>Actes 11.4–6</w:t>
+      </w:r>
+    </w:p>
+    <w:p>
+      <w:pPr>
+        <w:pStyle w:val="ListBullet"/>
+        <w:spacing w:line="240" w:lineRule="auto"/>
+        <w:ind w:left="720"/>
+      </w:pPr>
+      <w:r>
+        <w:rPr>
+          <w:lang w:val="fr_FR" w:bidi="fr_FR"/>
+        </w:rPr>
+      </w:r>
+      <w:r>
+        <w:rPr>
+          <w:lang w:val="fr_FR" w:bidi="fr_FR"/>
+        </w:rPr>
+        <w:t>Actes 11.11</w:t>
+      </w:r>
+    </w:p>
+    <w:p>
+      <w:pPr>
+        <w:pStyle w:val="ListBullet"/>
+        <w:spacing w:line="240" w:lineRule="auto"/>
+        <w:ind w:left="720"/>
+      </w:pPr>
+      <w:r>
+        <w:rPr>
+          <w:lang w:val="fr_FR" w:bidi="fr_FR"/>
+        </w:rPr>
+      </w:r>
+      <w:r>
+        <w:rPr>
+          <w:lang w:val="fr_FR" w:bidi="fr_FR"/>
+        </w:rPr>
         <w:t>Jonas 1.3</w:t>
       </w:r>
     </w:p>
     <w:p>
       <w:pPr>
-        <w:pStyle w:val="ListBullet"/>
-        <w:spacing w:line="240" w:lineRule="auto"/>
-        <w:ind w:left="720"/>
-      </w:pPr>
-      <w:r>
-        <w:rPr>
-          <w:lang w:val="fr_FR" w:bidi="fr_FR"/>
-        </w:rPr>
-      </w:r>
-      <w:r>
-        <w:rPr>
-          <w:lang w:val="fr_FR" w:bidi="fr_FR"/>
-        </w:rPr>
-        <w:t>Luc 11.30</w:t>
-      </w:r>
-    </w:p>
-    <w:p>
-      <w:pPr>
-        <w:pStyle w:val="ListBullet"/>
-        <w:spacing w:line="240" w:lineRule="auto"/>
-        <w:ind w:left="720"/>
-      </w:pPr>
-      <w:r>
-        <w:rPr>
-          <w:lang w:val="fr_FR" w:bidi="fr_FR"/>
-        </w:rPr>
-      </w:r>
-      <w:r>
-        <w:rPr>
-          <w:lang w:val="fr_FR" w:bidi="fr_FR"/>
-        </w:rPr>
-        <w:t>Matthieu 12.39</w:t>
-      </w:r>
-    </w:p>
-    <w:p>
-      <w:pPr>
-        <w:pStyle w:val="ListBullet"/>
-        <w:spacing w:line="240" w:lineRule="auto"/>
-        <w:ind w:left="720"/>
-      </w:pPr>
-      <w:r>
-        <w:rPr>
-          <w:lang w:val="fr_FR" w:bidi="fr_FR"/>
-        </w:rPr>
-      </w:r>
-      <w:r>
-        <w:rPr>
-          <w:lang w:val="fr_FR" w:bidi="fr_FR"/>
-        </w:rPr>
-        <w:t>Matthieu 16.4</w:t>
-      </w:r>
-    </w:p>
-    <w:p>
-      <w:pPr>
         <w:pStyle w:val="Heading3"/>
       </w:pPr>
       <w:r>
@@ -6349,7 +6761,7 @@
         <w:rPr>
           <w:lang w:val="fr_FR" w:bidi="fr_FR"/>
         </w:rPr>
-        <w:t>Numéro Strong : H3124, G24950</w:t>
+        <w:t>Numéros Strong : H3305, G24450</w:t>
       </w:r>
       <w:r>
         <w:rPr>
@@ -6378,7 +6790,7 @@
         <w:rPr>
           <w:lang w:val="fr_FR" w:bidi="fr_FR"/>
         </w:rPr>
-        <w:t>Jonathan</w:t>
+        <w:t>Joram</w:t>
       </w:r>
       <w:r>
         <w:rPr>
@@ -6408,71 +6820,71 @@
         <w:rPr>
           <w:lang w:val="fr_FR" w:bidi="fr_FR"/>
         </w:rPr>
-        <w:t>"Le nom «Jonathan» se retrouve à plusieurs reprises dans l'Ancien Testament* Cela signifie, "Yahvé a donné*"</w:t>
-      </w:r>
-    </w:p>
-    <w:p>
-      <w:pPr>
-        <w:pStyle w:val="ListBullet"/>
-        <w:spacing w:line="240" w:lineRule="auto"/>
-        <w:ind w:left="720"/>
-      </w:pPr>
-      <w:r>
-        <w:rPr>
-          <w:lang w:val="fr_FR" w:bidi="fr_FR"/>
-        </w:rPr>
-      </w:r>
-      <w:r>
-        <w:rPr>
-          <w:lang w:val="fr_FR" w:bidi="fr_FR"/>
-        </w:rPr>
-        <w:t>L'homme le plus connu du nom de Jonathan était le fils aîné du roi Saül* Il était le meilleur ami de David.</w:t>
-      </w:r>
-    </w:p>
-    <w:p>
-      <w:pPr>
-        <w:pStyle w:val="ListBullet"/>
-        <w:spacing w:line="240" w:lineRule="auto"/>
-        <w:ind w:left="720"/>
-      </w:pPr>
-      <w:r>
-        <w:rPr>
-          <w:lang w:val="fr_FR" w:bidi="fr_FR"/>
-        </w:rPr>
-      </w:r>
-      <w:r>
-        <w:rPr>
-          <w:lang w:val="fr_FR" w:bidi="fr_FR"/>
-        </w:rPr>
-        <w:t>Autres Jonathan mentionnés dans l'Ancien Testament comprennent: un petit-fils de Moïse; un neveu du roi David; un fils d'Abiathar le prêtre, qui a servi David; un secrétaire dans la maison duquel le prophète Jérémie a été emprisonné; Et il reste d'autres encore**"</w:t>
-      </w:r>
-    </w:p>
-    <w:p>
-      <w:pPr/>
-      <w:r>
-        <w:rPr>
-          <w:lang w:val="fr_FR" w:bidi="fr_FR"/>
-        </w:rPr>
-      </w:r>
-      <w:r>
-        <w:rPr>
-          <w:lang w:val="fr_FR" w:bidi="fr_FR"/>
-        </w:rPr>
-        <w:t>(Voir aussi : How to Translate Names)</w:t>
-      </w:r>
-    </w:p>
-    <w:p>
-      <w:pPr/>
-      <w:r>
-        <w:rPr>
-          <w:lang w:val="fr_FR" w:bidi="fr_FR"/>
-        </w:rPr>
-      </w:r>
-      <w:r>
-        <w:rPr>
-          <w:lang w:val="fr_FR" w:bidi="fr_FR"/>
-        </w:rPr>
-        <w:t>(Voir aussi : (../names/abiathar.md), (../names/david.md), (../names/moses.md), (../names/jeremiah.md), (../kt/priest.md), (../names/saul.md), (../kt/scribe.md))</w:t>
+        <w:t>"Joram était le nom de deux rois différents dans l'Ancien Testament.</w:t>
+      </w:r>
+    </w:p>
+    <w:p>
+      <w:pPr>
+        <w:pStyle w:val="ListBullet"/>
+        <w:spacing w:line="240" w:lineRule="auto"/>
+        <w:ind w:left="720"/>
+      </w:pPr>
+      <w:r>
+        <w:rPr>
+          <w:lang w:val="fr_FR" w:bidi="fr_FR"/>
+        </w:rPr>
+      </w:r>
+      <w:r>
+        <w:rPr>
+          <w:lang w:val="fr_FR" w:bidi="fr_FR"/>
+        </w:rPr>
+        <w:t>L'un était le fils de Josaphat et devint roi de Juda.</w:t>
+      </w:r>
+    </w:p>
+    <w:p>
+      <w:pPr>
+        <w:pStyle w:val="ListBullet"/>
+        <w:spacing w:line="240" w:lineRule="auto"/>
+        <w:ind w:left="720"/>
+      </w:pPr>
+      <w:r>
+        <w:rPr>
+          <w:lang w:val="fr_FR" w:bidi="fr_FR"/>
+        </w:rPr>
+      </w:r>
+      <w:r>
+        <w:rPr>
+          <w:lang w:val="fr_FR" w:bidi="fr_FR"/>
+        </w:rPr>
+        <w:t>L'autre Joram était le fils d'Achab et fut roi sur Israël* Ce roi était aussi connu comme "Joram*"</w:t>
+      </w:r>
+    </w:p>
+    <w:p>
+      <w:pPr/>
+      <w:r>
+        <w:rPr>
+          <w:lang w:val="fr_FR" w:bidi="fr_FR"/>
+        </w:rPr>
+      </w:r>
+      <w:r>
+        <w:rPr>
+          <w:lang w:val="fr_FR" w:bidi="fr_FR"/>
+        </w:rPr>
+        <w:t>(Voir aussi : (rc://fr/ta/man/translate/translate-names))</w:t>
+      </w:r>
+    </w:p>
+    <w:p>
+      <w:pPr/>
+      <w:r>
+        <w:rPr>
+          <w:lang w:val="fr_FR" w:bidi="fr_FR"/>
+        </w:rPr>
+      </w:r>
+      <w:r>
+        <w:rPr>
+          <w:lang w:val="fr_FR" w:bidi="fr_FR"/>
+        </w:rPr>
+        <w:t>(Voir aussi : (../names/ahab.md), (../names/jehoshaphat.md), (../names/joram.md), (../names/judah.md), (../names/kingdomofisrael.md), (../names/obadiah.md))</w:t>
       </w:r>
       <w:r>
         <w:rPr>
@@ -6501,7 +6913,7 @@
         <w:rPr>
           <w:lang w:val="fr_FR" w:bidi="fr_FR"/>
         </w:rPr>
-        <w:t>Joppé (Japho)</w:t>
+        <w:t>Joram</w:t>
       </w:r>
       <w:r>
         <w:rPr>
@@ -6517,115 +6929,2840 @@
         <w:rPr>
           <w:lang w:val="fr_FR" w:bidi="fr_FR"/>
         </w:rPr>
-        <w:t>Définition</w:t>
-      </w:r>
-    </w:p>
-    <w:p>
-      <w:pPr/>
-      <w:r>
-        <w:rPr>
-          <w:lang w:val="fr_FR" w:bidi="fr_FR"/>
-        </w:rPr>
-      </w:r>
-      <w:r>
-        <w:rPr>
-          <w:lang w:val="fr_FR" w:bidi="fr_FR"/>
-        </w:rPr>
-        <w:t>Joppé est une ville portuaire. Dans la LSG, le nom de la ville est Japho dans l'Ancien Testament et Joppé dans le Nouveau Testament. Elle est parfois aussi appelée Jaffa ou Jophé. À l'époque biblique, cette ville est un port commercial important sur la côte méditerranéenne, au sud de la plaine de Saron et à environ une soixantaine de kilomètres au nord-ouest de Jérusalem.</w:t>
-      </w:r>
-    </w:p>
-    <w:p>
-      <w:pPr>
-        <w:pStyle w:val="ListBullet"/>
-        <w:spacing w:line="240" w:lineRule="auto"/>
-        <w:ind w:left="720"/>
-      </w:pPr>
-      <w:r>
-        <w:rPr>
-          <w:lang w:val="fr_FR" w:bidi="fr_FR"/>
-        </w:rPr>
-      </w:r>
-      <w:r>
-        <w:rPr>
-          <w:lang w:val="fr_FR" w:bidi="fr_FR"/>
-        </w:rPr>
-        <w:t>Le site antique de Joppé correspond à la ville actuelle de Jaffa, qui fait maintenant partie de la ville de Tel-Aviv.</w:t>
-      </w:r>
-    </w:p>
-    <w:p>
-      <w:pPr>
-        <w:pStyle w:val="ListBullet"/>
-        <w:spacing w:line="240" w:lineRule="auto"/>
-        <w:ind w:left="720"/>
-      </w:pPr>
-      <w:r>
-        <w:rPr>
-          <w:lang w:val="fr_FR" w:bidi="fr_FR"/>
-        </w:rPr>
-      </w:r>
-      <w:r>
-        <w:rPr>
-          <w:lang w:val="fr_FR" w:bidi="fr_FR"/>
-        </w:rPr>
-        <w:t>Dans l'Ancien Testament, Joppé ou Japho est la ville où Jonas s'embarque à bord d'un navire partant pour Tarsis.</w:t>
-      </w:r>
-    </w:p>
-    <w:p>
-      <w:pPr>
-        <w:pStyle w:val="ListBullet"/>
-        <w:spacing w:line="240" w:lineRule="auto"/>
-        <w:ind w:left="720"/>
-      </w:pPr>
-      <w:r>
-        <w:rPr>
-          <w:lang w:val="fr_FR" w:bidi="fr_FR"/>
-        </w:rPr>
-      </w:r>
-      <w:r>
-        <w:rPr>
-          <w:lang w:val="fr_FR" w:bidi="fr_FR"/>
-        </w:rPr>
-        <w:t>Dans le Nouveau Testament, Joppé est le lieu où Pierre ramène à la vie une chrétienne nommée Tabitha.</w:t>
-      </w:r>
-    </w:p>
-    <w:p>
-      <w:pPr/>
-      <w:r>
-        <w:rPr>
-          <w:lang w:val="fr_FR" w:bidi="fr_FR"/>
-        </w:rPr>
-      </w:r>
-      <w:r>
-        <w:rPr>
-          <w:lang w:val="fr_FR" w:bidi="fr_FR"/>
-        </w:rPr>
-        <w:t xml:space="preserve">Voir : </w:t>
-      </w:r>
-      <w:r>
-        <w:rPr>
-          <w:lang w:val="fr_FR" w:bidi="fr_FR"/>
-        </w:rPr>
-        <w:t>Comment traduire les noms</w:t>
-      </w:r>
-    </w:p>
-    <w:p>
-      <w:pPr/>
-      <w:r>
-        <w:rPr>
-          <w:lang w:val="fr_FR" w:bidi="fr_FR"/>
-        </w:rPr>
-      </w:r>
-      <w:r>
-        <w:rPr>
-          <w:lang w:val="fr_FR" w:bidi="fr_FR"/>
-        </w:rPr>
-        <w:t xml:space="preserve">Voir aussi : </w:t>
-      </w:r>
-      <w:r>
-        <w:rPr>
-          <w:lang w:val="fr_FR" w:bidi="fr_FR"/>
-        </w:rPr>
-        <w:t>mer</w:t>
+        <w:t>Définition :</w:t>
+      </w:r>
+    </w:p>
+    <w:p>
+      <w:pPr/>
+      <w:r>
+        <w:rPr>
+          <w:lang w:val="fr_FR" w:bidi="fr_FR"/>
+        </w:rPr>
+      </w:r>
+      <w:r>
+        <w:rPr>
+          <w:lang w:val="fr_FR" w:bidi="fr_FR"/>
+        </w:rPr>
+        <w:t>"Joram, également connu sous le nom Joram, était un roi d'Israël, fils d'Achab et de Jézabel.</w:t>
+      </w:r>
+    </w:p>
+    <w:p>
+      <w:pPr>
+        <w:pStyle w:val="ListBullet"/>
+        <w:spacing w:line="240" w:lineRule="auto"/>
+        <w:ind w:left="720"/>
+      </w:pPr>
+      <w:r>
+        <w:rPr>
+          <w:lang w:val="fr_FR" w:bidi="fr_FR"/>
+        </w:rPr>
+      </w:r>
+      <w:r>
+        <w:rPr>
+          <w:lang w:val="fr_FR" w:bidi="fr_FR"/>
+        </w:rPr>
+        <w:t>Le roi Joram régna en même temps qu'un autre Joram, qui était roi de Juda.</w:t>
+      </w:r>
+    </w:p>
+    <w:p>
+      <w:pPr>
+        <w:pStyle w:val="ListBullet"/>
+        <w:spacing w:line="240" w:lineRule="auto"/>
+        <w:ind w:left="720"/>
+      </w:pPr>
+      <w:r>
+        <w:rPr>
+          <w:lang w:val="fr_FR" w:bidi="fr_FR"/>
+        </w:rPr>
+      </w:r>
+      <w:r>
+        <w:rPr>
+          <w:lang w:val="fr_FR" w:bidi="fr_FR"/>
+        </w:rPr>
+        <w:t>Joram était un mauvais roi qui adorait de faux dieux et aussi fit pécher Israël.</w:t>
+      </w:r>
+    </w:p>
+    <w:p>
+      <w:pPr/>
+      <w:r>
+        <w:rPr>
+          <w:lang w:val="fr_FR" w:bidi="fr_FR"/>
+        </w:rPr>
+      </w:r>
+      <w:r>
+        <w:rPr>
+          <w:lang w:val="fr_FR" w:bidi="fr_FR"/>
+        </w:rPr>
+        <w:t>(Translation suggestions: Translate Names)</w:t>
+      </w:r>
+    </w:p>
+    <w:p>
+      <w:pPr/>
+      <w:r>
+        <w:rPr>
+          <w:lang w:val="fr_FR" w:bidi="fr_FR"/>
+        </w:rPr>
+      </w:r>
+      <w:r>
+        <w:rPr>
+          <w:lang w:val="fr_FR" w:bidi="fr_FR"/>
+        </w:rPr>
+        <w:t>(Voir aussi : (../names/ahab.md), (../names/david.md), (../names/elijah.md), (../names/hamath.md), (../names/jehoram.md), (../names/kingdomofisrael.md), (../names/kingdomofjudah.md), (../names/obadiah.md), (../kt/prophet.md))</w:t>
+      </w:r>
+      <w:r>
+        <w:rPr>
+          <w:lang w:val="fr_FR" w:bidi="fr_FR"/>
+        </w:rPr>
+      </w:r>
+      <w:r>
+        <w:rPr>
+          <w:lang w:val="fr_FR" w:bidi="fr_FR"/>
+        </w:rPr>
+      </w:r>
+    </w:p>
+    <w:p>
+      <w:pPr/>
+      <w:r>
+        <w:rPr>
+          <w:lang w:val="fr_FR" w:bidi="fr_FR"/>
+        </w:rPr>
+      </w:r>
+    </w:p>
+    <w:p>
+      <w:pPr>
+        <w:pStyle w:val="Heading2"/>
+      </w:pPr>
+      <w:r>
+        <w:rPr>
+          <w:lang w:val="fr_FR" w:bidi="fr_FR"/>
+        </w:rPr>
+        <w:t>Josaphat</w:t>
+      </w:r>
+      <w:r>
+        <w:rPr>
+          <w:lang w:val="fr_FR" w:bidi="fr_FR"/>
+        </w:rPr>
+      </w:r>
+    </w:p>
+    <w:p>
+      <w:pPr>
+        <w:pStyle w:val="Heading3"/>
+      </w:pPr>
+      <w:r>
+        <w:rPr>
+          <w:lang w:val="fr_FR" w:bidi="fr_FR"/>
+        </w:rPr>
+        <w:t>Définition :</w:t>
+      </w:r>
+    </w:p>
+    <w:p>
+      <w:pPr/>
+      <w:r>
+        <w:rPr>
+          <w:lang w:val="fr_FR" w:bidi="fr_FR"/>
+        </w:rPr>
+      </w:r>
+      <w:r>
+        <w:rPr>
+          <w:lang w:val="fr_FR" w:bidi="fr_FR"/>
+        </w:rPr>
+        <w:t>"Josaphat est le nom d'au moins deux hommes dans l'Ancien Testament.</w:t>
+      </w:r>
+    </w:p>
+    <w:p>
+      <w:pPr>
+        <w:pStyle w:val="ListBullet"/>
+        <w:spacing w:line="240" w:lineRule="auto"/>
+        <w:ind w:left="720"/>
+      </w:pPr>
+      <w:r>
+        <w:rPr>
+          <w:lang w:val="fr_FR" w:bidi="fr_FR"/>
+        </w:rPr>
+      </w:r>
+      <w:r>
+        <w:rPr>
+          <w:lang w:val="fr_FR" w:bidi="fr_FR"/>
+        </w:rPr>
+        <w:t>L'homme le plus connu de ce nom était le roi Josaphat qui était le 4ème roi à régner sur le royaume de Juda.</w:t>
+      </w:r>
+    </w:p>
+    <w:p>
+      <w:pPr>
+        <w:pStyle w:val="ListBullet"/>
+        <w:spacing w:line="240" w:lineRule="auto"/>
+        <w:ind w:left="720"/>
+      </w:pPr>
+      <w:r>
+        <w:rPr>
+          <w:lang w:val="fr_FR" w:bidi="fr_FR"/>
+        </w:rPr>
+      </w:r>
+      <w:r>
+        <w:rPr>
+          <w:lang w:val="fr_FR" w:bidi="fr_FR"/>
+        </w:rPr>
+        <w:t>Il rétablit la paix entre Juda et Israël, et détruisit les autels des faux dieux.</w:t>
+      </w:r>
+    </w:p>
+    <w:p>
+      <w:pPr>
+        <w:pStyle w:val="ListBullet"/>
+        <w:spacing w:line="240" w:lineRule="auto"/>
+        <w:ind w:left="720"/>
+      </w:pPr>
+      <w:r>
+        <w:rPr>
+          <w:lang w:val="fr_FR" w:bidi="fr_FR"/>
+        </w:rPr>
+      </w:r>
+      <w:r>
+        <w:rPr>
+          <w:lang w:val="fr_FR" w:bidi="fr_FR"/>
+        </w:rPr>
+        <w:t>Un autre Josaphat était un assistant administratif pour le roi David et le roi Salomon.</w:t>
+      </w:r>
+    </w:p>
+    <w:p>
+      <w:pPr/>
+      <w:r>
+        <w:rPr>
+          <w:lang w:val="fr_FR" w:bidi="fr_FR"/>
+        </w:rPr>
+      </w:r>
+      <w:r>
+        <w:rPr>
+          <w:lang w:val="fr_FR" w:bidi="fr_FR"/>
+        </w:rPr>
+        <w:t>(Voir aussi : (rc://fr/ta/man/translate/translate-names))</w:t>
+      </w:r>
+    </w:p>
+    <w:p>
+      <w:pPr/>
+      <w:r>
+        <w:rPr>
+          <w:lang w:val="fr_FR" w:bidi="fr_FR"/>
+        </w:rPr>
+      </w:r>
+      <w:r>
+        <w:rPr>
+          <w:lang w:val="fr_FR" w:bidi="fr_FR"/>
+        </w:rPr>
+        <w:t>(Voir aussi : (../kt/altar.md), (../names/david.md), (../kt/falsegod.md), (../kt/israel.md), (../names/judah.md), (../kt/priest.md), (../names/solomon.md))</w:t>
+      </w:r>
+      <w:r>
+        <w:rPr>
+          <w:lang w:val="fr_FR" w:bidi="fr_FR"/>
+        </w:rPr>
+      </w:r>
+      <w:r>
+        <w:rPr>
+          <w:lang w:val="fr_FR" w:bidi="fr_FR"/>
+        </w:rPr>
+      </w:r>
+    </w:p>
+    <w:p>
+      <w:pPr/>
+      <w:r>
+        <w:rPr>
+          <w:lang w:val="fr_FR" w:bidi="fr_FR"/>
+        </w:rPr>
+      </w:r>
+    </w:p>
+    <w:p>
+      <w:pPr>
+        <w:pStyle w:val="Heading2"/>
+      </w:pPr>
+      <w:r>
+        <w:rPr>
+          <w:lang w:val="fr_FR" w:bidi="fr_FR"/>
+        </w:rPr>
+        <w:t>Joseph (AT)</w:t>
+      </w:r>
+      <w:r>
+        <w:rPr>
+          <w:lang w:val="fr_FR" w:bidi="fr_FR"/>
+        </w:rPr>
+      </w:r>
+    </w:p>
+    <w:p>
+      <w:pPr>
+        <w:pStyle w:val="Heading3"/>
+      </w:pPr>
+      <w:r>
+        <w:rPr>
+          <w:lang w:val="fr_FR" w:bidi="fr_FR"/>
+        </w:rPr>
+        <w:t>Données :</w:t>
+      </w:r>
+    </w:p>
+    <w:p>
+      <w:pPr/>
+      <w:r>
+        <w:rPr>
+          <w:lang w:val="fr_FR" w:bidi="fr_FR"/>
+        </w:rPr>
+      </w:r>
+      <w:r>
+        <w:rPr>
+          <w:lang w:val="fr_FR" w:bidi="fr_FR"/>
+        </w:rPr>
+        <w:t>"Joseph était le onzième fils de Jacob et le premier fils de sa mère Rachel.</w:t>
+      </w:r>
+    </w:p>
+    <w:p>
+      <w:pPr>
+        <w:pStyle w:val="ListBullet"/>
+        <w:spacing w:line="240" w:lineRule="auto"/>
+        <w:ind w:left="720"/>
+      </w:pPr>
+      <w:r>
+        <w:rPr>
+          <w:lang w:val="fr_FR" w:bidi="fr_FR"/>
+        </w:rPr>
+      </w:r>
+      <w:r>
+        <w:rPr>
+          <w:lang w:val="fr_FR" w:bidi="fr_FR"/>
+        </w:rPr>
+        <w:t>Joseph était le fils préféré de son père.</w:t>
+      </w:r>
+    </w:p>
+    <w:p>
+      <w:pPr>
+        <w:pStyle w:val="ListBullet"/>
+        <w:spacing w:line="240" w:lineRule="auto"/>
+        <w:ind w:left="720"/>
+      </w:pPr>
+      <w:r>
+        <w:rPr>
+          <w:lang w:val="fr_FR" w:bidi="fr_FR"/>
+        </w:rPr>
+      </w:r>
+      <w:r>
+        <w:rPr>
+          <w:lang w:val="fr_FR" w:bidi="fr_FR"/>
+        </w:rPr>
+        <w:t>Ses frères étaient jaloux de lui et ils l'ont vendu comme esclave en Égypte.</w:t>
+      </w:r>
+    </w:p>
+    <w:p>
+      <w:pPr>
+        <w:pStyle w:val="ListBullet"/>
+        <w:spacing w:line="240" w:lineRule="auto"/>
+        <w:ind w:left="720"/>
+      </w:pPr>
+      <w:r>
+        <w:rPr>
+          <w:lang w:val="fr_FR" w:bidi="fr_FR"/>
+        </w:rPr>
+      </w:r>
+      <w:r>
+        <w:rPr>
+          <w:lang w:val="fr_FR" w:bidi="fr_FR"/>
+        </w:rPr>
+        <w:t>Pendant qu'il était en Égypte, Joseph a été faussement accusé et jeté en prison.</w:t>
+      </w:r>
+    </w:p>
+    <w:p>
+      <w:pPr>
+        <w:pStyle w:val="ListBullet"/>
+        <w:spacing w:line="240" w:lineRule="auto"/>
+        <w:ind w:left="720"/>
+      </w:pPr>
+      <w:r>
+        <w:rPr>
+          <w:lang w:val="fr_FR" w:bidi="fr_FR"/>
+        </w:rPr>
+      </w:r>
+      <w:r>
+        <w:rPr>
+          <w:lang w:val="fr_FR" w:bidi="fr_FR"/>
+        </w:rPr>
+        <w:t>Joseph a traversé des moments difficiles, mais malgré tout il est resté fidèle à Dieu.</w:t>
+      </w:r>
+    </w:p>
+    <w:p>
+      <w:pPr>
+        <w:pStyle w:val="ListBullet"/>
+        <w:spacing w:line="240" w:lineRule="auto"/>
+        <w:ind w:left="720"/>
+      </w:pPr>
+      <w:r>
+        <w:rPr>
+          <w:lang w:val="fr_FR" w:bidi="fr_FR"/>
+        </w:rPr>
+      </w:r>
+      <w:r>
+        <w:rPr>
+          <w:lang w:val="fr_FR" w:bidi="fr_FR"/>
+        </w:rPr>
+        <w:t>Dieu l'a amené à la deuxième position la plus élevée du pouvoir en Égypte et l'a utilisé pour sauver l'Égypte et la famille de son père de la famine.</w:t>
+      </w:r>
+    </w:p>
+    <w:p>
+      <w:pPr/>
+      <w:r>
+        <w:rPr>
+          <w:lang w:val="fr_FR" w:bidi="fr_FR"/>
+        </w:rPr>
+      </w:r>
+      <w:r>
+        <w:rPr>
+          <w:lang w:val="fr_FR" w:bidi="fr_FR"/>
+        </w:rPr>
+        <w:t>(Voir aussi : (rc://fr/ta/man/translate/translate-names))</w:t>
+      </w:r>
+    </w:p>
+    <w:p>
+      <w:pPr/>
+      <w:r>
+        <w:rPr>
+          <w:lang w:val="fr_FR" w:bidi="fr_FR"/>
+        </w:rPr>
+      </w:r>
+      <w:r>
+        <w:rPr>
+          <w:lang w:val="fr_FR" w:bidi="fr_FR"/>
+        </w:rPr>
+        <w:t>(Voir aussi : (../names/egypt.md), (../names/jacob.md))</w:t>
+      </w:r>
+      <w:r>
+        <w:rPr>
+          <w:lang w:val="fr_FR" w:bidi="fr_FR"/>
+        </w:rPr>
+      </w:r>
+      <w:r>
+        <w:rPr>
+          <w:lang w:val="fr_FR" w:bidi="fr_FR"/>
+        </w:rPr>
+      </w:r>
+    </w:p>
+    <w:p>
+      <w:pPr/>
+      <w:r>
+        <w:rPr>
+          <w:lang w:val="fr_FR" w:bidi="fr_FR"/>
+        </w:rPr>
+      </w:r>
+    </w:p>
+    <w:p>
+      <w:pPr>
+        <w:pStyle w:val="Heading2"/>
+      </w:pPr>
+      <w:r>
+        <w:rPr>
+          <w:lang w:val="fr_FR" w:bidi="fr_FR"/>
+        </w:rPr>
+        <w:t>Joseph (NT)</w:t>
+      </w:r>
+      <w:r>
+        <w:rPr>
+          <w:lang w:val="fr_FR" w:bidi="fr_FR"/>
+        </w:rPr>
+      </w:r>
+    </w:p>
+    <w:p>
+      <w:pPr>
+        <w:pStyle w:val="Heading3"/>
+      </w:pPr>
+      <w:r>
+        <w:rPr>
+          <w:lang w:val="fr_FR" w:bidi="fr_FR"/>
+        </w:rPr>
+        <w:t>Données :</w:t>
+      </w:r>
+    </w:p>
+    <w:p>
+      <w:pPr/>
+      <w:r>
+        <w:rPr>
+          <w:lang w:val="fr_FR" w:bidi="fr_FR"/>
+        </w:rPr>
+      </w:r>
+      <w:r>
+        <w:rPr>
+          <w:lang w:val="fr_FR" w:bidi="fr_FR"/>
+        </w:rPr>
+        <w:t>Joseph était le père terrestre de Jésus et l'éleva comme son fils.</w:t>
+      </w:r>
+    </w:p>
+    <w:p>
+      <w:pPr>
+        <w:pStyle w:val="ListBullet"/>
+        <w:spacing w:line="240" w:lineRule="auto"/>
+        <w:ind w:left="720"/>
+      </w:pPr>
+      <w:r>
+        <w:rPr>
+          <w:lang w:val="fr_FR" w:bidi="fr_FR"/>
+        </w:rPr>
+      </w:r>
+      <w:r>
+        <w:rPr>
+          <w:lang w:val="fr_FR" w:bidi="fr_FR"/>
+        </w:rPr>
+        <w:t>Joseph était un descendant du roi David.</w:t>
+      </w:r>
+    </w:p>
+    <w:p>
+      <w:pPr>
+        <w:pStyle w:val="ListBullet"/>
+        <w:spacing w:line="240" w:lineRule="auto"/>
+        <w:ind w:left="720"/>
+      </w:pPr>
+      <w:r>
+        <w:rPr>
+          <w:lang w:val="fr_FR" w:bidi="fr_FR"/>
+        </w:rPr>
+      </w:r>
+      <w:r>
+        <w:rPr>
+          <w:lang w:val="fr_FR" w:bidi="fr_FR"/>
+        </w:rPr>
+        <w:t>Joseph s'est fiancé à une fille juive nommée Marie. Alors qu'ils étaient fiancés, Dieu l'a choisie pour devenir la mère de Jésus le Messie.</w:t>
+      </w:r>
+    </w:p>
+    <w:p>
+      <w:pPr>
+        <w:pStyle w:val="ListBullet"/>
+        <w:spacing w:line="240" w:lineRule="auto"/>
+        <w:ind w:left="720"/>
+      </w:pPr>
+      <w:r>
+        <w:rPr>
+          <w:lang w:val="fr_FR" w:bidi="fr_FR"/>
+        </w:rPr>
+      </w:r>
+      <w:r>
+        <w:rPr>
+          <w:lang w:val="fr_FR" w:bidi="fr_FR"/>
+        </w:rPr>
+        <w:t>Un ange dit à Joseph que le Saint-Esprit avait miraculeusement rendu Marie enceinte, et que le bébé de Marie était le Fils de Dieu.</w:t>
+      </w:r>
+    </w:p>
+    <w:p>
+      <w:pPr>
+        <w:pStyle w:val="ListBullet"/>
+        <w:spacing w:line="240" w:lineRule="auto"/>
+        <w:ind w:left="720"/>
+      </w:pPr>
+      <w:r>
+        <w:rPr>
+          <w:lang w:val="fr_FR" w:bidi="fr_FR"/>
+        </w:rPr>
+      </w:r>
+      <w:r>
+        <w:rPr>
+          <w:lang w:val="fr_FR" w:bidi="fr_FR"/>
+        </w:rPr>
+        <w:t>Joseph a cru à l'ange et a obéi à Dieu en prenant Marie comme sa femme.</w:t>
+      </w:r>
+    </w:p>
+    <w:p>
+      <w:pPr>
+        <w:pStyle w:val="ListBullet"/>
+        <w:spacing w:line="240" w:lineRule="auto"/>
+        <w:ind w:left="720"/>
+      </w:pPr>
+      <w:r>
+        <w:rPr>
+          <w:lang w:val="fr_FR" w:bidi="fr_FR"/>
+        </w:rPr>
+      </w:r>
+      <w:r>
+        <w:rPr>
+          <w:lang w:val="fr_FR" w:bidi="fr_FR"/>
+        </w:rPr>
+        <w:t>Joseph a gardé Marie vierge jusqu'à la naissance de Jésus.</w:t>
+      </w:r>
+    </w:p>
+    <w:p>
+      <w:pPr>
+        <w:pStyle w:val="ListBullet"/>
+        <w:spacing w:line="240" w:lineRule="auto"/>
+        <w:ind w:left="720"/>
+      </w:pPr>
+      <w:r>
+        <w:rPr>
+          <w:lang w:val="fr_FR" w:bidi="fr_FR"/>
+        </w:rPr>
+      </w:r>
+      <w:r>
+        <w:rPr>
+          <w:lang w:val="fr_FR" w:bidi="fr_FR"/>
+        </w:rPr>
+        <w:t>Après la naissance de Jésus, un ange a averti Joseph d'emmener le bébé et Marie en Égypte afin de s'échapper d'Hérode.</w:t>
+      </w:r>
+    </w:p>
+    <w:p>
+      <w:pPr>
+        <w:pStyle w:val="ListBullet"/>
+        <w:spacing w:line="240" w:lineRule="auto"/>
+        <w:ind w:left="720"/>
+      </w:pPr>
+      <w:r>
+        <w:rPr>
+          <w:lang w:val="fr_FR" w:bidi="fr_FR"/>
+        </w:rPr>
+      </w:r>
+      <w:r>
+        <w:rPr>
+          <w:lang w:val="fr_FR" w:bidi="fr_FR"/>
+        </w:rPr>
+        <w:t>Joseph et sa famille ont vécu plus tard dans la ville de Nazareth en Galilée, où il gagnait sa vie en faisant la menuiserie.</w:t>
+      </w:r>
+    </w:p>
+    <w:p>
+      <w:pPr/>
+      <w:r>
+        <w:rPr>
+          <w:lang w:val="fr_FR" w:bidi="fr_FR"/>
+        </w:rPr>
+      </w:r>
+      <w:r>
+        <w:rPr>
+          <w:lang w:val="fr_FR" w:bidi="fr_FR"/>
+        </w:rPr>
+        <w:t>(Voir aussi : (rc://fr/ta/man/translate/translate-names))</w:t>
+      </w:r>
+    </w:p>
+    <w:p>
+      <w:pPr/>
+      <w:r>
+        <w:rPr>
+          <w:lang w:val="fr_FR" w:bidi="fr_FR"/>
+        </w:rPr>
+      </w:r>
+      <w:r>
+        <w:rPr>
+          <w:lang w:val="fr_FR" w:bidi="fr_FR"/>
+        </w:rPr>
+        <w:t>(Voir aussi : (../kt/christ.md), (../names/galilee.md), (../kt/jesus.md), (../names/nazareth.md), (../kt/sonofgod.md), (../other/virgin.md))</w:t>
+      </w:r>
+      <w:r>
+        <w:rPr>
+          <w:lang w:val="fr_FR" w:bidi="fr_FR"/>
+        </w:rPr>
+      </w:r>
+      <w:r>
+        <w:rPr>
+          <w:lang w:val="fr_FR" w:bidi="fr_FR"/>
+        </w:rPr>
+      </w:r>
+    </w:p>
+    <w:p>
+      <w:pPr/>
+      <w:r>
+        <w:rPr>
+          <w:lang w:val="fr_FR" w:bidi="fr_FR"/>
+        </w:rPr>
+      </w:r>
+    </w:p>
+    <w:p>
+      <w:pPr>
+        <w:pStyle w:val="Heading2"/>
+      </w:pPr>
+      <w:r>
+        <w:rPr>
+          <w:lang w:val="fr_FR" w:bidi="fr_FR"/>
+        </w:rPr>
+        <w:t>Josias</w:t>
+      </w:r>
+      <w:r>
+        <w:rPr>
+          <w:lang w:val="fr_FR" w:bidi="fr_FR"/>
+        </w:rPr>
+      </w:r>
+    </w:p>
+    <w:p>
+      <w:pPr>
+        <w:pStyle w:val="Heading3"/>
+      </w:pPr>
+      <w:r>
+        <w:rPr>
+          <w:lang w:val="fr_FR" w:bidi="fr_FR"/>
+        </w:rPr>
+        <w:t>Définition :</w:t>
+      </w:r>
+    </w:p>
+    <w:p>
+      <w:pPr/>
+      <w:r>
+        <w:rPr>
+          <w:lang w:val="fr_FR" w:bidi="fr_FR"/>
+        </w:rPr>
+      </w:r>
+      <w:r>
+        <w:rPr>
+          <w:lang w:val="fr_FR" w:bidi="fr_FR"/>
+        </w:rPr>
+        <w:t>"Josias était un roi pieux qui régna sur le royaume de Juda pendant trente et un ans* Il a fait beaucoup de choses pour encourager le peuple de Juda à se repentir et adorer l'Eternel.</w:t>
+      </w:r>
+    </w:p>
+    <w:p>
+      <w:pPr>
+        <w:pStyle w:val="ListBullet"/>
+        <w:spacing w:line="240" w:lineRule="auto"/>
+        <w:ind w:left="720"/>
+      </w:pPr>
+      <w:r>
+        <w:rPr>
+          <w:lang w:val="fr_FR" w:bidi="fr_FR"/>
+        </w:rPr>
+      </w:r>
+      <w:r>
+        <w:rPr>
+          <w:lang w:val="fr_FR" w:bidi="fr_FR"/>
+        </w:rPr>
+        <w:t>Après la mort de son père, le roi Amon, Josias devint roi sur Juda à huit ans.</w:t>
+      </w:r>
+    </w:p>
+    <w:p>
+      <w:pPr>
+        <w:pStyle w:val="ListBullet"/>
+        <w:spacing w:line="240" w:lineRule="auto"/>
+        <w:ind w:left="720"/>
+      </w:pPr>
+      <w:r>
+        <w:rPr>
+          <w:lang w:val="fr_FR" w:bidi="fr_FR"/>
+        </w:rPr>
+      </w:r>
+      <w:r>
+        <w:rPr>
+          <w:lang w:val="fr_FR" w:bidi="fr_FR"/>
+        </w:rPr>
+        <w:t>Dans la dix-huitième année de son règne, le roi Josias ordonna à Hilkija, le souverain sacrificateur, de reconstruire le temple du Seigneur* Pendant les travaux, les livres de la Loi ont été trouvés.</w:t>
+      </w:r>
+    </w:p>
+    <w:p>
+      <w:pPr>
+        <w:pStyle w:val="ListBullet"/>
+        <w:spacing w:line="240" w:lineRule="auto"/>
+        <w:ind w:left="720"/>
+      </w:pPr>
+      <w:r>
+        <w:rPr>
+          <w:lang w:val="fr_FR" w:bidi="fr_FR"/>
+        </w:rPr>
+      </w:r>
+      <w:r>
+        <w:rPr>
+          <w:lang w:val="fr_FR" w:bidi="fr_FR"/>
+        </w:rPr>
+        <w:t>Quand les livres de la Loi ont été lus à Josias, il fut attristé de la façon dont son peuple désobéissait à Dieu* Il a ordonné de détruire tous les lieux de culte des idoles et que les prêtres des faux dieux soient tués.</w:t>
+      </w:r>
+    </w:p>
+    <w:p>
+      <w:pPr>
+        <w:pStyle w:val="ListBullet"/>
+        <w:spacing w:line="240" w:lineRule="auto"/>
+        <w:ind w:left="720"/>
+      </w:pPr>
+      <w:r>
+        <w:rPr>
+          <w:lang w:val="fr_FR" w:bidi="fr_FR"/>
+        </w:rPr>
+      </w:r>
+      <w:r>
+        <w:rPr>
+          <w:lang w:val="fr_FR" w:bidi="fr_FR"/>
+        </w:rPr>
+        <w:t>Il a également ordonné aux gens de commencer à célébrer à nouveau la fête de la Pâque.</w:t>
+      </w:r>
+    </w:p>
+    <w:p>
+      <w:pPr/>
+      <w:r>
+        <w:rPr>
+          <w:lang w:val="fr_FR" w:bidi="fr_FR"/>
+        </w:rPr>
+      </w:r>
+      <w:r>
+        <w:rPr>
+          <w:lang w:val="fr_FR" w:bidi="fr_FR"/>
+        </w:rPr>
+        <w:t>(Translation suggestions: Translate Names)</w:t>
+      </w:r>
+    </w:p>
+    <w:p>
+      <w:pPr/>
+      <w:r>
+        <w:rPr>
+          <w:lang w:val="fr_FR" w:bidi="fr_FR"/>
+        </w:rPr>
+      </w:r>
+      <w:r>
+        <w:rPr>
+          <w:lang w:val="fr_FR" w:bidi="fr_FR"/>
+        </w:rPr>
+        <w:t>(Voir aussi : (../kt/falsegod.md), (../names/judah.md), (../other/law.md), (../kt/passover.md), (../kt/temple.md))</w:t>
+      </w:r>
+      <w:r>
+        <w:rPr>
+          <w:lang w:val="fr_FR" w:bidi="fr_FR"/>
+        </w:rPr>
+      </w:r>
+      <w:r>
+        <w:rPr>
+          <w:lang w:val="fr_FR" w:bidi="fr_FR"/>
+        </w:rPr>
+      </w:r>
+    </w:p>
+    <w:p>
+      <w:pPr/>
+      <w:r>
+        <w:rPr>
+          <w:lang w:val="fr_FR" w:bidi="fr_FR"/>
+        </w:rPr>
+      </w:r>
+    </w:p>
+    <w:p>
+      <w:pPr>
+        <w:pStyle w:val="Heading2"/>
+      </w:pPr>
+      <w:r>
+        <w:rPr>
+          <w:lang w:val="fr_FR" w:bidi="fr_FR"/>
+        </w:rPr>
+        <w:t>Josué</w:t>
+      </w:r>
+      <w:r>
+        <w:rPr>
+          <w:lang w:val="fr_FR" w:bidi="fr_FR"/>
+        </w:rPr>
+      </w:r>
+    </w:p>
+    <w:p>
+      <w:pPr>
+        <w:pStyle w:val="Heading3"/>
+      </w:pPr>
+      <w:r>
+        <w:rPr>
+          <w:lang w:val="fr_FR" w:bidi="fr_FR"/>
+        </w:rPr>
+        <w:t>Données :</w:t>
+      </w:r>
+    </w:p>
+    <w:p>
+      <w:pPr/>
+      <w:r>
+        <w:rPr>
+          <w:lang w:val="fr_FR" w:bidi="fr_FR"/>
+        </w:rPr>
+      </w:r>
+      <w:r>
+        <w:rPr>
+          <w:lang w:val="fr_FR" w:bidi="fr_FR"/>
+        </w:rPr>
+        <w:t>Il y a plusieurs israélites nommés Josué dans la Bible. Le plus connu est Josué, fils de Nun, qui était l’assistant de Moïse et qui est devenu plus tard un chef important du peuple de Dieu.</w:t>
+      </w:r>
+    </w:p>
+    <w:p>
+      <w:pPr>
+        <w:pStyle w:val="ListBullet"/>
+        <w:spacing w:line="240" w:lineRule="auto"/>
+        <w:ind w:left="720"/>
+      </w:pPr>
+      <w:r>
+        <w:rPr>
+          <w:lang w:val="fr_FR" w:bidi="fr_FR"/>
+        </w:rPr>
+      </w:r>
+      <w:r>
+        <w:rPr>
+          <w:lang w:val="fr_FR" w:bidi="fr_FR"/>
+        </w:rPr>
+        <w:t>Josué était l'un des douze espions que Moïse a envoyés pour explorer la Terre Promise.</w:t>
+      </w:r>
+    </w:p>
+    <w:p>
+      <w:pPr>
+        <w:pStyle w:val="ListBullet"/>
+        <w:spacing w:line="240" w:lineRule="auto"/>
+        <w:ind w:left="720"/>
+      </w:pPr>
+      <w:r>
+        <w:rPr>
+          <w:lang w:val="fr_FR" w:bidi="fr_FR"/>
+        </w:rPr>
+      </w:r>
+      <w:r>
+        <w:rPr>
+          <w:lang w:val="fr_FR" w:bidi="fr_FR"/>
+        </w:rPr>
+        <w:t>Avec Caleb, Josué a montré son courage et sa confiance en Dieu quand il a encouragé les Israélites à obéir au commandement de Dieu d'entrer dans la Terre Promise et de battre les Cananéens.</w:t>
+      </w:r>
+    </w:p>
+    <w:p>
+      <w:pPr>
+        <w:pStyle w:val="ListBullet"/>
+        <w:spacing w:line="240" w:lineRule="auto"/>
+        <w:ind w:left="720"/>
+      </w:pPr>
+      <w:r>
+        <w:rPr>
+          <w:lang w:val="fr_FR" w:bidi="fr_FR"/>
+        </w:rPr>
+      </w:r>
+      <w:r>
+        <w:rPr>
+          <w:lang w:val="fr_FR" w:bidi="fr_FR"/>
+        </w:rPr>
+        <w:t>Plusieurs années plus tard, après la mort de Moïse, Dieu a choisi Josué pour conduire le peuple d'Israël dans la Terre Promise.</w:t>
+      </w:r>
+    </w:p>
+    <w:p>
+      <w:pPr>
+        <w:pStyle w:val="ListBullet"/>
+        <w:spacing w:line="240" w:lineRule="auto"/>
+        <w:ind w:left="720"/>
+      </w:pPr>
+      <w:r>
+        <w:rPr>
+          <w:lang w:val="fr_FR" w:bidi="fr_FR"/>
+        </w:rPr>
+      </w:r>
+      <w:r>
+        <w:rPr>
+          <w:lang w:val="fr_FR" w:bidi="fr_FR"/>
+        </w:rPr>
+        <w:t>Dans la première et la plus célèbre bataille contre les Cananéens, Josué a conduit les Israélites à la défaite de la ville de Jéricho.</w:t>
+      </w:r>
+    </w:p>
+    <w:p>
+      <w:pPr>
+        <w:pStyle w:val="ListBullet"/>
+        <w:spacing w:line="240" w:lineRule="auto"/>
+        <w:ind w:left="720"/>
+      </w:pPr>
+      <w:r>
+        <w:rPr>
+          <w:lang w:val="fr_FR" w:bidi="fr_FR"/>
+        </w:rPr>
+      </w:r>
+      <w:r>
+        <w:rPr>
+          <w:lang w:val="fr_FR" w:bidi="fr_FR"/>
+        </w:rPr>
+        <w:t>Le livre de Josué, dans l'Ancien Testament, raconte comment Josué a conduit les Israélites à la conquête de la Terre promise et comment il a transféré à chaque tribu d'Israël une partie de la Terre Promise.</w:t>
+      </w:r>
+    </w:p>
+    <w:p>
+      <w:pPr>
+        <w:pStyle w:val="ListBullet"/>
+        <w:spacing w:line="240" w:lineRule="auto"/>
+        <w:ind w:left="720"/>
+      </w:pPr>
+      <w:r>
+        <w:rPr>
+          <w:lang w:val="fr_FR" w:bidi="fr_FR"/>
+        </w:rPr>
+      </w:r>
+      <w:r>
+        <w:rPr>
+          <w:lang w:val="fr_FR" w:bidi="fr_FR"/>
+        </w:rPr>
+        <w:t>Un autre homme nommé Josué est mentionné dans les livres d'Aggée et de Zacharie. Ce Josué était un grand prêtre qui a aidé à reconstruire les murs de Jérusalem. Il était le fils de Jotsadak.</w:t>
+      </w:r>
+    </w:p>
+    <w:p>
+      <w:pPr/>
+      <w:r>
+        <w:rPr>
+          <w:lang w:val="fr_FR" w:bidi="fr_FR"/>
+        </w:rPr>
+      </w:r>
+      <w:r>
+        <w:rPr>
+          <w:lang w:val="fr_FR" w:bidi="fr_FR"/>
+        </w:rPr>
+        <w:t>(Voir aussi : (rc://fr/ta/man/translate/translate-names))</w:t>
+      </w:r>
+    </w:p>
+    <w:p>
+      <w:pPr/>
+      <w:r>
+        <w:rPr>
+          <w:lang w:val="fr_FR" w:bidi="fr_FR"/>
+        </w:rPr>
+      </w:r>
+      <w:r>
+        <w:rPr>
+          <w:lang w:val="fr_FR" w:bidi="fr_FR"/>
+        </w:rPr>
+        <w:t>(Voir aussi : (../names/canaan.md), (../names/haggai.md), (../names/jericho.md), (../names/moses.md), (../kt/promisedland.md), (../names/zechariahot.md))</w:t>
+      </w:r>
+      <w:r>
+        <w:rPr>
+          <w:lang w:val="fr_FR" w:bidi="fr_FR"/>
+        </w:rPr>
+      </w:r>
+      <w:r>
+        <w:rPr>
+          <w:lang w:val="fr_FR" w:bidi="fr_FR"/>
+        </w:rPr>
+      </w:r>
+    </w:p>
+    <w:p>
+      <w:pPr/>
+      <w:r>
+        <w:rPr>
+          <w:lang w:val="fr_FR" w:bidi="fr_FR"/>
+        </w:rPr>
+      </w:r>
+    </w:p>
+    <w:p>
+      <w:pPr>
+        <w:pStyle w:val="Heading2"/>
+      </w:pPr>
+      <w:r>
+        <w:rPr>
+          <w:lang w:val="fr_FR" w:bidi="fr_FR"/>
+        </w:rPr>
+        <w:t>Jotham</w:t>
+      </w:r>
+      <w:r>
+        <w:rPr>
+          <w:lang w:val="fr_FR" w:bidi="fr_FR"/>
+        </w:rPr>
+      </w:r>
+    </w:p>
+    <w:p>
+      <w:pPr>
+        <w:pStyle w:val="Heading3"/>
+      </w:pPr>
+      <w:r>
+        <w:rPr>
+          <w:lang w:val="fr_FR" w:bidi="fr_FR"/>
+        </w:rPr>
+        <w:t>Définition :</w:t>
+      </w:r>
+    </w:p>
+    <w:p>
+      <w:pPr/>
+      <w:r>
+        <w:rPr>
+          <w:lang w:val="fr_FR" w:bidi="fr_FR"/>
+        </w:rPr>
+      </w:r>
+      <w:r>
+        <w:rPr>
+          <w:lang w:val="fr_FR" w:bidi="fr_FR"/>
+        </w:rPr>
+        <w:t>"Dans l'Ancien Testament, il y a trois hommes avec le nom Jotham.</w:t>
+      </w:r>
+    </w:p>
+    <w:p>
+      <w:pPr>
+        <w:pStyle w:val="ListBullet"/>
+        <w:spacing w:line="240" w:lineRule="auto"/>
+        <w:ind w:left="720"/>
+      </w:pPr>
+      <w:r>
+        <w:rPr>
+          <w:lang w:val="fr_FR" w:bidi="fr_FR"/>
+        </w:rPr>
+      </w:r>
+      <w:r>
+        <w:rPr>
+          <w:lang w:val="fr_FR" w:bidi="fr_FR"/>
+        </w:rPr>
+        <w:t>Un homme nommé Jotham était le plus jeune fils de Gédéon* Jotham a aidé à vaincre son frère aîné Abimélec, qui avait traîtreusement tué tout le reste de leurs frères.</w:t>
+      </w:r>
+    </w:p>
+    <w:p>
+      <w:pPr>
+        <w:pStyle w:val="ListBullet"/>
+        <w:spacing w:line="240" w:lineRule="auto"/>
+        <w:ind w:left="720"/>
+      </w:pPr>
+      <w:r>
+        <w:rPr>
+          <w:lang w:val="fr_FR" w:bidi="fr_FR"/>
+        </w:rPr>
+      </w:r>
+      <w:r>
+        <w:rPr>
+          <w:lang w:val="fr_FR" w:bidi="fr_FR"/>
+        </w:rPr>
+        <w:t>Un autre homme nommé Jotham a été roi de Juda pendant seize ans après la mort de son père Ozias (également connu sous le nom Azaria).</w:t>
+      </w:r>
+    </w:p>
+    <w:p>
+      <w:pPr>
+        <w:pStyle w:val="ListBullet"/>
+        <w:spacing w:line="240" w:lineRule="auto"/>
+        <w:ind w:left="720"/>
+      </w:pPr>
+      <w:r>
+        <w:rPr>
+          <w:lang w:val="fr_FR" w:bidi="fr_FR"/>
+        </w:rPr>
+      </w:r>
+      <w:r>
+        <w:rPr>
+          <w:lang w:val="fr_FR" w:bidi="fr_FR"/>
+        </w:rPr>
+        <w:t>Comme son père, le roi Jotham obéissait à Dieu et était un bon roi.</w:t>
+      </w:r>
+    </w:p>
+    <w:p>
+      <w:pPr>
+        <w:pStyle w:val="ListBullet"/>
+        <w:spacing w:line="240" w:lineRule="auto"/>
+        <w:ind w:left="720"/>
+      </w:pPr>
+      <w:r>
+        <w:rPr>
+          <w:lang w:val="fr_FR" w:bidi="fr_FR"/>
+        </w:rPr>
+      </w:r>
+      <w:r>
+        <w:rPr>
+          <w:lang w:val="fr_FR" w:bidi="fr_FR"/>
+        </w:rPr>
+        <w:t>Cependant, comme son père, le roi Jotham n'a pas supprimé les lieux de culte aux idoles et cela a fait que son peuple s'est détourné plus tard de Dieu* Un autre résultat de l'adoration des idoles était que le fils de Jotham, Achaz, était un mauvais roi.</w:t>
+      </w:r>
+    </w:p>
+    <w:p>
+      <w:pPr>
+        <w:pStyle w:val="ListBullet"/>
+        <w:spacing w:line="240" w:lineRule="auto"/>
+        <w:ind w:left="720"/>
+      </w:pPr>
+      <w:r>
+        <w:rPr>
+          <w:lang w:val="fr_FR" w:bidi="fr_FR"/>
+        </w:rPr>
+      </w:r>
+      <w:r>
+        <w:rPr>
+          <w:lang w:val="fr_FR" w:bidi="fr_FR"/>
+        </w:rPr>
+        <w:t>Jotham est l'un des ancêtres énumérés dans la généalogie de Jésus-Christ dans le livre de Matthieu.</w:t>
+      </w:r>
+    </w:p>
+    <w:p>
+      <w:pPr/>
+      <w:r>
+        <w:rPr>
+          <w:lang w:val="fr_FR" w:bidi="fr_FR"/>
+        </w:rPr>
+      </w:r>
+      <w:r>
+        <w:rPr>
+          <w:lang w:val="fr_FR" w:bidi="fr_FR"/>
+        </w:rPr>
+        <w:t>(Voir aussi : (../names/abimelech.md), (../names/ahaz.md), (../names/gideon.md), (../names/uzziah.md))</w:t>
+      </w:r>
+      <w:r>
+        <w:rPr>
+          <w:lang w:val="fr_FR" w:bidi="fr_FR"/>
+        </w:rPr>
+      </w:r>
+      <w:r>
+        <w:rPr>
+          <w:lang w:val="fr_FR" w:bidi="fr_FR"/>
+        </w:rPr>
+      </w:r>
+    </w:p>
+    <w:p>
+      <w:pPr/>
+      <w:r>
+        <w:rPr>
+          <w:lang w:val="fr_FR" w:bidi="fr_FR"/>
+        </w:rPr>
+      </w:r>
+    </w:p>
+    <w:p>
+      <w:pPr>
+        <w:pStyle w:val="Heading2"/>
+      </w:pPr>
+      <w:r>
+        <w:rPr>
+          <w:lang w:val="fr_FR" w:bidi="fr_FR"/>
+        </w:rPr>
+        <w:t>Joug</w:t>
+      </w:r>
+      <w:r>
+        <w:rPr>
+          <w:lang w:val="fr_FR" w:bidi="fr_FR"/>
+        </w:rPr>
+      </w:r>
+    </w:p>
+    <w:p>
+      <w:pPr>
+        <w:pStyle w:val="Heading3"/>
+      </w:pPr>
+      <w:r>
+        <w:rPr>
+          <w:lang w:val="fr_FR" w:bidi="fr_FR"/>
+        </w:rPr>
+        <w:t>Définition :</w:t>
+      </w:r>
+    </w:p>
+    <w:p>
+      <w:pPr/>
+      <w:r>
+        <w:rPr>
+          <w:lang w:val="fr_FR" w:bidi="fr_FR"/>
+        </w:rPr>
+      </w:r>
+      <w:r>
+        <w:rPr>
+          <w:lang w:val="fr_FR" w:bidi="fr_FR"/>
+        </w:rPr>
+        <w:t>Un joug est un morceau de bois ou de métal attaché à deux animaux ou plus pour les relier dans le but de tirer une charrue ou un chariot* Il y a aussi plusieurs significations figuratives pour ce terme.</w:t>
+      </w:r>
+    </w:p>
+    <w:p>
+      <w:pPr>
+        <w:pStyle w:val="ListBullet"/>
+        <w:spacing w:line="240" w:lineRule="auto"/>
+        <w:ind w:left="720"/>
+      </w:pPr>
+      <w:r>
+        <w:rPr>
+          <w:lang w:val="fr_FR" w:bidi="fr_FR"/>
+        </w:rPr>
+      </w:r>
+      <w:r>
+        <w:rPr>
+          <w:lang w:val="fr_FR" w:bidi="fr_FR"/>
+        </w:rPr>
+        <w:t>Le terme "joug" est utilisé au sens figuré pour désigner quelque chose qui relie les gens dans le but de travailler ensemble, par exemple en servant Jésus.</w:t>
+      </w:r>
+    </w:p>
+    <w:p>
+      <w:pPr>
+        <w:pStyle w:val="ListBullet"/>
+        <w:spacing w:line="240" w:lineRule="auto"/>
+        <w:ind w:left="720"/>
+      </w:pPr>
+      <w:r>
+        <w:rPr>
+          <w:lang w:val="fr_FR" w:bidi="fr_FR"/>
+        </w:rPr>
+      </w:r>
+      <w:r>
+        <w:rPr>
+          <w:lang w:val="fr_FR" w:bidi="fr_FR"/>
+        </w:rPr>
+        <w:t>Paul a utilisé le terme " Camarade de joug" pour désigner quelqu'un qui servait Christ comme il était* Cela pourrait également être traduit par "collègue" ou "Co-serviteur" ou "collaborateur*"</w:t>
+      </w:r>
+    </w:p>
+    <w:p>
+      <w:pPr>
+        <w:pStyle w:val="ListBullet"/>
+        <w:spacing w:line="240" w:lineRule="auto"/>
+        <w:ind w:left="720"/>
+      </w:pPr>
+      <w:r>
+        <w:rPr>
+          <w:lang w:val="fr_FR" w:bidi="fr_FR"/>
+        </w:rPr>
+      </w:r>
+      <w:r>
+        <w:rPr>
+          <w:lang w:val="fr_FR" w:bidi="fr_FR"/>
+        </w:rPr>
+        <w:t>Le terme "joug" est aussi souvent utilisé au sens figuré pour désigner une charge lourde que quelqu'un doit porter, par exemple lorsqu'il est opprimé par l'esclavage ou la persécution.</w:t>
+      </w:r>
+    </w:p>
+    <w:p>
+      <w:pPr>
+        <w:pStyle w:val="ListBullet"/>
+        <w:spacing w:line="240" w:lineRule="auto"/>
+        <w:ind w:left="720"/>
+      </w:pPr>
+      <w:r>
+        <w:rPr>
+          <w:lang w:val="fr_FR" w:bidi="fr_FR"/>
+        </w:rPr>
+      </w:r>
+      <w:r>
+        <w:rPr>
+          <w:lang w:val="fr_FR" w:bidi="fr_FR"/>
+        </w:rPr>
+        <w:t>Dans la plupart des contextes, il est préférable de traduire littéralement ce terme en utilisant le terme local pour un joug utilisé pour l'agriculture.</w:t>
+      </w:r>
+    </w:p>
+    <w:p>
+      <w:pPr>
+        <w:pStyle w:val="ListBullet"/>
+        <w:spacing w:line="240" w:lineRule="auto"/>
+        <w:ind w:left="720"/>
+      </w:pPr>
+      <w:r>
+        <w:rPr>
+          <w:lang w:val="fr_FR" w:bidi="fr_FR"/>
+        </w:rPr>
+      </w:r>
+      <w:r>
+        <w:rPr>
+          <w:lang w:val="fr_FR" w:bidi="fr_FR"/>
+        </w:rPr>
+        <w:t>D’autres façons de traduire l’utilisation figurative de ce terme pourraient être «oppressives charge "ou" lourde "ou" lien ", selon le contexte.</w:t>
+      </w:r>
+    </w:p>
+    <w:p>
+      <w:pPr/>
+      <w:r>
+        <w:rPr>
+          <w:lang w:val="fr_FR" w:bidi="fr_FR"/>
+        </w:rPr>
+      </w:r>
+      <w:r>
+        <w:rPr>
+          <w:lang w:val="fr_FR" w:bidi="fr_FR"/>
+        </w:rPr>
+        <w:t>(Voir aussi : (../kt/bond.md), (../other/burden.md), (../other/oppress.md), (../other/persecute.md), (../other/servant.md))</w:t>
+      </w:r>
+    </w:p>
+    <w:p>
+      <w:pPr>
+        <w:pStyle w:val="Heading3"/>
+      </w:pPr>
+      <w:r>
+        <w:rPr>
+          <w:lang w:val="fr_FR" w:bidi="fr_FR"/>
+        </w:rPr>
+        <w:t>Références bibliques:</w:t>
+      </w:r>
+    </w:p>
+    <w:p>
+      <w:pPr>
+        <w:pStyle w:val="ListBullet"/>
+        <w:spacing w:line="240" w:lineRule="auto"/>
+        <w:ind w:left="720"/>
+      </w:pPr>
+      <w:r>
+        <w:rPr>
+          <w:lang w:val="fr_FR" w:bidi="fr_FR"/>
+        </w:rPr>
+      </w:r>
+      <w:r>
+        <w:rPr>
+          <w:lang w:val="fr_FR" w:bidi="fr_FR"/>
+        </w:rPr>
+        <w:t>Actes 15: 10–11</w:t>
+      </w:r>
+    </w:p>
+    <w:p>
+      <w:pPr>
+        <w:pStyle w:val="ListBullet"/>
+        <w:spacing w:line="240" w:lineRule="auto"/>
+        <w:ind w:left="720"/>
+      </w:pPr>
+      <w:r>
+        <w:rPr>
+          <w:lang w:val="fr_FR" w:bidi="fr_FR"/>
+        </w:rPr>
+      </w:r>
+      <w:r>
+        <w:rPr>
+          <w:lang w:val="fr_FR" w:bidi="fr_FR"/>
+        </w:rPr>
+        <w:t>Galates 05: 1–2</w:t>
+      </w:r>
+    </w:p>
+    <w:p>
+      <w:pPr>
+        <w:pStyle w:val="ListBullet"/>
+        <w:spacing w:line="240" w:lineRule="auto"/>
+        <w:ind w:left="720"/>
+      </w:pPr>
+      <w:r>
+        <w:rPr>
+          <w:lang w:val="fr_FR" w:bidi="fr_FR"/>
+        </w:rPr>
+      </w:r>
+      <w:r>
+        <w:rPr>
+          <w:lang w:val="fr_FR" w:bidi="fr_FR"/>
+        </w:rPr>
+        <w:t>Genèse 27: 39–40</w:t>
+      </w:r>
+    </w:p>
+    <w:p>
+      <w:pPr>
+        <w:pStyle w:val="ListBullet"/>
+        <w:spacing w:line="240" w:lineRule="auto"/>
+        <w:ind w:left="720"/>
+      </w:pPr>
+      <w:r>
+        <w:rPr>
+          <w:lang w:val="fr_FR" w:bidi="fr_FR"/>
+        </w:rPr>
+      </w:r>
+      <w:r>
+        <w:rPr>
+          <w:lang w:val="fr_FR" w:bidi="fr_FR"/>
+        </w:rPr>
+        <w:t>Esaïe 09: 4–5</w:t>
+      </w:r>
+    </w:p>
+    <w:p>
+      <w:pPr>
+        <w:pStyle w:val="ListBullet"/>
+        <w:spacing w:line="240" w:lineRule="auto"/>
+        <w:ind w:left="720"/>
+      </w:pPr>
+      <w:r>
+        <w:rPr>
+          <w:lang w:val="fr_FR" w:bidi="fr_FR"/>
+        </w:rPr>
+      </w:r>
+      <w:r>
+        <w:rPr>
+          <w:lang w:val="fr_FR" w:bidi="fr_FR"/>
+        </w:rPr>
+        <w:t>Jérémie 27: 1–4</w:t>
+      </w:r>
+    </w:p>
+    <w:p>
+      <w:pPr>
+        <w:pStyle w:val="ListBullet"/>
+        <w:spacing w:line="240" w:lineRule="auto"/>
+        <w:ind w:left="720"/>
+      </w:pPr>
+      <w:r>
+        <w:rPr>
+          <w:lang w:val="fr_FR" w:bidi="fr_FR"/>
+        </w:rPr>
+      </w:r>
+      <w:r>
+        <w:rPr>
+          <w:lang w:val="fr_FR" w:bidi="fr_FR"/>
+        </w:rPr>
+        <w:t>Matthieu 11: 28–30</w:t>
+      </w:r>
+    </w:p>
+    <w:p>
+      <w:pPr>
+        <w:pStyle w:val="ListBullet"/>
+        <w:spacing w:line="240" w:lineRule="auto"/>
+        <w:ind w:left="720"/>
+      </w:pPr>
+      <w:r>
+        <w:rPr>
+          <w:lang w:val="fr_FR" w:bidi="fr_FR"/>
+        </w:rPr>
+      </w:r>
+      <w:r>
+        <w:rPr>
+          <w:lang w:val="fr_FR" w:bidi="fr_FR"/>
+        </w:rPr>
+        <w:t>Philippiens 04: 1–3</w:t>
+      </w:r>
+    </w:p>
+    <w:p>
+      <w:pPr>
+        <w:pStyle w:val="ListBullet"/>
+        <w:spacing w:line="240" w:lineRule="auto"/>
+        <w:ind w:left="720"/>
+      </w:pPr>
+      <w:r>
+        <w:rPr>
+          <w:lang w:val="fr_FR" w:bidi="fr_FR"/>
+        </w:rPr>
+      </w:r>
+      <w:r>
+        <w:rPr>
+          <w:lang w:val="fr_FR" w:bidi="fr_FR"/>
+        </w:rPr>
+        <w:t>Données Word:</w:t>
+      </w:r>
+      <w:r>
+        <w:rPr>
+          <w:lang w:val="fr_FR" w:bidi="fr_FR"/>
+        </w:rPr>
+      </w:r>
+      <w:r>
+        <w:rPr>
+          <w:lang w:val="fr_FR" w:bidi="fr_FR"/>
+        </w:rPr>
+      </w:r>
+    </w:p>
+    <w:p>
+      <w:pPr/>
+      <w:r>
+        <w:rPr>
+          <w:lang w:val="fr_FR" w:bidi="fr_FR"/>
+        </w:rPr>
+      </w:r>
+    </w:p>
+    <w:p>
+      <w:pPr>
+        <w:pStyle w:val="Heading2"/>
+      </w:pPr>
+      <w:r>
+        <w:rPr>
+          <w:lang w:val="fr_FR" w:bidi="fr_FR"/>
+        </w:rPr>
+        <w:t>Jour du jugement dernier</w:t>
+      </w:r>
+      <w:r>
+        <w:rPr>
+          <w:lang w:val="fr_FR" w:bidi="fr_FR"/>
+        </w:rPr>
+      </w:r>
+    </w:p>
+    <w:p>
+      <w:pPr>
+        <w:pStyle w:val="Heading3"/>
+      </w:pPr>
+      <w:r>
+        <w:rPr>
+          <w:lang w:val="fr_FR" w:bidi="fr_FR"/>
+        </w:rPr>
+        <w:t>Définition :</w:t>
+      </w:r>
+    </w:p>
+    <w:p>
+      <w:pPr/>
+      <w:r>
+        <w:rPr>
+          <w:lang w:val="fr_FR" w:bidi="fr_FR"/>
+        </w:rPr>
+      </w:r>
+      <w:r>
+        <w:rPr>
+          <w:lang w:val="fr_FR" w:bidi="fr_FR"/>
+        </w:rPr>
+        <w:t>Le terme « jour du jugement » fait référence à un temps futur où Dieu jugera chaque personne.</w:t>
+      </w:r>
+    </w:p>
+    <w:p>
+      <w:pPr>
+        <w:pStyle w:val="ListBullet"/>
+        <w:spacing w:line="240" w:lineRule="auto"/>
+        <w:ind w:left="720"/>
+      </w:pPr>
+      <w:r>
+        <w:rPr>
+          <w:lang w:val="fr_FR" w:bidi="fr_FR"/>
+        </w:rPr>
+      </w:r>
+      <w:r>
+        <w:rPr>
+          <w:lang w:val="fr_FR" w:bidi="fr_FR"/>
+        </w:rPr>
+        <w:t>Dieu a fait de son Fils, Jésus-Christ, le juge de tous les hommes.</w:t>
+      </w:r>
+    </w:p>
+    <w:p>
+      <w:pPr>
+        <w:pStyle w:val="ListBullet"/>
+        <w:spacing w:line="240" w:lineRule="auto"/>
+        <w:ind w:left="720"/>
+      </w:pPr>
+      <w:r>
+        <w:rPr>
+          <w:lang w:val="fr_FR" w:bidi="fr_FR"/>
+        </w:rPr>
+      </w:r>
+      <w:r>
+        <w:rPr>
+          <w:lang w:val="fr_FR" w:bidi="fr_FR"/>
+        </w:rPr>
+        <w:t>Le jour du jugement, le Christ va juger les gens sur la base de son caractère juste.</w:t>
+      </w:r>
+    </w:p>
+    <w:p>
+      <w:pPr>
+        <w:pStyle w:val="Heading3"/>
+      </w:pPr>
+      <w:r>
+        <w:rPr>
+          <w:lang w:val="fr_FR" w:bidi="fr_FR"/>
+        </w:rPr>
+        <w:t>Suggestions pour la traduction</w:t>
+      </w:r>
+    </w:p>
+    <w:p>
+      <w:pPr>
+        <w:pStyle w:val="ListBullet"/>
+        <w:spacing w:line="240" w:lineRule="auto"/>
+        <w:ind w:left="720"/>
+      </w:pPr>
+      <w:r>
+        <w:rPr>
+          <w:lang w:val="fr_FR" w:bidi="fr_FR"/>
+        </w:rPr>
+      </w:r>
+      <w:r>
+        <w:rPr>
+          <w:lang w:val="fr_FR" w:bidi="fr_FR"/>
+        </w:rPr>
+        <w:t>Ce terme peut aussi être traduit par « l'heure du jugement », car il pourrait se référer à plus d'un jour.</w:t>
+      </w:r>
+    </w:p>
+    <w:p>
+      <w:pPr>
+        <w:pStyle w:val="ListBullet"/>
+        <w:spacing w:line="240" w:lineRule="auto"/>
+        <w:ind w:left="720"/>
+      </w:pPr>
+      <w:r>
+        <w:rPr>
+          <w:lang w:val="fr_FR" w:bidi="fr_FR"/>
+        </w:rPr>
+      </w:r>
+      <w:r>
+        <w:rPr>
+          <w:lang w:val="fr_FR" w:bidi="fr_FR"/>
+        </w:rPr>
+        <w:t>D'autres façons de traduire ce terme pourraient inclure, « la fin des temps où Dieu jugera tous les hommes »</w:t>
+      </w:r>
+    </w:p>
+    <w:p>
+      <w:pPr>
+        <w:pStyle w:val="ListBullet"/>
+        <w:spacing w:line="240" w:lineRule="auto"/>
+        <w:ind w:left="720"/>
+      </w:pPr>
+      <w:r>
+        <w:rPr>
+          <w:lang w:val="fr_FR" w:bidi="fr_FR"/>
+        </w:rPr>
+      </w:r>
+      <w:r>
+        <w:rPr>
+          <w:lang w:val="fr_FR" w:bidi="fr_FR"/>
+        </w:rPr>
+        <w:t>Certaines traductions mettent en lettres majuscules ce terme pour montrer qu'il est le nom d'un jour ou d'une heure spéciale : « Jour du Jugement » ou « Temps du Jugement ».</w:t>
+      </w:r>
+    </w:p>
+    <w:p>
+      <w:pPr/>
+      <w:r>
+        <w:rPr>
+          <w:lang w:val="fr_FR" w:bidi="fr_FR"/>
+        </w:rPr>
+      </w:r>
+      <w:r>
+        <w:rPr>
+          <w:lang w:val="fr_FR" w:bidi="fr_FR"/>
+        </w:rPr>
+        <w:t>(Voir aussi : (../kt/judge.md), (../kt/jesus.md), (../kt/heaven.md), (../kt/hell.md))</w:t>
+      </w:r>
+      <w:r>
+        <w:rPr>
+          <w:lang w:val="fr_FR" w:bidi="fr_FR"/>
+        </w:rPr>
+      </w:r>
+      <w:r>
+        <w:rPr>
+          <w:lang w:val="fr_FR" w:bidi="fr_FR"/>
+        </w:rPr>
+      </w:r>
+    </w:p>
+    <w:p>
+      <w:pPr/>
+      <w:r>
+        <w:rPr>
+          <w:lang w:val="fr_FR" w:bidi="fr_FR"/>
+        </w:rPr>
+      </w:r>
+    </w:p>
+    <w:p>
+      <w:pPr>
+        <w:pStyle w:val="Heading2"/>
+      </w:pPr>
+      <w:r>
+        <w:rPr>
+          <w:lang w:val="fr_FR" w:bidi="fr_FR"/>
+        </w:rPr>
+        <w:t>Juda</w:t>
+      </w:r>
+      <w:r>
+        <w:rPr>
+          <w:lang w:val="fr_FR" w:bidi="fr_FR"/>
+        </w:rPr>
+      </w:r>
+    </w:p>
+    <w:p>
+      <w:pPr>
+        <w:pStyle w:val="Heading3"/>
+      </w:pPr>
+      <w:r>
+        <w:rPr>
+          <w:lang w:val="fr_FR" w:bidi="fr_FR"/>
+        </w:rPr>
+        <w:t>Définition :</w:t>
+      </w:r>
+    </w:p>
+    <w:p>
+      <w:pPr/>
+      <w:r>
+        <w:rPr>
+          <w:lang w:val="fr_FR" w:bidi="fr_FR"/>
+        </w:rPr>
+      </w:r>
+      <w:r>
+        <w:rPr>
+          <w:lang w:val="fr_FR" w:bidi="fr_FR"/>
+        </w:rPr>
+        <w:t>"Juda était le quatrième des douze fils de Jacob* Sa mère était Léa.</w:t>
+      </w:r>
+    </w:p>
+    <w:p>
+      <w:pPr>
+        <w:pStyle w:val="ListBullet"/>
+        <w:spacing w:line="240" w:lineRule="auto"/>
+        <w:ind w:left="720"/>
+      </w:pPr>
+      <w:r>
+        <w:rPr>
+          <w:lang w:val="fr_FR" w:bidi="fr_FR"/>
+        </w:rPr>
+      </w:r>
+      <w:r>
+        <w:rPr>
+          <w:lang w:val="fr_FR" w:bidi="fr_FR"/>
+        </w:rPr>
+        <w:t>Les descendants de Juda sont devenus la tribu de Juda.</w:t>
+      </w:r>
+    </w:p>
+    <w:p>
+      <w:pPr>
+        <w:pStyle w:val="ListBullet"/>
+        <w:spacing w:line="240" w:lineRule="auto"/>
+        <w:ind w:left="720"/>
+      </w:pPr>
+      <w:r>
+        <w:rPr>
+          <w:lang w:val="fr_FR" w:bidi="fr_FR"/>
+        </w:rPr>
+      </w:r>
+      <w:r>
+        <w:rPr>
+          <w:lang w:val="fr_FR" w:bidi="fr_FR"/>
+        </w:rPr>
+        <w:t>Le mot «Juif» vient du nom «Juda».</w:t>
+      </w:r>
+    </w:p>
+    <w:p>
+      <w:pPr>
+        <w:pStyle w:val="ListBullet"/>
+        <w:spacing w:line="240" w:lineRule="auto"/>
+        <w:ind w:left="720"/>
+      </w:pPr>
+      <w:r>
+        <w:rPr>
+          <w:lang w:val="fr_FR" w:bidi="fr_FR"/>
+        </w:rPr>
+      </w:r>
+      <w:r>
+        <w:rPr>
+          <w:lang w:val="fr_FR" w:bidi="fr_FR"/>
+        </w:rPr>
+        <w:t>Lorsque la nation d'Israël divisée après le règne de Salomon prit fin, le royaume de Juda était la partie sud.</w:t>
+      </w:r>
+    </w:p>
+    <w:p>
+      <w:pPr/>
+      <w:r>
+        <w:rPr>
+          <w:lang w:val="fr_FR" w:bidi="fr_FR"/>
+        </w:rPr>
+      </w:r>
+      <w:r>
+        <w:rPr>
+          <w:lang w:val="fr_FR" w:bidi="fr_FR"/>
+        </w:rPr>
+        <w:t>(Voir aussi : (rc://fr/ta/man/translate/translate-names))</w:t>
+      </w:r>
+    </w:p>
+    <w:p>
+      <w:pPr/>
+      <w:r>
+        <w:rPr>
+          <w:lang w:val="fr_FR" w:bidi="fr_FR"/>
+        </w:rPr>
+      </w:r>
+      <w:r>
+        <w:rPr>
+          <w:lang w:val="fr_FR" w:bidi="fr_FR"/>
+        </w:rPr>
+        <w:t>(Voir aussi : (../names/jacob.md), (../kt/jew.md), (../names/kingdomofjudah.md), (../names/judea.md), (../other/12tribesofisrael.md))</w:t>
+      </w:r>
+      <w:r>
+        <w:rPr>
+          <w:lang w:val="fr_FR" w:bidi="fr_FR"/>
+        </w:rPr>
+      </w:r>
+      <w:r>
+        <w:rPr>
+          <w:lang w:val="fr_FR" w:bidi="fr_FR"/>
+        </w:rPr>
+      </w:r>
+    </w:p>
+    <w:p>
+      <w:pPr/>
+      <w:r>
+        <w:rPr>
+          <w:lang w:val="fr_FR" w:bidi="fr_FR"/>
+        </w:rPr>
+      </w:r>
+    </w:p>
+    <w:p>
+      <w:pPr>
+        <w:pStyle w:val="Heading2"/>
+      </w:pPr>
+      <w:r>
+        <w:rPr>
+          <w:lang w:val="fr_FR" w:bidi="fr_FR"/>
+        </w:rPr>
+        <w:t>Juda</w:t>
+      </w:r>
+      <w:r>
+        <w:rPr>
+          <w:lang w:val="fr_FR" w:bidi="fr_FR"/>
+        </w:rPr>
+      </w:r>
+    </w:p>
+    <w:p>
+      <w:pPr>
+        <w:pStyle w:val="Heading3"/>
+      </w:pPr>
+      <w:r>
+        <w:rPr>
+          <w:lang w:val="fr_FR" w:bidi="fr_FR"/>
+        </w:rPr>
+        <w:t>Données :</w:t>
+      </w:r>
+    </w:p>
+    <w:p>
+      <w:pPr/>
+      <w:r>
+        <w:rPr>
+          <w:lang w:val="fr_FR" w:bidi="fr_FR"/>
+        </w:rPr>
+      </w:r>
+      <w:r>
+        <w:rPr>
+          <w:lang w:val="fr_FR" w:bidi="fr_FR"/>
+        </w:rPr>
+        <w:t>La tribu de Juda était la plus grande des douze tribus d'Israël. Le royaume de Juda était composé des tribus de Juda et de Benjamin.</w:t>
+      </w:r>
+    </w:p>
+    <w:p>
+      <w:pPr>
+        <w:pStyle w:val="ListBullet"/>
+        <w:spacing w:line="240" w:lineRule="auto"/>
+        <w:ind w:left="720"/>
+      </w:pPr>
+      <w:r>
+        <w:rPr>
+          <w:lang w:val="fr_FR" w:bidi="fr_FR"/>
+        </w:rPr>
+      </w:r>
+      <w:r>
+        <w:rPr>
+          <w:lang w:val="fr_FR" w:bidi="fr_FR"/>
+        </w:rPr>
+        <w:t>Après la mort du roi Salomon, la nation d'Israël a été divisée en deux royaumes: Israël et Juda. Le royaume de Juda était le royaume du sud, situé à l'ouest de la mer Morte.</w:t>
+      </w:r>
+    </w:p>
+    <w:p>
+      <w:pPr>
+        <w:pStyle w:val="ListBullet"/>
+        <w:spacing w:line="240" w:lineRule="auto"/>
+        <w:ind w:left="720"/>
+      </w:pPr>
+      <w:r>
+        <w:rPr>
+          <w:lang w:val="fr_FR" w:bidi="fr_FR"/>
+        </w:rPr>
+      </w:r>
+      <w:r>
+        <w:rPr>
+          <w:lang w:val="fr_FR" w:bidi="fr_FR"/>
+        </w:rPr>
+        <w:t>La capitale du royaume de Juda était Jérusalem.</w:t>
+      </w:r>
+    </w:p>
+    <w:p>
+      <w:pPr>
+        <w:pStyle w:val="ListBullet"/>
+        <w:spacing w:line="240" w:lineRule="auto"/>
+        <w:ind w:left="720"/>
+      </w:pPr>
+      <w:r>
+        <w:rPr>
+          <w:lang w:val="fr_FR" w:bidi="fr_FR"/>
+        </w:rPr>
+      </w:r>
+      <w:r>
+        <w:rPr>
+          <w:lang w:val="fr_FR" w:bidi="fr_FR"/>
+        </w:rPr>
+        <w:t>Huit rois de Juda ont obéi à Yahvé et ont mené le peuple à l'adorer. Les autres rois de Juda étaient méchants et ont mené le peuple à adorer des idoles.</w:t>
+      </w:r>
+    </w:p>
+    <w:p>
+      <w:pPr>
+        <w:pStyle w:val="ListBullet"/>
+        <w:spacing w:line="240" w:lineRule="auto"/>
+        <w:ind w:left="720"/>
+      </w:pPr>
+      <w:r>
+        <w:rPr>
+          <w:lang w:val="fr_FR" w:bidi="fr_FR"/>
+        </w:rPr>
+      </w:r>
+      <w:r>
+        <w:rPr>
+          <w:lang w:val="fr_FR" w:bidi="fr_FR"/>
+        </w:rPr>
+        <w:t>Plus de 120 ans après que l'Assyrie a vaincu Israël (le royaume du nord), Juda a été conquise par les Babyloniens qui ont détruit Jérusalem et le temple, et ont emmené la plupart des habitants de Juda à Babylone en captivité.</w:t>
+      </w:r>
+    </w:p>
+    <w:p>
+      <w:pPr/>
+      <w:r>
+        <w:rPr>
+          <w:lang w:val="fr_FR" w:bidi="fr_FR"/>
+        </w:rPr>
+      </w:r>
+      <w:r>
+        <w:rPr>
+          <w:lang w:val="fr_FR" w:bidi="fr_FR"/>
+        </w:rPr>
+        <w:t>(Voir aussi : (../names/judah.md), (../names/saltsea.md))</w:t>
+      </w:r>
+      <w:r>
+        <w:rPr>
+          <w:lang w:val="fr_FR" w:bidi="fr_FR"/>
+        </w:rPr>
+      </w:r>
+      <w:r>
+        <w:rPr>
+          <w:lang w:val="fr_FR" w:bidi="fr_FR"/>
+        </w:rPr>
+      </w:r>
+    </w:p>
+    <w:p>
+      <w:pPr/>
+      <w:r>
+        <w:rPr>
+          <w:lang w:val="fr_FR" w:bidi="fr_FR"/>
+        </w:rPr>
+      </w:r>
+    </w:p>
+    <w:p>
+      <w:pPr>
+        <w:pStyle w:val="Heading2"/>
+      </w:pPr>
+      <w:r>
+        <w:rPr>
+          <w:lang w:val="fr_FR" w:bidi="fr_FR"/>
+        </w:rPr>
+        <w:t>Judas</w:t>
+      </w:r>
+      <w:r>
+        <w:rPr>
+          <w:lang w:val="fr_FR" w:bidi="fr_FR"/>
+        </w:rPr>
+      </w:r>
+    </w:p>
+    <w:p>
+      <w:pPr>
+        <w:pStyle w:val="Heading3"/>
+      </w:pPr>
+      <w:r>
+        <w:rPr>
+          <w:lang w:val="fr_FR" w:bidi="fr_FR"/>
+        </w:rPr>
+        <w:t>Définition :</w:t>
+      </w:r>
+    </w:p>
+    <w:p>
+      <w:pPr/>
+      <w:r>
+        <w:rPr>
+          <w:lang w:val="fr_FR" w:bidi="fr_FR"/>
+        </w:rPr>
+      </w:r>
+      <w:r>
+        <w:rPr>
+          <w:lang w:val="fr_FR" w:bidi="fr_FR"/>
+        </w:rPr>
+        <w:t>"Judas, fils de Jacques, était l'un des douze disciples les plus proches de Jésus* Notez que ce ne fut pas le même homme que Judas Iscariote.</w:t>
+      </w:r>
+    </w:p>
+    <w:p>
+      <w:pPr>
+        <w:pStyle w:val="ListBullet"/>
+        <w:spacing w:line="240" w:lineRule="auto"/>
+        <w:ind w:left="720"/>
+      </w:pPr>
+      <w:r>
+        <w:rPr>
+          <w:lang w:val="fr_FR" w:bidi="fr_FR"/>
+        </w:rPr>
+      </w:r>
+      <w:r>
+        <w:rPr>
+          <w:lang w:val="fr_FR" w:bidi="fr_FR"/>
+        </w:rPr>
+        <w:t>Souvent, dans la Bible, les hommes du même nom se distinguent par la mention du nom de leur père* Ici, Judas est identifié comme le "fils de Jacques*"</w:t>
+      </w:r>
+    </w:p>
+    <w:p>
+      <w:pPr>
+        <w:pStyle w:val="ListBullet"/>
+        <w:spacing w:line="240" w:lineRule="auto"/>
+        <w:ind w:left="720"/>
+      </w:pPr>
+      <w:r>
+        <w:rPr>
+          <w:lang w:val="fr_FR" w:bidi="fr_FR"/>
+        </w:rPr>
+      </w:r>
+      <w:r>
+        <w:rPr>
+          <w:lang w:val="fr_FR" w:bidi="fr_FR"/>
+        </w:rPr>
+        <w:t>Un autre homme nommé Judas était le frère de Jésus* Il était aussi connu comme «Jude».</w:t>
+      </w:r>
+    </w:p>
+    <w:p>
+      <w:pPr>
+        <w:pStyle w:val="ListBullet"/>
+        <w:spacing w:line="240" w:lineRule="auto"/>
+        <w:ind w:left="720"/>
+      </w:pPr>
+      <w:r>
+        <w:rPr>
+          <w:lang w:val="fr_FR" w:bidi="fr_FR"/>
+        </w:rPr>
+      </w:r>
+      <w:r>
+        <w:rPr>
+          <w:lang w:val="fr_FR" w:bidi="fr_FR"/>
+        </w:rPr>
+        <w:t>Le livre du Nouveau Testament appelé "Jude" a probablement été écrit par le frère de Jésus, car il se présente comme le «frère de Jacques*" Jacques était un autre frère de Jésus.</w:t>
+      </w:r>
+    </w:p>
+    <w:p>
+      <w:pPr>
+        <w:pStyle w:val="ListBullet"/>
+        <w:spacing w:line="240" w:lineRule="auto"/>
+        <w:ind w:left="720"/>
+      </w:pPr>
+      <w:r>
+        <w:rPr>
+          <w:lang w:val="fr_FR" w:bidi="fr_FR"/>
+        </w:rPr>
+      </w:r>
+      <w:r>
+        <w:rPr>
+          <w:lang w:val="fr_FR" w:bidi="fr_FR"/>
+        </w:rPr>
+        <w:t>Il est également possible que le livre de Jude a été écrit par un disciple de Jésus, Judas, fils de Jacques.</w:t>
+      </w:r>
+    </w:p>
+    <w:p>
+      <w:pPr/>
+      <w:r>
+        <w:rPr>
+          <w:lang w:val="fr_FR" w:bidi="fr_FR"/>
+        </w:rPr>
+      </w:r>
+      <w:r>
+        <w:rPr>
+          <w:lang w:val="fr_FR" w:bidi="fr_FR"/>
+        </w:rPr>
+        <w:t>(Translation suggestions: Translate Names)</w:t>
+      </w:r>
+    </w:p>
+    <w:p>
+      <w:pPr/>
+      <w:r>
+        <w:rPr>
+          <w:lang w:val="fr_FR" w:bidi="fr_FR"/>
+        </w:rPr>
+      </w:r>
+      <w:r>
+        <w:rPr>
+          <w:lang w:val="fr_FR" w:bidi="fr_FR"/>
+        </w:rPr>
+        <w:t>(Voir aussi : (../names/jamessonofzebedee.md), (../names/judasiscariot.md), (../kt/son.md), (../kt/thetwelve.md))</w:t>
+      </w:r>
+      <w:r>
+        <w:rPr>
+          <w:lang w:val="fr_FR" w:bidi="fr_FR"/>
+        </w:rPr>
+      </w:r>
+      <w:r>
+        <w:rPr>
+          <w:lang w:val="fr_FR" w:bidi="fr_FR"/>
+        </w:rPr>
+      </w:r>
+    </w:p>
+    <w:p>
+      <w:pPr/>
+      <w:r>
+        <w:rPr>
+          <w:lang w:val="fr_FR" w:bidi="fr_FR"/>
+        </w:rPr>
+      </w:r>
+    </w:p>
+    <w:p>
+      <w:pPr>
+        <w:pStyle w:val="Heading2"/>
+      </w:pPr>
+      <w:r>
+        <w:rPr>
+          <w:lang w:val="fr_FR" w:bidi="fr_FR"/>
+        </w:rPr>
+        <w:t>Judas Iscariote</w:t>
+      </w:r>
+      <w:r>
+        <w:rPr>
+          <w:lang w:val="fr_FR" w:bidi="fr_FR"/>
+        </w:rPr>
+      </w:r>
+    </w:p>
+    <w:p>
+      <w:pPr>
+        <w:pStyle w:val="Heading3"/>
+      </w:pPr>
+      <w:r>
+        <w:rPr>
+          <w:lang w:val="fr_FR" w:bidi="fr_FR"/>
+        </w:rPr>
+        <w:t>Données :</w:t>
+      </w:r>
+    </w:p>
+    <w:p>
+      <w:pPr/>
+      <w:r>
+        <w:rPr>
+          <w:lang w:val="fr_FR" w:bidi="fr_FR"/>
+        </w:rPr>
+      </w:r>
+      <w:r>
+        <w:rPr>
+          <w:lang w:val="fr_FR" w:bidi="fr_FR"/>
+        </w:rPr>
+        <w:t>Judas Iscariote était l'un des douze apôtres de Jésus. Il était celui qui a trahi Jésus aux chefs des Juifs.</w:t>
+      </w:r>
+    </w:p>
+    <w:p>
+      <w:pPr>
+        <w:pStyle w:val="ListBullet"/>
+        <w:spacing w:line="240" w:lineRule="auto"/>
+        <w:ind w:left="720"/>
+      </w:pPr>
+      <w:r>
+        <w:rPr>
+          <w:lang w:val="fr_FR" w:bidi="fr_FR"/>
+        </w:rPr>
+      </w:r>
+      <w:r>
+        <w:rPr>
+          <w:lang w:val="fr_FR" w:bidi="fr_FR"/>
+        </w:rPr>
+        <w:t>Le nom « Iscariote » peut signifier « de Kériot », peut-être une indication que Judas avait grandi dans cette ville.</w:t>
+      </w:r>
+    </w:p>
+    <w:p>
+      <w:pPr>
+        <w:pStyle w:val="ListBullet"/>
+        <w:spacing w:line="240" w:lineRule="auto"/>
+        <w:ind w:left="720"/>
+      </w:pPr>
+      <w:r>
+        <w:rPr>
+          <w:lang w:val="fr_FR" w:bidi="fr_FR"/>
+        </w:rPr>
+      </w:r>
+      <w:r>
+        <w:rPr>
+          <w:lang w:val="fr_FR" w:bidi="fr_FR"/>
+        </w:rPr>
+        <w:t>Judas Iscariote était un voleur ; il a administré l'argent des apôtres mais il en volait régulièrement et l'utilisait pour lui-même.</w:t>
+      </w:r>
+    </w:p>
+    <w:p>
+      <w:pPr>
+        <w:pStyle w:val="ListBullet"/>
+        <w:spacing w:line="240" w:lineRule="auto"/>
+        <w:ind w:left="720"/>
+      </w:pPr>
+      <w:r>
+        <w:rPr>
+          <w:lang w:val="fr_FR" w:bidi="fr_FR"/>
+        </w:rPr>
+      </w:r>
+      <w:r>
+        <w:rPr>
+          <w:lang w:val="fr_FR" w:bidi="fr_FR"/>
+        </w:rPr>
+        <w:t>Judas a trahi Jésus en disant aux chefs religieux où Jésus était pour qu'ils puissent l'arrêter.</w:t>
+      </w:r>
+    </w:p>
+    <w:p>
+      <w:pPr>
+        <w:pStyle w:val="ListBullet"/>
+        <w:spacing w:line="240" w:lineRule="auto"/>
+        <w:ind w:left="720"/>
+      </w:pPr>
+      <w:r>
+        <w:rPr>
+          <w:lang w:val="fr_FR" w:bidi="fr_FR"/>
+        </w:rPr>
+      </w:r>
+      <w:r>
+        <w:rPr>
+          <w:lang w:val="fr_FR" w:bidi="fr_FR"/>
+        </w:rPr>
+        <w:t>Après que les chefs religieux ont condamné Jésus à mourir, Judas a regretté de l'avoir trahi, alors il s'est tué.</w:t>
+      </w:r>
+    </w:p>
+    <w:p>
+      <w:pPr>
+        <w:pStyle w:val="ListBullet"/>
+        <w:spacing w:line="240" w:lineRule="auto"/>
+        <w:ind w:left="720"/>
+      </w:pPr>
+      <w:r>
+        <w:rPr>
+          <w:lang w:val="fr_FR" w:bidi="fr_FR"/>
+        </w:rPr>
+      </w:r>
+      <w:r>
+        <w:rPr>
+          <w:lang w:val="fr_FR" w:bidi="fr_FR"/>
+        </w:rPr>
+        <w:t>Il y a d'autres hommes nommés Judas dans la Bible, comme le frère de Jésus qui s'appelait « Jude » et un autre parmi les douze disciples.</w:t>
+      </w:r>
+    </w:p>
+    <w:p>
+      <w:pPr/>
+      <w:r>
+        <w:rPr>
+          <w:lang w:val="fr_FR" w:bidi="fr_FR"/>
+        </w:rPr>
+      </w:r>
+      <w:r>
+        <w:rPr>
+          <w:lang w:val="fr_FR" w:bidi="fr_FR"/>
+        </w:rPr>
+        <w:t>(Translation suggestions: Translate Names)</w:t>
+      </w:r>
+    </w:p>
+    <w:p>
+      <w:pPr/>
+      <w:r>
+        <w:rPr>
+          <w:lang w:val="fr_FR" w:bidi="fr_FR"/>
+        </w:rPr>
+      </w:r>
+      <w:r>
+        <w:rPr>
+          <w:lang w:val="fr_FR" w:bidi="fr_FR"/>
+        </w:rPr>
+        <w:t>(Voir aussi : (../kt/apostle.md), (../other/betray.md), (../other/jewishleaders.md), (../names/judassonofjames.md))</w:t>
+      </w:r>
+      <w:r>
+        <w:rPr>
+          <w:lang w:val="fr_FR" w:bidi="fr_FR"/>
+        </w:rPr>
+      </w:r>
+      <w:r>
+        <w:rPr>
+          <w:lang w:val="fr_FR" w:bidi="fr_FR"/>
+        </w:rPr>
+      </w:r>
+    </w:p>
+    <w:p>
+      <w:pPr/>
+      <w:r>
+        <w:rPr>
+          <w:lang w:val="fr_FR" w:bidi="fr_FR"/>
+        </w:rPr>
+      </w:r>
+    </w:p>
+    <w:p>
+      <w:pPr>
+        <w:pStyle w:val="Heading2"/>
+      </w:pPr>
+      <w:r>
+        <w:rPr>
+          <w:lang w:val="fr_FR" w:bidi="fr_FR"/>
+        </w:rPr>
+        <w:t>Judée</w:t>
+      </w:r>
+      <w:r>
+        <w:rPr>
+          <w:lang w:val="fr_FR" w:bidi="fr_FR"/>
+        </w:rPr>
+      </w:r>
+    </w:p>
+    <w:p>
+      <w:pPr>
+        <w:pStyle w:val="Heading3"/>
+      </w:pPr>
+      <w:r>
+        <w:rPr>
+          <w:lang w:val="fr_FR" w:bidi="fr_FR"/>
+        </w:rPr>
+        <w:t>Définition :</w:t>
+      </w:r>
+    </w:p>
+    <w:p>
+      <w:pPr/>
+      <w:r>
+        <w:rPr>
+          <w:lang w:val="fr_FR" w:bidi="fr_FR"/>
+        </w:rPr>
+      </w:r>
+      <w:r>
+        <w:rPr>
+          <w:lang w:val="fr_FR" w:bidi="fr_FR"/>
+        </w:rPr>
+        <w:t>"Le terme «Judée» vient du nom de Juda qui était l'une des douze tribus d'Israël* Il est utilisé à la fois dans un sens étroit et un sens large.</w:t>
+      </w:r>
+    </w:p>
+    <w:p>
+      <w:pPr>
+        <w:pStyle w:val="ListBullet"/>
+        <w:spacing w:line="240" w:lineRule="auto"/>
+        <w:ind w:left="720"/>
+      </w:pPr>
+      <w:r>
+        <w:rPr>
+          <w:lang w:val="fr_FR" w:bidi="fr_FR"/>
+        </w:rPr>
+      </w:r>
+      <w:r>
+        <w:rPr>
+          <w:lang w:val="fr_FR" w:bidi="fr_FR"/>
+        </w:rPr>
+        <w:t>Parfois, «Judée» est utilisé dans un sens étroit pour se référer uniquement à la province située dans la partie sud de l'ancien Israël juste à l'ouest de la mer Morte* Certaines traductions appellent cette province «Juda».</w:t>
+      </w:r>
+    </w:p>
+    <w:p>
+      <w:pPr>
+        <w:pStyle w:val="ListBullet"/>
+        <w:spacing w:line="240" w:lineRule="auto"/>
+        <w:ind w:left="720"/>
+      </w:pPr>
+      <w:r>
+        <w:rPr>
+          <w:lang w:val="fr_FR" w:bidi="fr_FR"/>
+        </w:rPr>
+      </w:r>
+      <w:r>
+        <w:rPr>
+          <w:lang w:val="fr_FR" w:bidi="fr_FR"/>
+        </w:rPr>
+        <w:t>Parfois "Judée" a un sens plus large et se réfère à toutes les provinces de l'ancien Israël, y compris la Galilée, en Samarie, Perea, Idumée et de la Judée (Juda).</w:t>
+      </w:r>
+    </w:p>
+    <w:p>
+      <w:pPr>
+        <w:pStyle w:val="ListBullet"/>
+        <w:spacing w:line="240" w:lineRule="auto"/>
+        <w:ind w:left="720"/>
+      </w:pPr>
+      <w:r>
+        <w:rPr>
+          <w:lang w:val="fr_FR" w:bidi="fr_FR"/>
+        </w:rPr>
+      </w:r>
+      <w:r>
+        <w:rPr>
+          <w:lang w:val="fr_FR" w:bidi="fr_FR"/>
+        </w:rPr>
+        <w:t>Si les traducteurs veulent faire la distinction claire, au sens large, la Judée (ex Luc 1: 5*) pourrait être traduit par « Pays de Judée» et le sens étroit pourrait être traduit par «Province de Judée» (ex Luc 01:39*) ou «province de Juda» puisque c'est la partie de la terre de l'Israël antique où la tribu de Juda, avait d'abord vécu.</w:t>
+      </w:r>
+    </w:p>
+    <w:p>
+      <w:pPr/>
+      <w:r>
+        <w:rPr>
+          <w:lang w:val="fr_FR" w:bidi="fr_FR"/>
+        </w:rPr>
+      </w:r>
+      <w:r>
+        <w:rPr>
+          <w:lang w:val="fr_FR" w:bidi="fr_FR"/>
+        </w:rPr>
+        <w:t>(Voir aussi : (rc://fr/ta/man/translate/translate-names))</w:t>
+      </w:r>
+    </w:p>
+    <w:p>
+      <w:pPr/>
+      <w:r>
+        <w:rPr>
+          <w:lang w:val="fr_FR" w:bidi="fr_FR"/>
+        </w:rPr>
+      </w:r>
+      <w:r>
+        <w:rPr>
+          <w:lang w:val="fr_FR" w:bidi="fr_FR"/>
+        </w:rPr>
+        <w:t>(Voir aussi : (../names/galilee.md), (../names/edom.md), (../names/judah.md), (../names/kingdomofjudah.md), (../names/samaria.md))</w:t>
+      </w:r>
+      <w:r>
+        <w:rPr>
+          <w:lang w:val="fr_FR" w:bidi="fr_FR"/>
+        </w:rPr>
+      </w:r>
+      <w:r>
+        <w:rPr>
+          <w:lang w:val="fr_FR" w:bidi="fr_FR"/>
+        </w:rPr>
+      </w:r>
+    </w:p>
+    <w:p>
+      <w:pPr/>
+      <w:r>
+        <w:rPr>
+          <w:lang w:val="fr_FR" w:bidi="fr_FR"/>
+        </w:rPr>
+      </w:r>
+    </w:p>
+    <w:p>
+      <w:pPr>
+        <w:pStyle w:val="Heading2"/>
+      </w:pPr>
+      <w:r>
+        <w:rPr>
+          <w:lang w:val="fr_FR" w:bidi="fr_FR"/>
+        </w:rPr>
+        <w:t>Juge</w:t>
+      </w:r>
+      <w:r>
+        <w:rPr>
+          <w:lang w:val="fr_FR" w:bidi="fr_FR"/>
+        </w:rPr>
+      </w:r>
+    </w:p>
+    <w:p>
+      <w:pPr>
+        <w:pStyle w:val="Heading3"/>
+      </w:pPr>
+      <w:r>
+        <w:rPr>
+          <w:lang w:val="fr_FR" w:bidi="fr_FR"/>
+        </w:rPr>
+        <w:t>Définition :</w:t>
+      </w:r>
+    </w:p>
+    <w:p>
+      <w:pPr/>
+      <w:r>
+        <w:rPr>
+          <w:lang w:val="fr_FR" w:bidi="fr_FR"/>
+        </w:rPr>
+      </w:r>
+      <w:r>
+        <w:rPr>
+          <w:lang w:val="fr_FR" w:bidi="fr_FR"/>
+        </w:rPr>
+        <w:t>"Un juge est une personne qui décide ce qui est bon ou mauvais en matières civiles, juridiques ou spirituelles.</w:t>
+      </w:r>
+    </w:p>
+    <w:p>
+      <w:pPr>
+        <w:pStyle w:val="ListBullet"/>
+        <w:spacing w:line="240" w:lineRule="auto"/>
+        <w:ind w:left="720"/>
+      </w:pPr>
+      <w:r>
+        <w:rPr>
+          <w:lang w:val="fr_FR" w:bidi="fr_FR"/>
+        </w:rPr>
+      </w:r>
+      <w:r>
+        <w:rPr>
+          <w:lang w:val="fr_FR" w:bidi="fr_FR"/>
+        </w:rPr>
+        <w:t>Dans la Bible, Dieu est souvent désigné comme un juge parce qu'il est le seul juge parfait qui prend les décisions finales sur ce qui est bon ou mauvais.</w:t>
+      </w:r>
+    </w:p>
+    <w:p>
+      <w:pPr>
+        <w:pStyle w:val="ListBullet"/>
+        <w:spacing w:line="240" w:lineRule="auto"/>
+        <w:ind w:left="720"/>
+      </w:pPr>
+      <w:r>
+        <w:rPr>
+          <w:lang w:val="fr_FR" w:bidi="fr_FR"/>
+        </w:rPr>
+      </w:r>
+      <w:r>
+        <w:rPr>
+          <w:lang w:val="fr_FR" w:bidi="fr_FR"/>
+        </w:rPr>
+        <w:t>Après que le peuple d'Israël est entré dans la terre promise, et avant qu'il ait des rois, Dieu a fait nommer des juges pour les conduire dans les moments difficiles* Souvent, les juges ont sauvé les Israélites de leurs ennemis.</w:t>
+      </w:r>
+    </w:p>
+    <w:p>
+      <w:pPr/>
+      <w:r>
+        <w:rPr>
+          <w:lang w:val="fr_FR" w:bidi="fr_FR"/>
+        </w:rPr>
+      </w:r>
+      <w:r>
+        <w:rPr>
+          <w:lang w:val="fr_FR" w:bidi="fr_FR"/>
+        </w:rPr>
+        <w:t>(Voir aussi : (../other/governor.md), (../kt/judge.md), (../kt/lawofmoses.md))</w:t>
+      </w:r>
+      <w:r>
+        <w:rPr>
+          <w:lang w:val="fr_FR" w:bidi="fr_FR"/>
+        </w:rPr>
+      </w:r>
+      <w:r>
+        <w:rPr>
+          <w:lang w:val="fr_FR" w:bidi="fr_FR"/>
+        </w:rPr>
+      </w:r>
+    </w:p>
+    <w:p>
+      <w:pPr/>
+      <w:r>
+        <w:rPr>
+          <w:lang w:val="fr_FR" w:bidi="fr_FR"/>
+        </w:rPr>
+      </w:r>
+    </w:p>
+    <w:p>
+      <w:pPr>
+        <w:pStyle w:val="Heading2"/>
+      </w:pPr>
+      <w:r>
+        <w:rPr>
+          <w:lang w:val="fr_FR" w:bidi="fr_FR"/>
+        </w:rPr>
+        <w:t>Juger</w:t>
+      </w:r>
+      <w:r>
+        <w:rPr>
+          <w:lang w:val="fr_FR" w:bidi="fr_FR"/>
+        </w:rPr>
+      </w:r>
+    </w:p>
+    <w:p>
+      <w:pPr>
+        <w:pStyle w:val="Heading3"/>
+      </w:pPr>
+      <w:r>
+        <w:rPr>
+          <w:lang w:val="fr_FR" w:bidi="fr_FR"/>
+        </w:rPr>
+        <w:t>Définition :</w:t>
+      </w:r>
+    </w:p>
+    <w:p>
+      <w:pPr/>
+      <w:r>
+        <w:rPr>
+          <w:lang w:val="fr_FR" w:bidi="fr_FR"/>
+        </w:rPr>
+      </w:r>
+      <w:r>
+        <w:rPr>
+          <w:lang w:val="fr_FR" w:bidi="fr_FR"/>
+        </w:rPr>
+        <w:t>Les termes « juger » et « jugement » s'appliquent à la prise ou à l'expression d'une décision concernant la moralité ou le tort de quelque chose.</w:t>
+      </w:r>
+    </w:p>
+    <w:p>
+      <w:pPr>
+        <w:pStyle w:val="ListBullet"/>
+        <w:spacing w:line="240" w:lineRule="auto"/>
+        <w:ind w:left="720"/>
+      </w:pPr>
+      <w:r>
+        <w:rPr>
+          <w:lang w:val="fr_FR" w:bidi="fr_FR"/>
+        </w:rPr>
+      </w:r>
+      <w:r>
+        <w:rPr>
+          <w:lang w:val="fr_FR" w:bidi="fr_FR"/>
+        </w:rPr>
+        <w:t>Le « jugement de Dieu » se réfère souvent à sa condamnation de quelque chose ou quelqu'un comme du péché.</w:t>
+      </w:r>
+    </w:p>
+    <w:p>
+      <w:pPr>
+        <w:pStyle w:val="ListBullet"/>
+        <w:spacing w:line="240" w:lineRule="auto"/>
+        <w:ind w:left="720"/>
+      </w:pPr>
+      <w:r>
+        <w:rPr>
+          <w:lang w:val="fr_FR" w:bidi="fr_FR"/>
+        </w:rPr>
+      </w:r>
+      <w:r>
+        <w:rPr>
+          <w:lang w:val="fr_FR" w:bidi="fr_FR"/>
+        </w:rPr>
+        <w:t>Le jugement de Dieu comprend généralement la punition des gens pour leur péché.</w:t>
+      </w:r>
+    </w:p>
+    <w:p>
+      <w:pPr>
+        <w:pStyle w:val="ListBullet"/>
+        <w:spacing w:line="240" w:lineRule="auto"/>
+        <w:ind w:left="720"/>
+      </w:pPr>
+      <w:r>
+        <w:rPr>
+          <w:lang w:val="fr_FR" w:bidi="fr_FR"/>
+        </w:rPr>
+      </w:r>
+      <w:r>
+        <w:rPr>
+          <w:lang w:val="fr_FR" w:bidi="fr_FR"/>
+        </w:rPr>
+        <w:t>Le terme « juger » peut aussi signifier « condamner ». Dieu demande à son peuple de ne pas se juger les uns les autres de cette façon.</w:t>
+      </w:r>
+    </w:p>
+    <w:p>
+      <w:pPr>
+        <w:pStyle w:val="ListBullet"/>
+        <w:spacing w:line="240" w:lineRule="auto"/>
+        <w:ind w:left="720"/>
+      </w:pPr>
+      <w:r>
+        <w:rPr>
+          <w:lang w:val="fr_FR" w:bidi="fr_FR"/>
+        </w:rPr>
+      </w:r>
+      <w:r>
+        <w:rPr>
+          <w:lang w:val="fr_FR" w:bidi="fr_FR"/>
+        </w:rPr>
+        <w:t>Un autre sens de « juger » est « arbitrer entre » ou « porter un jugement entre », comme pour décider qui a raison dans un conflit ou une dispute entre des personnes.</w:t>
+      </w:r>
+    </w:p>
+    <w:p>
+      <w:pPr>
+        <w:pStyle w:val="ListBullet"/>
+        <w:spacing w:line="240" w:lineRule="auto"/>
+        <w:ind w:left="720"/>
+      </w:pPr>
+      <w:r>
+        <w:rPr>
+          <w:lang w:val="fr_FR" w:bidi="fr_FR"/>
+        </w:rPr>
+      </w:r>
+      <w:r>
+        <w:rPr>
+          <w:lang w:val="fr_FR" w:bidi="fr_FR"/>
+        </w:rPr>
+        <w:t>Dans certains contextes, les « jugements de Dieu » sont ce qu'il a décidé être droit et juste. Ses jugements sont comparables à ses décrets, lois ou préceptes.</w:t>
+      </w:r>
+    </w:p>
+    <w:p>
+      <w:pPr>
+        <w:pStyle w:val="ListBullet"/>
+        <w:spacing w:line="240" w:lineRule="auto"/>
+        <w:ind w:left="720"/>
+      </w:pPr>
+      <w:r>
+        <w:rPr>
+          <w:lang w:val="fr_FR" w:bidi="fr_FR"/>
+        </w:rPr>
+      </w:r>
+      <w:r>
+        <w:rPr>
+          <w:lang w:val="fr_FR" w:bidi="fr_FR"/>
+        </w:rPr>
+        <w:t>Le «jugement» peut faire référence à une capacité de prendre des décisions sages. Une personne qui manque de « jugement » n'a pas la sagesse de prendre des décisions judicieuses.</w:t>
+      </w:r>
+    </w:p>
+    <w:p>
+      <w:pPr>
+        <w:pStyle w:val="Heading3"/>
+      </w:pPr>
+      <w:r>
+        <w:rPr>
+          <w:lang w:val="fr_FR" w:bidi="fr_FR"/>
+        </w:rPr>
+        <w:t>traduction Suggestions</w:t>
+      </w:r>
+    </w:p>
+    <w:p>
+      <w:pPr>
+        <w:pStyle w:val="ListBullet"/>
+        <w:spacing w:line="240" w:lineRule="auto"/>
+        <w:ind w:left="720"/>
+      </w:pPr>
+      <w:r>
+        <w:rPr>
+          <w:lang w:val="fr_FR" w:bidi="fr_FR"/>
+        </w:rPr>
+      </w:r>
+      <w:r>
+        <w:rPr>
+          <w:lang w:val="fr_FR" w:bidi="fr_FR"/>
+        </w:rPr>
+        <w:t>Selon le contexte, les manières de traduire "juger" pourrait inclure, « décider» ou «condamner» ou «punir» ou «décreter».</w:t>
+      </w:r>
+    </w:p>
+    <w:p>
+      <w:pPr>
+        <w:pStyle w:val="ListBullet"/>
+        <w:spacing w:line="240" w:lineRule="auto"/>
+        <w:ind w:left="720"/>
+      </w:pPr>
+      <w:r>
+        <w:rPr>
+          <w:lang w:val="fr_FR" w:bidi="fr_FR"/>
+        </w:rPr>
+      </w:r>
+      <w:r>
+        <w:rPr>
+          <w:lang w:val="fr_FR" w:bidi="fr_FR"/>
+        </w:rPr>
+        <w:t>Le terme «jugement» pourrait être traduit comme «punition» ou «décision» ou «verdict» ou «décret» ou «condamnation».</w:t>
+      </w:r>
+    </w:p>
+    <w:p>
+      <w:pPr/>
+      <w:r>
+        <w:rPr>
+          <w:lang w:val="fr_FR" w:bidi="fr_FR"/>
+        </w:rPr>
+      </w:r>
+      <w:r>
+        <w:rPr>
+          <w:lang w:val="fr_FR" w:bidi="fr_FR"/>
+        </w:rPr>
+        <w:t>(Voir aussi : (../other/decree.md), (../other/judgeposition.md), (../kt/judgmentday.md), (../kt/justice.md), (../other/law.md), (../kt/lawofmoses.md))</w:t>
+      </w:r>
+      <w:r>
+        <w:rPr>
+          <w:lang w:val="fr_FR" w:bidi="fr_FR"/>
+        </w:rPr>
+      </w:r>
+      <w:r>
+        <w:rPr>
+          <w:lang w:val="fr_FR" w:bidi="fr_FR"/>
+        </w:rPr>
+      </w:r>
+    </w:p>
+    <w:p>
+      <w:pPr/>
+      <w:r>
+        <w:rPr>
+          <w:lang w:val="fr_FR" w:bidi="fr_FR"/>
+        </w:rPr>
+      </w:r>
+    </w:p>
+    <w:p>
+      <w:pPr>
+        <w:pStyle w:val="Heading2"/>
+      </w:pPr>
+      <w:r>
+        <w:rPr>
+          <w:lang w:val="fr_FR" w:bidi="fr_FR"/>
+        </w:rPr>
+        <w:t>Juif</w:t>
+      </w:r>
+      <w:r>
+        <w:rPr>
+          <w:lang w:val="fr_FR" w:bidi="fr_FR"/>
+        </w:rPr>
+      </w:r>
+    </w:p>
+    <w:p>
+      <w:pPr>
+        <w:pStyle w:val="Heading3"/>
+      </w:pPr>
+      <w:r>
+        <w:rPr>
+          <w:lang w:val="fr_FR" w:bidi="fr_FR"/>
+        </w:rPr>
+        <w:t>Données :</w:t>
+      </w:r>
+    </w:p>
+    <w:p>
+      <w:pPr/>
+      <w:r>
+        <w:rPr>
+          <w:lang w:val="fr_FR" w:bidi="fr_FR"/>
+        </w:rPr>
+      </w:r>
+      <w:r>
+        <w:rPr>
+          <w:lang w:val="fr_FR" w:bidi="fr_FR"/>
+        </w:rPr>
+        <w:t>Les Juifs sont les descendants du petit-fils d'Abraham, Jacob. Le mot "juif" vient du mot "Juda".</w:t>
+      </w:r>
+    </w:p>
+    <w:p>
+      <w:pPr>
+        <w:pStyle w:val="ListBullet"/>
+        <w:spacing w:line="240" w:lineRule="auto"/>
+        <w:ind w:left="720"/>
+      </w:pPr>
+      <w:r>
+        <w:rPr>
+          <w:lang w:val="fr_FR" w:bidi="fr_FR"/>
+        </w:rPr>
+      </w:r>
+      <w:r>
+        <w:rPr>
+          <w:lang w:val="fr_FR" w:bidi="fr_FR"/>
+        </w:rPr>
+        <w:t>Les gens ont commencé à appeler les Israélites "Juifs" après leur exil à Babyloneqund ils sont retournés à Juda.</w:t>
+      </w:r>
+    </w:p>
+    <w:p>
+      <w:pPr>
+        <w:pStyle w:val="ListBullet"/>
+        <w:spacing w:line="240" w:lineRule="auto"/>
+        <w:ind w:left="720"/>
+      </w:pPr>
+      <w:r>
+        <w:rPr>
+          <w:lang w:val="fr_FR" w:bidi="fr_FR"/>
+        </w:rPr>
+      </w:r>
+      <w:r>
+        <w:rPr>
+          <w:lang w:val="fr_FR" w:bidi="fr_FR"/>
+        </w:rPr>
+        <w:t>Jésus, le Messie, était juif. Mais, les chefs religieux juifs ont rejeté Jésus et ont demandé sa mort.</w:t>
+      </w:r>
+    </w:p>
+    <w:p>
+      <w:pPr/>
+      <w:r>
+        <w:rPr>
+          <w:lang w:val="fr_FR" w:bidi="fr_FR"/>
+        </w:rPr>
+      </w:r>
+      <w:r>
+        <w:rPr>
+          <w:lang w:val="fr_FR" w:bidi="fr_FR"/>
+        </w:rPr>
+        <w:t xml:space="preserve">(Voir aussi : </w:t>
+      </w:r>
+      <w:r>
+        <w:rPr>
+          <w:lang w:val="fr_FR" w:bidi="fr_FR"/>
+        </w:rPr>
+        <w:t>Abraham</w:t>
       </w:r>
       <w:r>
         <w:rPr>
@@ -6637,7 +9774,7 @@
         <w:rPr>
           <w:lang w:val="fr_FR" w:bidi="fr_FR"/>
         </w:rPr>
-        <w:t>Jérusalem</w:t>
+        <w:t>Jacob</w:t>
       </w:r>
       <w:r>
         <w:rPr>
@@ -6649,7 +9786,7 @@
         <w:rPr>
           <w:lang w:val="fr_FR" w:bidi="fr_FR"/>
         </w:rPr>
-        <w:t>Saron</w:t>
+        <w:t>Israël</w:t>
       </w:r>
       <w:r>
         <w:rPr>
@@ -6661,7 +9798,59 @@
         <w:rPr>
           <w:lang w:val="fr_FR" w:bidi="fr_FR"/>
         </w:rPr>
-        <w:t>Tarsis</w:t>
+        <w:t>Babylone</w:t>
+      </w:r>
+      <w:r>
+        <w:rPr>
+          <w:lang w:val="fr_FR" w:bidi="fr_FR"/>
+        </w:rPr>
+        <w:t xml:space="preserve">, </w:t>
+      </w:r>
+      <w:r>
+        <w:rPr>
+          <w:lang w:val="fr_FR" w:bidi="fr_FR"/>
+        </w:rPr>
+        <w:t>dirigeants juifs</w:t>
+      </w:r>
+      <w:r>
+        <w:rPr>
+          <w:lang w:val="fr_FR" w:bidi="fr_FR"/>
+        </w:rPr>
+        <w:t>)</w:t>
+      </w:r>
+      <w:r>
+        <w:rPr>
+          <w:lang w:val="fr_FR" w:bidi="fr_FR"/>
+        </w:rPr>
+      </w:r>
+      <w:r>
+        <w:rPr>
+          <w:lang w:val="fr_FR" w:bidi="fr_FR"/>
+        </w:rPr>
+      </w:r>
+    </w:p>
+    <w:p>
+      <w:pPr/>
+      <w:r>
+        <w:rPr>
+          <w:lang w:val="fr_FR" w:bidi="fr_FR"/>
+        </w:rPr>
+      </w:r>
+    </w:p>
+    <w:p>
+      <w:pPr>
+        <w:pStyle w:val="Heading2"/>
+      </w:pPr>
+      <w:r>
+        <w:rPr>
+          <w:lang w:val="fr_FR" w:bidi="fr_FR"/>
+        </w:rPr>
+        <w:t>Juste</w:t>
+      </w:r>
+      <w:r>
+        <w:rPr>
+          <w:lang w:val="fr_FR" w:bidi="fr_FR"/>
+        </w:rPr>
       </w:r>
     </w:p>
     <w:p>
@@ -6672,97 +9861,225 @@
         <w:rPr>
           <w:lang w:val="fr_FR" w:bidi="fr_FR"/>
         </w:rPr>
-        <w:t>Passages bibliques</w:t>
-      </w:r>
-    </w:p>
-    <w:p>
-      <w:pPr>
-        <w:pStyle w:val="ListBullet"/>
-        <w:spacing w:line="240" w:lineRule="auto"/>
-        <w:ind w:left="720"/>
-      </w:pPr>
-      <w:r>
-        <w:rPr>
-          <w:lang w:val="fr_FR" w:bidi="fr_FR"/>
-        </w:rPr>
-      </w:r>
-      <w:r>
-        <w:rPr>
-          <w:lang w:val="fr_FR" w:bidi="fr_FR"/>
-        </w:rPr>
-        <w:t>Actes 9.37</w:t>
-      </w:r>
-    </w:p>
-    <w:p>
-      <w:pPr>
-        <w:pStyle w:val="ListBullet"/>
-        <w:spacing w:line="240" w:lineRule="auto"/>
-        <w:ind w:left="720"/>
-      </w:pPr>
-      <w:r>
-        <w:rPr>
-          <w:lang w:val="fr_FR" w:bidi="fr_FR"/>
-        </w:rPr>
-      </w:r>
-      <w:r>
-        <w:rPr>
-          <w:lang w:val="fr_FR" w:bidi="fr_FR"/>
-        </w:rPr>
-        <w:t>Actes 10.8</w:t>
-      </w:r>
-    </w:p>
-    <w:p>
-      <w:pPr>
-        <w:pStyle w:val="ListBullet"/>
-        <w:spacing w:line="240" w:lineRule="auto"/>
-        <w:ind w:left="720"/>
-      </w:pPr>
-      <w:r>
-        <w:rPr>
-          <w:lang w:val="fr_FR" w:bidi="fr_FR"/>
-        </w:rPr>
-      </w:r>
-      <w:r>
-        <w:rPr>
-          <w:lang w:val="fr_FR" w:bidi="fr_FR"/>
-        </w:rPr>
-        <w:t>Actes 11.4–6</w:t>
-      </w:r>
-    </w:p>
-    <w:p>
-      <w:pPr>
-        <w:pStyle w:val="ListBullet"/>
-        <w:spacing w:line="240" w:lineRule="auto"/>
-        <w:ind w:left="720"/>
-      </w:pPr>
-      <w:r>
-        <w:rPr>
-          <w:lang w:val="fr_FR" w:bidi="fr_FR"/>
-        </w:rPr>
-      </w:r>
-      <w:r>
-        <w:rPr>
-          <w:lang w:val="fr_FR" w:bidi="fr_FR"/>
-        </w:rPr>
-        <w:t>Actes 11.11</w:t>
-      </w:r>
-    </w:p>
-    <w:p>
-      <w:pPr>
-        <w:pStyle w:val="ListBullet"/>
-        <w:spacing w:line="240" w:lineRule="auto"/>
-        <w:ind w:left="720"/>
-      </w:pPr>
-      <w:r>
-        <w:rPr>
-          <w:lang w:val="fr_FR" w:bidi="fr_FR"/>
-        </w:rPr>
-      </w:r>
-      <w:r>
-        <w:rPr>
-          <w:lang w:val="fr_FR" w:bidi="fr_FR"/>
-        </w:rPr>
-        <w:t>Jonas 1.3</w:t>
+        <w:t>Définition :</w:t>
+      </w:r>
+    </w:p>
+    <w:p>
+      <w:pPr/>
+      <w:r>
+        <w:rPr>
+          <w:lang w:val="fr_FR" w:bidi="fr_FR"/>
+        </w:rPr>
+      </w:r>
+      <w:r>
+        <w:rPr>
+          <w:lang w:val="fr_FR" w:bidi="fr_FR"/>
+        </w:rPr>
+        <w:t>Le terme "justice" se réfère à la bonté absolue, la justice, la fidélité et l'amour de Dieu. Parce que Dieu est "juste", il doit condamner le péché.</w:t>
+      </w:r>
+    </w:p>
+    <w:p>
+      <w:pPr>
+        <w:pStyle w:val="ListBullet"/>
+        <w:spacing w:line="240" w:lineRule="auto"/>
+        <w:ind w:left="720"/>
+      </w:pPr>
+      <w:r>
+        <w:rPr>
+          <w:lang w:val="fr_FR" w:bidi="fr_FR"/>
+        </w:rPr>
+      </w:r>
+      <w:r>
+        <w:rPr>
+          <w:lang w:val="fr_FR" w:bidi="fr_FR"/>
+        </w:rPr>
+        <w:t>Ces termes sont souvent utilisés pour décrire une personne qui obéit à Dieu et est moralement bonne. Mais, parce que tous les hommes ont péché, personne n'est complètement juste, excepté Dieu.</w:t>
+      </w:r>
+    </w:p>
+    <w:p>
+      <w:pPr>
+        <w:pStyle w:val="ListBullet"/>
+        <w:spacing w:line="240" w:lineRule="auto"/>
+        <w:ind w:left="720"/>
+      </w:pPr>
+      <w:r>
+        <w:rPr>
+          <w:lang w:val="fr_FR" w:bidi="fr_FR"/>
+        </w:rPr>
+      </w:r>
+      <w:r>
+        <w:rPr>
+          <w:lang w:val="fr_FR" w:bidi="fr_FR"/>
+        </w:rPr>
+        <w:t>Des exemples de personnes qui sont appelés "justes" dans la Bible sont Noé, Job, Abraham, Zacharie, et Elisabeth.</w:t>
+      </w:r>
+    </w:p>
+    <w:p>
+      <w:pPr>
+        <w:pStyle w:val="ListBullet"/>
+        <w:spacing w:line="240" w:lineRule="auto"/>
+        <w:ind w:left="720"/>
+      </w:pPr>
+      <w:r>
+        <w:rPr>
+          <w:lang w:val="fr_FR" w:bidi="fr_FR"/>
+        </w:rPr>
+      </w:r>
+      <w:r>
+        <w:rPr>
+          <w:lang w:val="fr_FR" w:bidi="fr_FR"/>
+        </w:rPr>
+        <w:t>Lorsque les gens ont confiance en Jésus pour les sauver, Dieu les purifie de leurs péchés et déclare qu'ils sont justes à cause de la justice de Jésus.</w:t>
+      </w:r>
+    </w:p>
+    <w:p>
+      <w:pPr/>
+      <w:r>
+        <w:rPr>
+          <w:lang w:val="fr_FR" w:bidi="fr_FR"/>
+        </w:rPr>
+      </w:r>
+      <w:r>
+        <w:rPr>
+          <w:lang w:val="fr_FR" w:bidi="fr_FR"/>
+        </w:rPr>
+        <w:t>Le terme "injuste" signifie être pécheur et moralement corrompu. "L'injustice" se rapporte au péché ou à la condition d’être pécheur.</w:t>
+      </w:r>
+    </w:p>
+    <w:p>
+      <w:pPr>
+        <w:pStyle w:val="ListBullet"/>
+        <w:spacing w:line="240" w:lineRule="auto"/>
+        <w:ind w:left="720"/>
+      </w:pPr>
+      <w:r>
+        <w:rPr>
+          <w:lang w:val="fr_FR" w:bidi="fr_FR"/>
+        </w:rPr>
+      </w:r>
+      <w:r>
+        <w:rPr>
+          <w:lang w:val="fr_FR" w:bidi="fr_FR"/>
+        </w:rPr>
+        <w:t>Ces termes s'appliquent en particulier à une vie qui désobéit aux enseignements et aux commandements de Dieu.</w:t>
+      </w:r>
+    </w:p>
+    <w:p>
+      <w:pPr>
+        <w:pStyle w:val="ListBullet"/>
+        <w:spacing w:line="240" w:lineRule="auto"/>
+        <w:ind w:left="720"/>
+      </w:pPr>
+      <w:r>
+        <w:rPr>
+          <w:lang w:val="fr_FR" w:bidi="fr_FR"/>
+        </w:rPr>
+      </w:r>
+      <w:r>
+        <w:rPr>
+          <w:lang w:val="fr_FR" w:bidi="fr_FR"/>
+        </w:rPr>
+        <w:t>Les personnes "injustes" sont immorales dans leurs pensées et leurs actions.</w:t>
+      </w:r>
+    </w:p>
+    <w:p>
+      <w:pPr>
+        <w:pStyle w:val="ListBullet"/>
+        <w:spacing w:line="240" w:lineRule="auto"/>
+        <w:ind w:left="720"/>
+      </w:pPr>
+      <w:r>
+        <w:rPr>
+          <w:lang w:val="fr_FR" w:bidi="fr_FR"/>
+        </w:rPr>
+      </w:r>
+      <w:r>
+        <w:rPr>
+          <w:lang w:val="fr_FR" w:bidi="fr_FR"/>
+        </w:rPr>
+        <w:t>On appelle souvent les personnes qui ne croient pas en Jésus des "injustes".</w:t>
+      </w:r>
+    </w:p>
+    <w:p>
+      <w:pPr/>
+      <w:r>
+        <w:rPr>
+          <w:lang w:val="fr_FR" w:bidi="fr_FR"/>
+        </w:rPr>
+      </w:r>
+      <w:r>
+        <w:rPr>
+          <w:lang w:val="fr_FR" w:bidi="fr_FR"/>
+        </w:rPr>
+        <w:t>Le terme "droiture" s'applique à une personne qui agit d’une manière qui obéit aux lois de Dieu.</w:t>
+      </w:r>
+    </w:p>
+    <w:p>
+      <w:pPr>
+        <w:pStyle w:val="ListBullet"/>
+        <w:spacing w:line="240" w:lineRule="auto"/>
+        <w:ind w:left="720"/>
+      </w:pPr>
+      <w:r>
+        <w:rPr>
+          <w:lang w:val="fr_FR" w:bidi="fr_FR"/>
+        </w:rPr>
+      </w:r>
+      <w:r>
+        <w:rPr>
+          <w:lang w:val="fr_FR" w:bidi="fr_FR"/>
+        </w:rPr>
+        <w:t>Le sens de ce mot contient l'idée de se tenir "droit" et de regarder droit devant soi.</w:t>
+      </w:r>
+    </w:p>
+    <w:p>
+      <w:pPr>
+        <w:pStyle w:val="ListBullet"/>
+        <w:spacing w:line="240" w:lineRule="auto"/>
+        <w:ind w:left="720"/>
+      </w:pPr>
+      <w:r>
+        <w:rPr>
+          <w:lang w:val="fr_FR" w:bidi="fr_FR"/>
+        </w:rPr>
+      </w:r>
+      <w:r>
+        <w:rPr>
+          <w:lang w:val="fr_FR" w:bidi="fr_FR"/>
+        </w:rPr>
+        <w:t>Une personne "droite" est une personne qui obéit aux commandements de Dieu et ne fait pas des choses contre sa volonté.</w:t>
+      </w:r>
+    </w:p>
+    <w:p>
+      <w:pPr>
+        <w:pStyle w:val="ListBullet"/>
+        <w:spacing w:line="240" w:lineRule="auto"/>
+        <w:ind w:left="720"/>
+      </w:pPr>
+      <w:r>
+        <w:rPr>
+          <w:lang w:val="fr_FR" w:bidi="fr_FR"/>
+        </w:rPr>
+      </w:r>
+      <w:r>
+        <w:rPr>
+          <w:lang w:val="fr_FR" w:bidi="fr_FR"/>
+        </w:rPr>
+        <w:t>Des termes tels que, "intégrité" et "justice", ont des significations semblables et sont parfois utilisés dans des parallélismes, telles que "intégrité et droiture".</w:t>
+      </w:r>
+    </w:p>
+    <w:p>
+      <w:pPr/>
+      <w:r>
+        <w:rPr>
+          <w:lang w:val="fr_FR" w:bidi="fr_FR"/>
+        </w:rPr>
+      </w:r>
+      <w:r>
+        <w:rPr>
+          <w:lang w:val="fr_FR" w:bidi="fr_FR"/>
+        </w:rPr>
+        <w:t>(Voir : parallélisme)</w:t>
       </w:r>
     </w:p>
     <w:p>
@@ -6773,1742 +10090,6 @@
         <w:rPr>
           <w:lang w:val="fr_FR" w:bidi="fr_FR"/>
         </w:rPr>
-        <w:t>Données sur le mot</w:t>
-      </w:r>
-    </w:p>
-    <w:p>
-      <w:pPr>
-        <w:pStyle w:val="ListBullet"/>
-        <w:spacing w:line="240" w:lineRule="auto"/>
-        <w:ind w:left="720"/>
-      </w:pPr>
-      <w:r>
-        <w:rPr>
-          <w:lang w:val="fr_FR" w:bidi="fr_FR"/>
-        </w:rPr>
-      </w:r>
-      <w:r>
-        <w:rPr>
-          <w:lang w:val="fr_FR" w:bidi="fr_FR"/>
-        </w:rPr>
-        <w:t>Numéros Strong : H3305, G24450</w:t>
-      </w:r>
-      <w:r>
-        <w:rPr>
-          <w:lang w:val="fr_FR" w:bidi="fr_FR"/>
-        </w:rPr>
-      </w:r>
-      <w:r>
-        <w:rPr>
-          <w:lang w:val="fr_FR" w:bidi="fr_FR"/>
-        </w:rPr>
-      </w:r>
-    </w:p>
-    <w:p>
-      <w:pPr/>
-      <w:r>
-        <w:rPr>
-          <w:lang w:val="fr_FR" w:bidi="fr_FR"/>
-        </w:rPr>
-      </w:r>
-    </w:p>
-    <w:p>
-      <w:pPr>
-        <w:pStyle w:val="Heading2"/>
-      </w:pPr>
-      <w:r>
-        <w:rPr>
-          <w:lang w:val="fr_FR" w:bidi="fr_FR"/>
-        </w:rPr>
-        <w:t>Joram</w:t>
-      </w:r>
-      <w:r>
-        <w:rPr>
-          <w:lang w:val="fr_FR" w:bidi="fr_FR"/>
-        </w:rPr>
-      </w:r>
-    </w:p>
-    <w:p>
-      <w:pPr>
-        <w:pStyle w:val="Heading3"/>
-      </w:pPr>
-      <w:r>
-        <w:rPr>
-          <w:lang w:val="fr_FR" w:bidi="fr_FR"/>
-        </w:rPr>
-        <w:t>Définition :</w:t>
-      </w:r>
-    </w:p>
-    <w:p>
-      <w:pPr/>
-      <w:r>
-        <w:rPr>
-          <w:lang w:val="fr_FR" w:bidi="fr_FR"/>
-        </w:rPr>
-      </w:r>
-      <w:r>
-        <w:rPr>
-          <w:lang w:val="fr_FR" w:bidi="fr_FR"/>
-        </w:rPr>
-        <w:t>"Joram était le nom de deux rois différents dans l'Ancien Testament.</w:t>
-      </w:r>
-    </w:p>
-    <w:p>
-      <w:pPr>
-        <w:pStyle w:val="ListBullet"/>
-        <w:spacing w:line="240" w:lineRule="auto"/>
-        <w:ind w:left="720"/>
-      </w:pPr>
-      <w:r>
-        <w:rPr>
-          <w:lang w:val="fr_FR" w:bidi="fr_FR"/>
-        </w:rPr>
-      </w:r>
-      <w:r>
-        <w:rPr>
-          <w:lang w:val="fr_FR" w:bidi="fr_FR"/>
-        </w:rPr>
-        <w:t>L'un était le fils de Josaphat et devint roi de Juda.</w:t>
-      </w:r>
-    </w:p>
-    <w:p>
-      <w:pPr>
-        <w:pStyle w:val="ListBullet"/>
-        <w:spacing w:line="240" w:lineRule="auto"/>
-        <w:ind w:left="720"/>
-      </w:pPr>
-      <w:r>
-        <w:rPr>
-          <w:lang w:val="fr_FR" w:bidi="fr_FR"/>
-        </w:rPr>
-      </w:r>
-      <w:r>
-        <w:rPr>
-          <w:lang w:val="fr_FR" w:bidi="fr_FR"/>
-        </w:rPr>
-        <w:t>L'autre Joram était le fils d'Achab et fut roi sur Israël* Ce roi était aussi connu comme "Joram*"</w:t>
-      </w:r>
-    </w:p>
-    <w:p>
-      <w:pPr/>
-      <w:r>
-        <w:rPr>
-          <w:lang w:val="fr_FR" w:bidi="fr_FR"/>
-        </w:rPr>
-      </w:r>
-      <w:r>
-        <w:rPr>
-          <w:lang w:val="fr_FR" w:bidi="fr_FR"/>
-        </w:rPr>
-        <w:t>(Voir aussi : (rc://fr/ta/man/translate/translate-names))</w:t>
-      </w:r>
-    </w:p>
-    <w:p>
-      <w:pPr/>
-      <w:r>
-        <w:rPr>
-          <w:lang w:val="fr_FR" w:bidi="fr_FR"/>
-        </w:rPr>
-      </w:r>
-      <w:r>
-        <w:rPr>
-          <w:lang w:val="fr_FR" w:bidi="fr_FR"/>
-        </w:rPr>
-        <w:t>(Voir aussi : (../names/ahab.md), (../names/jehoshaphat.md), (../names/joram.md), (../names/judah.md), (../names/kingdomofisrael.md), (../names/obadiah.md))</w:t>
-      </w:r>
-      <w:r>
-        <w:rPr>
-          <w:lang w:val="fr_FR" w:bidi="fr_FR"/>
-        </w:rPr>
-      </w:r>
-      <w:r>
-        <w:rPr>
-          <w:lang w:val="fr_FR" w:bidi="fr_FR"/>
-        </w:rPr>
-      </w:r>
-    </w:p>
-    <w:p>
-      <w:pPr/>
-      <w:r>
-        <w:rPr>
-          <w:lang w:val="fr_FR" w:bidi="fr_FR"/>
-        </w:rPr>
-      </w:r>
-    </w:p>
-    <w:p>
-      <w:pPr>
-        <w:pStyle w:val="Heading2"/>
-      </w:pPr>
-      <w:r>
-        <w:rPr>
-          <w:lang w:val="fr_FR" w:bidi="fr_FR"/>
-        </w:rPr>
-        <w:t>Joram</w:t>
-      </w:r>
-      <w:r>
-        <w:rPr>
-          <w:lang w:val="fr_FR" w:bidi="fr_FR"/>
-        </w:rPr>
-      </w:r>
-    </w:p>
-    <w:p>
-      <w:pPr>
-        <w:pStyle w:val="Heading3"/>
-      </w:pPr>
-      <w:r>
-        <w:rPr>
-          <w:lang w:val="fr_FR" w:bidi="fr_FR"/>
-        </w:rPr>
-        <w:t>Définition :</w:t>
-      </w:r>
-    </w:p>
-    <w:p>
-      <w:pPr/>
-      <w:r>
-        <w:rPr>
-          <w:lang w:val="fr_FR" w:bidi="fr_FR"/>
-        </w:rPr>
-      </w:r>
-      <w:r>
-        <w:rPr>
-          <w:lang w:val="fr_FR" w:bidi="fr_FR"/>
-        </w:rPr>
-        <w:t>"Joram, également connu sous le nom Joram, était un roi d'Israël, fils d'Achab et de Jézabel.</w:t>
-      </w:r>
-    </w:p>
-    <w:p>
-      <w:pPr>
-        <w:pStyle w:val="ListBullet"/>
-        <w:spacing w:line="240" w:lineRule="auto"/>
-        <w:ind w:left="720"/>
-      </w:pPr>
-      <w:r>
-        <w:rPr>
-          <w:lang w:val="fr_FR" w:bidi="fr_FR"/>
-        </w:rPr>
-      </w:r>
-      <w:r>
-        <w:rPr>
-          <w:lang w:val="fr_FR" w:bidi="fr_FR"/>
-        </w:rPr>
-        <w:t>Le roi Joram régna en même temps qu'un autre Joram, qui était roi de Juda.</w:t>
-      </w:r>
-    </w:p>
-    <w:p>
-      <w:pPr>
-        <w:pStyle w:val="ListBullet"/>
-        <w:spacing w:line="240" w:lineRule="auto"/>
-        <w:ind w:left="720"/>
-      </w:pPr>
-      <w:r>
-        <w:rPr>
-          <w:lang w:val="fr_FR" w:bidi="fr_FR"/>
-        </w:rPr>
-      </w:r>
-      <w:r>
-        <w:rPr>
-          <w:lang w:val="fr_FR" w:bidi="fr_FR"/>
-        </w:rPr>
-        <w:t>Joram était un mauvais roi qui adorait de faux dieux et aussi fit pécher Israël.</w:t>
-      </w:r>
-    </w:p>
-    <w:p>
-      <w:pPr/>
-      <w:r>
-        <w:rPr>
-          <w:lang w:val="fr_FR" w:bidi="fr_FR"/>
-        </w:rPr>
-      </w:r>
-      <w:r>
-        <w:rPr>
-          <w:lang w:val="fr_FR" w:bidi="fr_FR"/>
-        </w:rPr>
-        <w:t>(Translation suggestions: Translate Names)</w:t>
-      </w:r>
-    </w:p>
-    <w:p>
-      <w:pPr/>
-      <w:r>
-        <w:rPr>
-          <w:lang w:val="fr_FR" w:bidi="fr_FR"/>
-        </w:rPr>
-      </w:r>
-      <w:r>
-        <w:rPr>
-          <w:lang w:val="fr_FR" w:bidi="fr_FR"/>
-        </w:rPr>
-        <w:t>(Voir aussi : (../names/ahab.md), (../names/david.md), (../names/elijah.md), (../names/hamath.md), (../names/jehoram.md), (../names/kingdomofisrael.md), (../names/kingdomofjudah.md), (../names/obadiah.md), (../kt/prophet.md))</w:t>
-      </w:r>
-      <w:r>
-        <w:rPr>
-          <w:lang w:val="fr_FR" w:bidi="fr_FR"/>
-        </w:rPr>
-      </w:r>
-      <w:r>
-        <w:rPr>
-          <w:lang w:val="fr_FR" w:bidi="fr_FR"/>
-        </w:rPr>
-      </w:r>
-    </w:p>
-    <w:p>
-      <w:pPr/>
-      <w:r>
-        <w:rPr>
-          <w:lang w:val="fr_FR" w:bidi="fr_FR"/>
-        </w:rPr>
-      </w:r>
-    </w:p>
-    <w:p>
-      <w:pPr>
-        <w:pStyle w:val="Heading2"/>
-      </w:pPr>
-      <w:r>
-        <w:rPr>
-          <w:lang w:val="fr_FR" w:bidi="fr_FR"/>
-        </w:rPr>
-        <w:t>Josaphat</w:t>
-      </w:r>
-      <w:r>
-        <w:rPr>
-          <w:lang w:val="fr_FR" w:bidi="fr_FR"/>
-        </w:rPr>
-      </w:r>
-    </w:p>
-    <w:p>
-      <w:pPr>
-        <w:pStyle w:val="Heading3"/>
-      </w:pPr>
-      <w:r>
-        <w:rPr>
-          <w:lang w:val="fr_FR" w:bidi="fr_FR"/>
-        </w:rPr>
-        <w:t>Définition :</w:t>
-      </w:r>
-    </w:p>
-    <w:p>
-      <w:pPr/>
-      <w:r>
-        <w:rPr>
-          <w:lang w:val="fr_FR" w:bidi="fr_FR"/>
-        </w:rPr>
-      </w:r>
-      <w:r>
-        <w:rPr>
-          <w:lang w:val="fr_FR" w:bidi="fr_FR"/>
-        </w:rPr>
-        <w:t>"Josaphat est le nom d'au moins deux hommes dans l'Ancien Testament.</w:t>
-      </w:r>
-    </w:p>
-    <w:p>
-      <w:pPr>
-        <w:pStyle w:val="ListBullet"/>
-        <w:spacing w:line="240" w:lineRule="auto"/>
-        <w:ind w:left="720"/>
-      </w:pPr>
-      <w:r>
-        <w:rPr>
-          <w:lang w:val="fr_FR" w:bidi="fr_FR"/>
-        </w:rPr>
-      </w:r>
-      <w:r>
-        <w:rPr>
-          <w:lang w:val="fr_FR" w:bidi="fr_FR"/>
-        </w:rPr>
-        <w:t>L'homme le plus connu de ce nom était le roi Josaphat qui était le 4ème roi à régner sur le royaume de Juda.</w:t>
-      </w:r>
-    </w:p>
-    <w:p>
-      <w:pPr>
-        <w:pStyle w:val="ListBullet"/>
-        <w:spacing w:line="240" w:lineRule="auto"/>
-        <w:ind w:left="720"/>
-      </w:pPr>
-      <w:r>
-        <w:rPr>
-          <w:lang w:val="fr_FR" w:bidi="fr_FR"/>
-        </w:rPr>
-      </w:r>
-      <w:r>
-        <w:rPr>
-          <w:lang w:val="fr_FR" w:bidi="fr_FR"/>
-        </w:rPr>
-        <w:t>Il rétablit la paix entre Juda et Israël, et détruisit les autels des faux dieux.</w:t>
-      </w:r>
-    </w:p>
-    <w:p>
-      <w:pPr>
-        <w:pStyle w:val="ListBullet"/>
-        <w:spacing w:line="240" w:lineRule="auto"/>
-        <w:ind w:left="720"/>
-      </w:pPr>
-      <w:r>
-        <w:rPr>
-          <w:lang w:val="fr_FR" w:bidi="fr_FR"/>
-        </w:rPr>
-      </w:r>
-      <w:r>
-        <w:rPr>
-          <w:lang w:val="fr_FR" w:bidi="fr_FR"/>
-        </w:rPr>
-        <w:t>Un autre Josaphat était un assistant administratif pour le roi David et le roi Salomon.</w:t>
-      </w:r>
-    </w:p>
-    <w:p>
-      <w:pPr/>
-      <w:r>
-        <w:rPr>
-          <w:lang w:val="fr_FR" w:bidi="fr_FR"/>
-        </w:rPr>
-      </w:r>
-      <w:r>
-        <w:rPr>
-          <w:lang w:val="fr_FR" w:bidi="fr_FR"/>
-        </w:rPr>
-        <w:t>(Voir aussi : (rc://fr/ta/man/translate/translate-names))</w:t>
-      </w:r>
-    </w:p>
-    <w:p>
-      <w:pPr/>
-      <w:r>
-        <w:rPr>
-          <w:lang w:val="fr_FR" w:bidi="fr_FR"/>
-        </w:rPr>
-      </w:r>
-      <w:r>
-        <w:rPr>
-          <w:lang w:val="fr_FR" w:bidi="fr_FR"/>
-        </w:rPr>
-        <w:t>(Voir aussi : (../kt/altar.md), (../names/david.md), (../kt/falsegod.md), (../kt/israel.md), (../names/judah.md), (../kt/priest.md), (../names/solomon.md))</w:t>
-      </w:r>
-      <w:r>
-        <w:rPr>
-          <w:lang w:val="fr_FR" w:bidi="fr_FR"/>
-        </w:rPr>
-      </w:r>
-      <w:r>
-        <w:rPr>
-          <w:lang w:val="fr_FR" w:bidi="fr_FR"/>
-        </w:rPr>
-      </w:r>
-    </w:p>
-    <w:p>
-      <w:pPr/>
-      <w:r>
-        <w:rPr>
-          <w:lang w:val="fr_FR" w:bidi="fr_FR"/>
-        </w:rPr>
-      </w:r>
-    </w:p>
-    <w:p>
-      <w:pPr>
-        <w:pStyle w:val="Heading2"/>
-      </w:pPr>
-      <w:r>
-        <w:rPr>
-          <w:lang w:val="fr_FR" w:bidi="fr_FR"/>
-        </w:rPr>
-        <w:t>Joseph (AT)</w:t>
-      </w:r>
-      <w:r>
-        <w:rPr>
-          <w:lang w:val="fr_FR" w:bidi="fr_FR"/>
-        </w:rPr>
-      </w:r>
-    </w:p>
-    <w:p>
-      <w:pPr>
-        <w:pStyle w:val="Heading3"/>
-      </w:pPr>
-      <w:r>
-        <w:rPr>
-          <w:lang w:val="fr_FR" w:bidi="fr_FR"/>
-        </w:rPr>
-        <w:t>Données :</w:t>
-      </w:r>
-    </w:p>
-    <w:p>
-      <w:pPr/>
-      <w:r>
-        <w:rPr>
-          <w:lang w:val="fr_FR" w:bidi="fr_FR"/>
-        </w:rPr>
-      </w:r>
-      <w:r>
-        <w:rPr>
-          <w:lang w:val="fr_FR" w:bidi="fr_FR"/>
-        </w:rPr>
-        <w:t>"Joseph était le onzième fils de Jacob et le premier fils de sa mère Rachel.</w:t>
-      </w:r>
-    </w:p>
-    <w:p>
-      <w:pPr>
-        <w:pStyle w:val="ListBullet"/>
-        <w:spacing w:line="240" w:lineRule="auto"/>
-        <w:ind w:left="720"/>
-      </w:pPr>
-      <w:r>
-        <w:rPr>
-          <w:lang w:val="fr_FR" w:bidi="fr_FR"/>
-        </w:rPr>
-      </w:r>
-      <w:r>
-        <w:rPr>
-          <w:lang w:val="fr_FR" w:bidi="fr_FR"/>
-        </w:rPr>
-        <w:t>Joseph était le fils préféré de son père.</w:t>
-      </w:r>
-    </w:p>
-    <w:p>
-      <w:pPr>
-        <w:pStyle w:val="ListBullet"/>
-        <w:spacing w:line="240" w:lineRule="auto"/>
-        <w:ind w:left="720"/>
-      </w:pPr>
-      <w:r>
-        <w:rPr>
-          <w:lang w:val="fr_FR" w:bidi="fr_FR"/>
-        </w:rPr>
-      </w:r>
-      <w:r>
-        <w:rPr>
-          <w:lang w:val="fr_FR" w:bidi="fr_FR"/>
-        </w:rPr>
-        <w:t>Ses frères étaient jaloux de lui et ils l'ont vendu comme esclave en Égypte.</w:t>
-      </w:r>
-    </w:p>
-    <w:p>
-      <w:pPr>
-        <w:pStyle w:val="ListBullet"/>
-        <w:spacing w:line="240" w:lineRule="auto"/>
-        <w:ind w:left="720"/>
-      </w:pPr>
-      <w:r>
-        <w:rPr>
-          <w:lang w:val="fr_FR" w:bidi="fr_FR"/>
-        </w:rPr>
-      </w:r>
-      <w:r>
-        <w:rPr>
-          <w:lang w:val="fr_FR" w:bidi="fr_FR"/>
-        </w:rPr>
-        <w:t>Pendant qu'il était en Égypte, Joseph a été faussement accusé et jeté en prison.</w:t>
-      </w:r>
-    </w:p>
-    <w:p>
-      <w:pPr>
-        <w:pStyle w:val="ListBullet"/>
-        <w:spacing w:line="240" w:lineRule="auto"/>
-        <w:ind w:left="720"/>
-      </w:pPr>
-      <w:r>
-        <w:rPr>
-          <w:lang w:val="fr_FR" w:bidi="fr_FR"/>
-        </w:rPr>
-      </w:r>
-      <w:r>
-        <w:rPr>
-          <w:lang w:val="fr_FR" w:bidi="fr_FR"/>
-        </w:rPr>
-        <w:t>Joseph a traversé des moments difficiles, mais malgré tout il est resté fidèle à Dieu.</w:t>
-      </w:r>
-    </w:p>
-    <w:p>
-      <w:pPr>
-        <w:pStyle w:val="ListBullet"/>
-        <w:spacing w:line="240" w:lineRule="auto"/>
-        <w:ind w:left="720"/>
-      </w:pPr>
-      <w:r>
-        <w:rPr>
-          <w:lang w:val="fr_FR" w:bidi="fr_FR"/>
-        </w:rPr>
-      </w:r>
-      <w:r>
-        <w:rPr>
-          <w:lang w:val="fr_FR" w:bidi="fr_FR"/>
-        </w:rPr>
-        <w:t>Dieu l'a amené à la deuxième position la plus élevée du pouvoir en Égypte et l'a utilisé pour sauver l'Égypte et la famille de son père de la famine.</w:t>
-      </w:r>
-    </w:p>
-    <w:p>
-      <w:pPr/>
-      <w:r>
-        <w:rPr>
-          <w:lang w:val="fr_FR" w:bidi="fr_FR"/>
-        </w:rPr>
-      </w:r>
-      <w:r>
-        <w:rPr>
-          <w:lang w:val="fr_FR" w:bidi="fr_FR"/>
-        </w:rPr>
-        <w:t>(Voir aussi : (rc://fr/ta/man/translate/translate-names))</w:t>
-      </w:r>
-    </w:p>
-    <w:p>
-      <w:pPr/>
-      <w:r>
-        <w:rPr>
-          <w:lang w:val="fr_FR" w:bidi="fr_FR"/>
-        </w:rPr>
-      </w:r>
-      <w:r>
-        <w:rPr>
-          <w:lang w:val="fr_FR" w:bidi="fr_FR"/>
-        </w:rPr>
-        <w:t>(Voir aussi : (../names/egypt.md), (../names/jacob.md))</w:t>
-      </w:r>
-      <w:r>
-        <w:rPr>
-          <w:lang w:val="fr_FR" w:bidi="fr_FR"/>
-        </w:rPr>
-      </w:r>
-      <w:r>
-        <w:rPr>
-          <w:lang w:val="fr_FR" w:bidi="fr_FR"/>
-        </w:rPr>
-      </w:r>
-    </w:p>
-    <w:p>
-      <w:pPr/>
-      <w:r>
-        <w:rPr>
-          <w:lang w:val="fr_FR" w:bidi="fr_FR"/>
-        </w:rPr>
-      </w:r>
-    </w:p>
-    <w:p>
-      <w:pPr>
-        <w:pStyle w:val="Heading2"/>
-      </w:pPr>
-      <w:r>
-        <w:rPr>
-          <w:lang w:val="fr_FR" w:bidi="fr_FR"/>
-        </w:rPr>
-        <w:t>Joseph (NT)</w:t>
-      </w:r>
-      <w:r>
-        <w:rPr>
-          <w:lang w:val="fr_FR" w:bidi="fr_FR"/>
-        </w:rPr>
-      </w:r>
-    </w:p>
-    <w:p>
-      <w:pPr>
-        <w:pStyle w:val="Heading3"/>
-      </w:pPr>
-      <w:r>
-        <w:rPr>
-          <w:lang w:val="fr_FR" w:bidi="fr_FR"/>
-        </w:rPr>
-        <w:t>Données :</w:t>
-      </w:r>
-    </w:p>
-    <w:p>
-      <w:pPr/>
-      <w:r>
-        <w:rPr>
-          <w:lang w:val="fr_FR" w:bidi="fr_FR"/>
-        </w:rPr>
-      </w:r>
-      <w:r>
-        <w:rPr>
-          <w:lang w:val="fr_FR" w:bidi="fr_FR"/>
-        </w:rPr>
-        <w:t>Joseph était le père terrestre de Jésus et l'éleva comme son fils.</w:t>
-      </w:r>
-    </w:p>
-    <w:p>
-      <w:pPr>
-        <w:pStyle w:val="ListBullet"/>
-        <w:spacing w:line="240" w:lineRule="auto"/>
-        <w:ind w:left="720"/>
-      </w:pPr>
-      <w:r>
-        <w:rPr>
-          <w:lang w:val="fr_FR" w:bidi="fr_FR"/>
-        </w:rPr>
-      </w:r>
-      <w:r>
-        <w:rPr>
-          <w:lang w:val="fr_FR" w:bidi="fr_FR"/>
-        </w:rPr>
-        <w:t>Joseph était un descendant du roi David.</w:t>
-      </w:r>
-    </w:p>
-    <w:p>
-      <w:pPr>
-        <w:pStyle w:val="ListBullet"/>
-        <w:spacing w:line="240" w:lineRule="auto"/>
-        <w:ind w:left="720"/>
-      </w:pPr>
-      <w:r>
-        <w:rPr>
-          <w:lang w:val="fr_FR" w:bidi="fr_FR"/>
-        </w:rPr>
-      </w:r>
-      <w:r>
-        <w:rPr>
-          <w:lang w:val="fr_FR" w:bidi="fr_FR"/>
-        </w:rPr>
-        <w:t>Joseph s'est fiancé à une fille juive nommée Marie. Alors qu'ils étaient fiancés, Dieu l'a choisie pour devenir la mère de Jésus le Messie.</w:t>
-      </w:r>
-    </w:p>
-    <w:p>
-      <w:pPr>
-        <w:pStyle w:val="ListBullet"/>
-        <w:spacing w:line="240" w:lineRule="auto"/>
-        <w:ind w:left="720"/>
-      </w:pPr>
-      <w:r>
-        <w:rPr>
-          <w:lang w:val="fr_FR" w:bidi="fr_FR"/>
-        </w:rPr>
-      </w:r>
-      <w:r>
-        <w:rPr>
-          <w:lang w:val="fr_FR" w:bidi="fr_FR"/>
-        </w:rPr>
-        <w:t>Un ange dit à Joseph que le Saint-Esprit avait miraculeusement rendu Marie enceinte, et que le bébé de Marie était le Fils de Dieu.</w:t>
-      </w:r>
-    </w:p>
-    <w:p>
-      <w:pPr>
-        <w:pStyle w:val="ListBullet"/>
-        <w:spacing w:line="240" w:lineRule="auto"/>
-        <w:ind w:left="720"/>
-      </w:pPr>
-      <w:r>
-        <w:rPr>
-          <w:lang w:val="fr_FR" w:bidi="fr_FR"/>
-        </w:rPr>
-      </w:r>
-      <w:r>
-        <w:rPr>
-          <w:lang w:val="fr_FR" w:bidi="fr_FR"/>
-        </w:rPr>
-        <w:t>Joseph a cru à l'ange et a obéi à Dieu en prenant Marie comme sa femme.</w:t>
-      </w:r>
-    </w:p>
-    <w:p>
-      <w:pPr>
-        <w:pStyle w:val="ListBullet"/>
-        <w:spacing w:line="240" w:lineRule="auto"/>
-        <w:ind w:left="720"/>
-      </w:pPr>
-      <w:r>
-        <w:rPr>
-          <w:lang w:val="fr_FR" w:bidi="fr_FR"/>
-        </w:rPr>
-      </w:r>
-      <w:r>
-        <w:rPr>
-          <w:lang w:val="fr_FR" w:bidi="fr_FR"/>
-        </w:rPr>
-        <w:t>Joseph a gardé Marie vierge jusqu'à la naissance de Jésus.</w:t>
-      </w:r>
-    </w:p>
-    <w:p>
-      <w:pPr>
-        <w:pStyle w:val="ListBullet"/>
-        <w:spacing w:line="240" w:lineRule="auto"/>
-        <w:ind w:left="720"/>
-      </w:pPr>
-      <w:r>
-        <w:rPr>
-          <w:lang w:val="fr_FR" w:bidi="fr_FR"/>
-        </w:rPr>
-      </w:r>
-      <w:r>
-        <w:rPr>
-          <w:lang w:val="fr_FR" w:bidi="fr_FR"/>
-        </w:rPr>
-        <w:t>Après la naissance de Jésus, un ange a averti Joseph d'emmener le bébé et Marie en Égypte afin de s'échapper d'Hérode.</w:t>
-      </w:r>
-    </w:p>
-    <w:p>
-      <w:pPr>
-        <w:pStyle w:val="ListBullet"/>
-        <w:spacing w:line="240" w:lineRule="auto"/>
-        <w:ind w:left="720"/>
-      </w:pPr>
-      <w:r>
-        <w:rPr>
-          <w:lang w:val="fr_FR" w:bidi="fr_FR"/>
-        </w:rPr>
-      </w:r>
-      <w:r>
-        <w:rPr>
-          <w:lang w:val="fr_FR" w:bidi="fr_FR"/>
-        </w:rPr>
-        <w:t>Joseph et sa famille ont vécu plus tard dans la ville de Nazareth en Galilée, où il gagnait sa vie en faisant la menuiserie.</w:t>
-      </w:r>
-    </w:p>
-    <w:p>
-      <w:pPr/>
-      <w:r>
-        <w:rPr>
-          <w:lang w:val="fr_FR" w:bidi="fr_FR"/>
-        </w:rPr>
-      </w:r>
-      <w:r>
-        <w:rPr>
-          <w:lang w:val="fr_FR" w:bidi="fr_FR"/>
-        </w:rPr>
-        <w:t>(Voir aussi : (rc://fr/ta/man/translate/translate-names))</w:t>
-      </w:r>
-    </w:p>
-    <w:p>
-      <w:pPr/>
-      <w:r>
-        <w:rPr>
-          <w:lang w:val="fr_FR" w:bidi="fr_FR"/>
-        </w:rPr>
-      </w:r>
-      <w:r>
-        <w:rPr>
-          <w:lang w:val="fr_FR" w:bidi="fr_FR"/>
-        </w:rPr>
-        <w:t>(Voir aussi : (../kt/christ.md), (../names/galilee.md), (../kt/jesus.md), (../names/nazareth.md), (../kt/sonofgod.md), (../other/virgin.md))</w:t>
-      </w:r>
-      <w:r>
-        <w:rPr>
-          <w:lang w:val="fr_FR" w:bidi="fr_FR"/>
-        </w:rPr>
-      </w:r>
-      <w:r>
-        <w:rPr>
-          <w:lang w:val="fr_FR" w:bidi="fr_FR"/>
-        </w:rPr>
-      </w:r>
-    </w:p>
-    <w:p>
-      <w:pPr/>
-      <w:r>
-        <w:rPr>
-          <w:lang w:val="fr_FR" w:bidi="fr_FR"/>
-        </w:rPr>
-      </w:r>
-    </w:p>
-    <w:p>
-      <w:pPr>
-        <w:pStyle w:val="Heading2"/>
-      </w:pPr>
-      <w:r>
-        <w:rPr>
-          <w:lang w:val="fr_FR" w:bidi="fr_FR"/>
-        </w:rPr>
-        <w:t>Josias</w:t>
-      </w:r>
-      <w:r>
-        <w:rPr>
-          <w:lang w:val="fr_FR" w:bidi="fr_FR"/>
-        </w:rPr>
-      </w:r>
-    </w:p>
-    <w:p>
-      <w:pPr>
-        <w:pStyle w:val="Heading3"/>
-      </w:pPr>
-      <w:r>
-        <w:rPr>
-          <w:lang w:val="fr_FR" w:bidi="fr_FR"/>
-        </w:rPr>
-        <w:t>Définition :</w:t>
-      </w:r>
-    </w:p>
-    <w:p>
-      <w:pPr/>
-      <w:r>
-        <w:rPr>
-          <w:lang w:val="fr_FR" w:bidi="fr_FR"/>
-        </w:rPr>
-      </w:r>
-      <w:r>
-        <w:rPr>
-          <w:lang w:val="fr_FR" w:bidi="fr_FR"/>
-        </w:rPr>
-        <w:t>"Josias était un roi pieux qui régna sur le royaume de Juda pendant trente et un ans* Il a fait beaucoup de choses pour encourager le peuple de Juda à se repentir et adorer l'Eternel.</w:t>
-      </w:r>
-    </w:p>
-    <w:p>
-      <w:pPr>
-        <w:pStyle w:val="ListBullet"/>
-        <w:spacing w:line="240" w:lineRule="auto"/>
-        <w:ind w:left="720"/>
-      </w:pPr>
-      <w:r>
-        <w:rPr>
-          <w:lang w:val="fr_FR" w:bidi="fr_FR"/>
-        </w:rPr>
-      </w:r>
-      <w:r>
-        <w:rPr>
-          <w:lang w:val="fr_FR" w:bidi="fr_FR"/>
-        </w:rPr>
-        <w:t>Après la mort de son père, le roi Amon, Josias devint roi sur Juda à huit ans.</w:t>
-      </w:r>
-    </w:p>
-    <w:p>
-      <w:pPr>
-        <w:pStyle w:val="ListBullet"/>
-        <w:spacing w:line="240" w:lineRule="auto"/>
-        <w:ind w:left="720"/>
-      </w:pPr>
-      <w:r>
-        <w:rPr>
-          <w:lang w:val="fr_FR" w:bidi="fr_FR"/>
-        </w:rPr>
-      </w:r>
-      <w:r>
-        <w:rPr>
-          <w:lang w:val="fr_FR" w:bidi="fr_FR"/>
-        </w:rPr>
-        <w:t>Dans la dix-huitième année de son règne, le roi Josias ordonna à Hilkija, le souverain sacrificateur, de reconstruire le temple du Seigneur* Pendant les travaux, les livres de la Loi ont été trouvés.</w:t>
-      </w:r>
-    </w:p>
-    <w:p>
-      <w:pPr>
-        <w:pStyle w:val="ListBullet"/>
-        <w:spacing w:line="240" w:lineRule="auto"/>
-        <w:ind w:left="720"/>
-      </w:pPr>
-      <w:r>
-        <w:rPr>
-          <w:lang w:val="fr_FR" w:bidi="fr_FR"/>
-        </w:rPr>
-      </w:r>
-      <w:r>
-        <w:rPr>
-          <w:lang w:val="fr_FR" w:bidi="fr_FR"/>
-        </w:rPr>
-        <w:t>Quand les livres de la Loi ont été lus à Josias, il fut attristé de la façon dont son peuple désobéissait à Dieu* Il a ordonné de détruire tous les lieux de culte des idoles et que les prêtres des faux dieux soient tués.</w:t>
-      </w:r>
-    </w:p>
-    <w:p>
-      <w:pPr>
-        <w:pStyle w:val="ListBullet"/>
-        <w:spacing w:line="240" w:lineRule="auto"/>
-        <w:ind w:left="720"/>
-      </w:pPr>
-      <w:r>
-        <w:rPr>
-          <w:lang w:val="fr_FR" w:bidi="fr_FR"/>
-        </w:rPr>
-      </w:r>
-      <w:r>
-        <w:rPr>
-          <w:lang w:val="fr_FR" w:bidi="fr_FR"/>
-        </w:rPr>
-        <w:t>Il a également ordonné aux gens de commencer à célébrer à nouveau la fête de la Pâque.</w:t>
-      </w:r>
-    </w:p>
-    <w:p>
-      <w:pPr/>
-      <w:r>
-        <w:rPr>
-          <w:lang w:val="fr_FR" w:bidi="fr_FR"/>
-        </w:rPr>
-      </w:r>
-      <w:r>
-        <w:rPr>
-          <w:lang w:val="fr_FR" w:bidi="fr_FR"/>
-        </w:rPr>
-        <w:t>(Translation suggestions: Translate Names)</w:t>
-      </w:r>
-    </w:p>
-    <w:p>
-      <w:pPr/>
-      <w:r>
-        <w:rPr>
-          <w:lang w:val="fr_FR" w:bidi="fr_FR"/>
-        </w:rPr>
-      </w:r>
-      <w:r>
-        <w:rPr>
-          <w:lang w:val="fr_FR" w:bidi="fr_FR"/>
-        </w:rPr>
-        <w:t>(Voir aussi : (../kt/falsegod.md), (../names/judah.md), (../other/law.md), (../kt/passover.md), (../kt/temple.md))</w:t>
-      </w:r>
-      <w:r>
-        <w:rPr>
-          <w:lang w:val="fr_FR" w:bidi="fr_FR"/>
-        </w:rPr>
-      </w:r>
-      <w:r>
-        <w:rPr>
-          <w:lang w:val="fr_FR" w:bidi="fr_FR"/>
-        </w:rPr>
-      </w:r>
-    </w:p>
-    <w:p>
-      <w:pPr/>
-      <w:r>
-        <w:rPr>
-          <w:lang w:val="fr_FR" w:bidi="fr_FR"/>
-        </w:rPr>
-      </w:r>
-    </w:p>
-    <w:p>
-      <w:pPr>
-        <w:pStyle w:val="Heading2"/>
-      </w:pPr>
-      <w:r>
-        <w:rPr>
-          <w:lang w:val="fr_FR" w:bidi="fr_FR"/>
-        </w:rPr>
-        <w:t>Josué</w:t>
-      </w:r>
-      <w:r>
-        <w:rPr>
-          <w:lang w:val="fr_FR" w:bidi="fr_FR"/>
-        </w:rPr>
-      </w:r>
-    </w:p>
-    <w:p>
-      <w:pPr>
-        <w:pStyle w:val="Heading3"/>
-      </w:pPr>
-      <w:r>
-        <w:rPr>
-          <w:lang w:val="fr_FR" w:bidi="fr_FR"/>
-        </w:rPr>
-        <w:t>Données :</w:t>
-      </w:r>
-    </w:p>
-    <w:p>
-      <w:pPr/>
-      <w:r>
-        <w:rPr>
-          <w:lang w:val="fr_FR" w:bidi="fr_FR"/>
-        </w:rPr>
-      </w:r>
-      <w:r>
-        <w:rPr>
-          <w:lang w:val="fr_FR" w:bidi="fr_FR"/>
-        </w:rPr>
-        <w:t>Il y a plusieurs israélites nommés Josué dans la Bible. Le plus connu est Josué, fils de Nun, qui était l’assistant de Moïse et qui est devenu plus tard un chef important du peuple de Dieu.</w:t>
-      </w:r>
-    </w:p>
-    <w:p>
-      <w:pPr>
-        <w:pStyle w:val="ListBullet"/>
-        <w:spacing w:line="240" w:lineRule="auto"/>
-        <w:ind w:left="720"/>
-      </w:pPr>
-      <w:r>
-        <w:rPr>
-          <w:lang w:val="fr_FR" w:bidi="fr_FR"/>
-        </w:rPr>
-      </w:r>
-      <w:r>
-        <w:rPr>
-          <w:lang w:val="fr_FR" w:bidi="fr_FR"/>
-        </w:rPr>
-        <w:t>Josué était l'un des douze espions que Moïse a envoyés pour explorer la Terre Promise.</w:t>
-      </w:r>
-    </w:p>
-    <w:p>
-      <w:pPr>
-        <w:pStyle w:val="ListBullet"/>
-        <w:spacing w:line="240" w:lineRule="auto"/>
-        <w:ind w:left="720"/>
-      </w:pPr>
-      <w:r>
-        <w:rPr>
-          <w:lang w:val="fr_FR" w:bidi="fr_FR"/>
-        </w:rPr>
-      </w:r>
-      <w:r>
-        <w:rPr>
-          <w:lang w:val="fr_FR" w:bidi="fr_FR"/>
-        </w:rPr>
-        <w:t>Avec Caleb, Josué a montré son courage et sa confiance en Dieu quand il a encouragé les Israélites à obéir au commandement de Dieu d'entrer dans la Terre Promise et de battre les Cananéens.</w:t>
-      </w:r>
-    </w:p>
-    <w:p>
-      <w:pPr>
-        <w:pStyle w:val="ListBullet"/>
-        <w:spacing w:line="240" w:lineRule="auto"/>
-        <w:ind w:left="720"/>
-      </w:pPr>
-      <w:r>
-        <w:rPr>
-          <w:lang w:val="fr_FR" w:bidi="fr_FR"/>
-        </w:rPr>
-      </w:r>
-      <w:r>
-        <w:rPr>
-          <w:lang w:val="fr_FR" w:bidi="fr_FR"/>
-        </w:rPr>
-        <w:t>Plusieurs années plus tard, après la mort de Moïse, Dieu a choisi Josué pour conduire le peuple d'Israël dans la Terre Promise.</w:t>
-      </w:r>
-    </w:p>
-    <w:p>
-      <w:pPr>
-        <w:pStyle w:val="ListBullet"/>
-        <w:spacing w:line="240" w:lineRule="auto"/>
-        <w:ind w:left="720"/>
-      </w:pPr>
-      <w:r>
-        <w:rPr>
-          <w:lang w:val="fr_FR" w:bidi="fr_FR"/>
-        </w:rPr>
-      </w:r>
-      <w:r>
-        <w:rPr>
-          <w:lang w:val="fr_FR" w:bidi="fr_FR"/>
-        </w:rPr>
-        <w:t>Dans la première et la plus célèbre bataille contre les Cananéens, Josué a conduit les Israélites à la défaite de la ville de Jéricho.</w:t>
-      </w:r>
-    </w:p>
-    <w:p>
-      <w:pPr>
-        <w:pStyle w:val="ListBullet"/>
-        <w:spacing w:line="240" w:lineRule="auto"/>
-        <w:ind w:left="720"/>
-      </w:pPr>
-      <w:r>
-        <w:rPr>
-          <w:lang w:val="fr_FR" w:bidi="fr_FR"/>
-        </w:rPr>
-      </w:r>
-      <w:r>
-        <w:rPr>
-          <w:lang w:val="fr_FR" w:bidi="fr_FR"/>
-        </w:rPr>
-        <w:t>Le livre de Josué, dans l'Ancien Testament, raconte comment Josué a conduit les Israélites à la conquête de la Terre promise et comment il a transféré à chaque tribu d'Israël une partie de la Terre Promise.</w:t>
-      </w:r>
-    </w:p>
-    <w:p>
-      <w:pPr>
-        <w:pStyle w:val="ListBullet"/>
-        <w:spacing w:line="240" w:lineRule="auto"/>
-        <w:ind w:left="720"/>
-      </w:pPr>
-      <w:r>
-        <w:rPr>
-          <w:lang w:val="fr_FR" w:bidi="fr_FR"/>
-        </w:rPr>
-      </w:r>
-      <w:r>
-        <w:rPr>
-          <w:lang w:val="fr_FR" w:bidi="fr_FR"/>
-        </w:rPr>
-        <w:t>Un autre homme nommé Josué est mentionné dans les livres d'Aggée et de Zacharie. Ce Josué était un grand prêtre qui a aidé à reconstruire les murs de Jérusalem. Il était le fils de Jotsadak.</w:t>
-      </w:r>
-    </w:p>
-    <w:p>
-      <w:pPr/>
-      <w:r>
-        <w:rPr>
-          <w:lang w:val="fr_FR" w:bidi="fr_FR"/>
-        </w:rPr>
-      </w:r>
-      <w:r>
-        <w:rPr>
-          <w:lang w:val="fr_FR" w:bidi="fr_FR"/>
-        </w:rPr>
-        <w:t>(Voir aussi : (rc://fr/ta/man/translate/translate-names))</w:t>
-      </w:r>
-    </w:p>
-    <w:p>
-      <w:pPr/>
-      <w:r>
-        <w:rPr>
-          <w:lang w:val="fr_FR" w:bidi="fr_FR"/>
-        </w:rPr>
-      </w:r>
-      <w:r>
-        <w:rPr>
-          <w:lang w:val="fr_FR" w:bidi="fr_FR"/>
-        </w:rPr>
-        <w:t>(Voir aussi : (../names/canaan.md), (../names/haggai.md), (../names/jericho.md), (../names/moses.md), (../kt/promisedland.md), (../names/zechariahot.md))</w:t>
-      </w:r>
-      <w:r>
-        <w:rPr>
-          <w:lang w:val="fr_FR" w:bidi="fr_FR"/>
-        </w:rPr>
-      </w:r>
-      <w:r>
-        <w:rPr>
-          <w:lang w:val="fr_FR" w:bidi="fr_FR"/>
-        </w:rPr>
-      </w:r>
-    </w:p>
-    <w:p>
-      <w:pPr/>
-      <w:r>
-        <w:rPr>
-          <w:lang w:val="fr_FR" w:bidi="fr_FR"/>
-        </w:rPr>
-      </w:r>
-    </w:p>
-    <w:p>
-      <w:pPr>
-        <w:pStyle w:val="Heading2"/>
-      </w:pPr>
-      <w:r>
-        <w:rPr>
-          <w:lang w:val="fr_FR" w:bidi="fr_FR"/>
-        </w:rPr>
-        <w:t>Jotham</w:t>
-      </w:r>
-      <w:r>
-        <w:rPr>
-          <w:lang w:val="fr_FR" w:bidi="fr_FR"/>
-        </w:rPr>
-      </w:r>
-    </w:p>
-    <w:p>
-      <w:pPr>
-        <w:pStyle w:val="Heading3"/>
-      </w:pPr>
-      <w:r>
-        <w:rPr>
-          <w:lang w:val="fr_FR" w:bidi="fr_FR"/>
-        </w:rPr>
-        <w:t>Définition :</w:t>
-      </w:r>
-    </w:p>
-    <w:p>
-      <w:pPr/>
-      <w:r>
-        <w:rPr>
-          <w:lang w:val="fr_FR" w:bidi="fr_FR"/>
-        </w:rPr>
-      </w:r>
-      <w:r>
-        <w:rPr>
-          <w:lang w:val="fr_FR" w:bidi="fr_FR"/>
-        </w:rPr>
-        <w:t>"Dans l'Ancien Testament, il y a trois hommes avec le nom Jotham.</w:t>
-      </w:r>
-    </w:p>
-    <w:p>
-      <w:pPr>
-        <w:pStyle w:val="ListBullet"/>
-        <w:spacing w:line="240" w:lineRule="auto"/>
-        <w:ind w:left="720"/>
-      </w:pPr>
-      <w:r>
-        <w:rPr>
-          <w:lang w:val="fr_FR" w:bidi="fr_FR"/>
-        </w:rPr>
-      </w:r>
-      <w:r>
-        <w:rPr>
-          <w:lang w:val="fr_FR" w:bidi="fr_FR"/>
-        </w:rPr>
-        <w:t>Un homme nommé Jotham était le plus jeune fils de Gédéon* Jotham a aidé à vaincre son frère aîné Abimélec, qui avait traîtreusement tué tout le reste de leurs frères.</w:t>
-      </w:r>
-    </w:p>
-    <w:p>
-      <w:pPr>
-        <w:pStyle w:val="ListBullet"/>
-        <w:spacing w:line="240" w:lineRule="auto"/>
-        <w:ind w:left="720"/>
-      </w:pPr>
-      <w:r>
-        <w:rPr>
-          <w:lang w:val="fr_FR" w:bidi="fr_FR"/>
-        </w:rPr>
-      </w:r>
-      <w:r>
-        <w:rPr>
-          <w:lang w:val="fr_FR" w:bidi="fr_FR"/>
-        </w:rPr>
-        <w:t>Un autre homme nommé Jotham a été roi de Juda pendant seize ans après la mort de son père Ozias (également connu sous le nom Azaria).</w:t>
-      </w:r>
-    </w:p>
-    <w:p>
-      <w:pPr>
-        <w:pStyle w:val="ListBullet"/>
-        <w:spacing w:line="240" w:lineRule="auto"/>
-        <w:ind w:left="720"/>
-      </w:pPr>
-      <w:r>
-        <w:rPr>
-          <w:lang w:val="fr_FR" w:bidi="fr_FR"/>
-        </w:rPr>
-      </w:r>
-      <w:r>
-        <w:rPr>
-          <w:lang w:val="fr_FR" w:bidi="fr_FR"/>
-        </w:rPr>
-        <w:t>Comme son père, le roi Jotham obéissait à Dieu et était un bon roi.</w:t>
-      </w:r>
-    </w:p>
-    <w:p>
-      <w:pPr>
-        <w:pStyle w:val="ListBullet"/>
-        <w:spacing w:line="240" w:lineRule="auto"/>
-        <w:ind w:left="720"/>
-      </w:pPr>
-      <w:r>
-        <w:rPr>
-          <w:lang w:val="fr_FR" w:bidi="fr_FR"/>
-        </w:rPr>
-      </w:r>
-      <w:r>
-        <w:rPr>
-          <w:lang w:val="fr_FR" w:bidi="fr_FR"/>
-        </w:rPr>
-        <w:t>Cependant, comme son père, le roi Jotham n'a pas supprimé les lieux de culte aux idoles et cela a fait que son peuple s'est détourné plus tard de Dieu* Un autre résultat de l'adoration des idoles était que le fils de Jotham, Achaz, était un mauvais roi.</w:t>
-      </w:r>
-    </w:p>
-    <w:p>
-      <w:pPr>
-        <w:pStyle w:val="ListBullet"/>
-        <w:spacing w:line="240" w:lineRule="auto"/>
-        <w:ind w:left="720"/>
-      </w:pPr>
-      <w:r>
-        <w:rPr>
-          <w:lang w:val="fr_FR" w:bidi="fr_FR"/>
-        </w:rPr>
-      </w:r>
-      <w:r>
-        <w:rPr>
-          <w:lang w:val="fr_FR" w:bidi="fr_FR"/>
-        </w:rPr>
-        <w:t>Jotham est l'un des ancêtres énumérés dans la généalogie de Jésus-Christ dans le livre de Matthieu.</w:t>
-      </w:r>
-    </w:p>
-    <w:p>
-      <w:pPr/>
-      <w:r>
-        <w:rPr>
-          <w:lang w:val="fr_FR" w:bidi="fr_FR"/>
-        </w:rPr>
-      </w:r>
-      <w:r>
-        <w:rPr>
-          <w:lang w:val="fr_FR" w:bidi="fr_FR"/>
-        </w:rPr>
-        <w:t>(Voir aussi : (../names/abimelech.md), (../names/ahaz.md), (../names/gideon.md), (../names/uzziah.md))</w:t>
-      </w:r>
-      <w:r>
-        <w:rPr>
-          <w:lang w:val="fr_FR" w:bidi="fr_FR"/>
-        </w:rPr>
-      </w:r>
-      <w:r>
-        <w:rPr>
-          <w:lang w:val="fr_FR" w:bidi="fr_FR"/>
-        </w:rPr>
-      </w:r>
-    </w:p>
-    <w:p>
-      <w:pPr/>
-      <w:r>
-        <w:rPr>
-          <w:lang w:val="fr_FR" w:bidi="fr_FR"/>
-        </w:rPr>
-      </w:r>
-    </w:p>
-    <w:p>
-      <w:pPr>
-        <w:pStyle w:val="Heading2"/>
-      </w:pPr>
-      <w:r>
-        <w:rPr>
-          <w:lang w:val="fr_FR" w:bidi="fr_FR"/>
-        </w:rPr>
-        <w:t>Joug</w:t>
-      </w:r>
-      <w:r>
-        <w:rPr>
-          <w:lang w:val="fr_FR" w:bidi="fr_FR"/>
-        </w:rPr>
-      </w:r>
-    </w:p>
-    <w:p>
-      <w:pPr>
-        <w:pStyle w:val="Heading3"/>
-      </w:pPr>
-      <w:r>
-        <w:rPr>
-          <w:lang w:val="fr_FR" w:bidi="fr_FR"/>
-        </w:rPr>
-        <w:t>Définition :</w:t>
-      </w:r>
-    </w:p>
-    <w:p>
-      <w:pPr/>
-      <w:r>
-        <w:rPr>
-          <w:lang w:val="fr_FR" w:bidi="fr_FR"/>
-        </w:rPr>
-      </w:r>
-      <w:r>
-        <w:rPr>
-          <w:lang w:val="fr_FR" w:bidi="fr_FR"/>
-        </w:rPr>
-        <w:t>Un joug est un morceau de bois ou de métal attaché à deux animaux ou plus pour les relier dans le but de tirer une charrue ou un chariot* Il y a aussi plusieurs significations figuratives pour ce terme.</w:t>
-      </w:r>
-    </w:p>
-    <w:p>
-      <w:pPr>
-        <w:pStyle w:val="ListBullet"/>
-        <w:spacing w:line="240" w:lineRule="auto"/>
-        <w:ind w:left="720"/>
-      </w:pPr>
-      <w:r>
-        <w:rPr>
-          <w:lang w:val="fr_FR" w:bidi="fr_FR"/>
-        </w:rPr>
-      </w:r>
-      <w:r>
-        <w:rPr>
-          <w:lang w:val="fr_FR" w:bidi="fr_FR"/>
-        </w:rPr>
-        <w:t>Le terme "joug" est utilisé au sens figuré pour désigner quelque chose qui relie les gens dans le but de travailler ensemble, par exemple en servant Jésus.</w:t>
-      </w:r>
-    </w:p>
-    <w:p>
-      <w:pPr>
-        <w:pStyle w:val="ListBullet"/>
-        <w:spacing w:line="240" w:lineRule="auto"/>
-        <w:ind w:left="720"/>
-      </w:pPr>
-      <w:r>
-        <w:rPr>
-          <w:lang w:val="fr_FR" w:bidi="fr_FR"/>
-        </w:rPr>
-      </w:r>
-      <w:r>
-        <w:rPr>
-          <w:lang w:val="fr_FR" w:bidi="fr_FR"/>
-        </w:rPr>
-        <w:t>Paul a utilisé le terme " Camarade de joug" pour désigner quelqu'un qui servait Christ comme il était* Cela pourrait également être traduit par "collègue" ou "Co-serviteur" ou "collaborateur*"</w:t>
-      </w:r>
-    </w:p>
-    <w:p>
-      <w:pPr>
-        <w:pStyle w:val="ListBullet"/>
-        <w:spacing w:line="240" w:lineRule="auto"/>
-        <w:ind w:left="720"/>
-      </w:pPr>
-      <w:r>
-        <w:rPr>
-          <w:lang w:val="fr_FR" w:bidi="fr_FR"/>
-        </w:rPr>
-      </w:r>
-      <w:r>
-        <w:rPr>
-          <w:lang w:val="fr_FR" w:bidi="fr_FR"/>
-        </w:rPr>
-        <w:t>Le terme "joug" est aussi souvent utilisé au sens figuré pour désigner une charge lourde que quelqu'un doit porter, par exemple lorsqu'il est opprimé par l'esclavage ou la persécution.</w:t>
-      </w:r>
-    </w:p>
-    <w:p>
-      <w:pPr>
-        <w:pStyle w:val="ListBullet"/>
-        <w:spacing w:line="240" w:lineRule="auto"/>
-        <w:ind w:left="720"/>
-      </w:pPr>
-      <w:r>
-        <w:rPr>
-          <w:lang w:val="fr_FR" w:bidi="fr_FR"/>
-        </w:rPr>
-      </w:r>
-      <w:r>
-        <w:rPr>
-          <w:lang w:val="fr_FR" w:bidi="fr_FR"/>
-        </w:rPr>
-        <w:t>Dans la plupart des contextes, il est préférable de traduire littéralement ce terme en utilisant le terme local pour un joug utilisé pour l'agriculture.</w:t>
-      </w:r>
-    </w:p>
-    <w:p>
-      <w:pPr>
-        <w:pStyle w:val="ListBullet"/>
-        <w:spacing w:line="240" w:lineRule="auto"/>
-        <w:ind w:left="720"/>
-      </w:pPr>
-      <w:r>
-        <w:rPr>
-          <w:lang w:val="fr_FR" w:bidi="fr_FR"/>
-        </w:rPr>
-      </w:r>
-      <w:r>
-        <w:rPr>
-          <w:lang w:val="fr_FR" w:bidi="fr_FR"/>
-        </w:rPr>
-        <w:t>D’autres façons de traduire l’utilisation figurative de ce terme pourraient être «oppressives charge "ou" lourde "ou" lien ", selon le contexte.</w:t>
-      </w:r>
-    </w:p>
-    <w:p>
-      <w:pPr/>
-      <w:r>
-        <w:rPr>
-          <w:lang w:val="fr_FR" w:bidi="fr_FR"/>
-        </w:rPr>
-      </w:r>
-      <w:r>
-        <w:rPr>
-          <w:lang w:val="fr_FR" w:bidi="fr_FR"/>
-        </w:rPr>
-        <w:t>(Voir aussi : (../kt/bond.md), (../other/burden.md), (../other/oppress.md), (../other/persecute.md), (../other/servant.md))</w:t>
-      </w:r>
-    </w:p>
-    <w:p>
-      <w:pPr>
-        <w:pStyle w:val="Heading3"/>
-      </w:pPr>
-      <w:r>
-        <w:rPr>
-          <w:lang w:val="fr_FR" w:bidi="fr_FR"/>
-        </w:rPr>
-        <w:t>Références bibliques:</w:t>
-      </w:r>
-    </w:p>
-    <w:p>
-      <w:pPr>
-        <w:pStyle w:val="ListBullet"/>
-        <w:spacing w:line="240" w:lineRule="auto"/>
-        <w:ind w:left="720"/>
-      </w:pPr>
-      <w:r>
-        <w:rPr>
-          <w:lang w:val="fr_FR" w:bidi="fr_FR"/>
-        </w:rPr>
-      </w:r>
-      <w:r>
-        <w:rPr>
-          <w:lang w:val="fr_FR" w:bidi="fr_FR"/>
-        </w:rPr>
-        <w:t>Actes 15: 10–11</w:t>
-      </w:r>
-    </w:p>
-    <w:p>
-      <w:pPr>
-        <w:pStyle w:val="ListBullet"/>
-        <w:spacing w:line="240" w:lineRule="auto"/>
-        <w:ind w:left="720"/>
-      </w:pPr>
-      <w:r>
-        <w:rPr>
-          <w:lang w:val="fr_FR" w:bidi="fr_FR"/>
-        </w:rPr>
-      </w:r>
-      <w:r>
-        <w:rPr>
-          <w:lang w:val="fr_FR" w:bidi="fr_FR"/>
-        </w:rPr>
-        <w:t>Galates 05: 1–2</w:t>
-      </w:r>
-    </w:p>
-    <w:p>
-      <w:pPr>
-        <w:pStyle w:val="ListBullet"/>
-        <w:spacing w:line="240" w:lineRule="auto"/>
-        <w:ind w:left="720"/>
-      </w:pPr>
-      <w:r>
-        <w:rPr>
-          <w:lang w:val="fr_FR" w:bidi="fr_FR"/>
-        </w:rPr>
-      </w:r>
-      <w:r>
-        <w:rPr>
-          <w:lang w:val="fr_FR" w:bidi="fr_FR"/>
-        </w:rPr>
-        <w:t>Genèse 27: 39–40</w:t>
-      </w:r>
-    </w:p>
-    <w:p>
-      <w:pPr>
-        <w:pStyle w:val="ListBullet"/>
-        <w:spacing w:line="240" w:lineRule="auto"/>
-        <w:ind w:left="720"/>
-      </w:pPr>
-      <w:r>
-        <w:rPr>
-          <w:lang w:val="fr_FR" w:bidi="fr_FR"/>
-        </w:rPr>
-      </w:r>
-      <w:r>
-        <w:rPr>
-          <w:lang w:val="fr_FR" w:bidi="fr_FR"/>
-        </w:rPr>
-        <w:t>Esaïe 09: 4–5</w:t>
-      </w:r>
-    </w:p>
-    <w:p>
-      <w:pPr>
-        <w:pStyle w:val="ListBullet"/>
-        <w:spacing w:line="240" w:lineRule="auto"/>
-        <w:ind w:left="720"/>
-      </w:pPr>
-      <w:r>
-        <w:rPr>
-          <w:lang w:val="fr_FR" w:bidi="fr_FR"/>
-        </w:rPr>
-      </w:r>
-      <w:r>
-        <w:rPr>
-          <w:lang w:val="fr_FR" w:bidi="fr_FR"/>
-        </w:rPr>
-        <w:t>Jérémie 27: 1–4</w:t>
-      </w:r>
-    </w:p>
-    <w:p>
-      <w:pPr>
-        <w:pStyle w:val="ListBullet"/>
-        <w:spacing w:line="240" w:lineRule="auto"/>
-        <w:ind w:left="720"/>
-      </w:pPr>
-      <w:r>
-        <w:rPr>
-          <w:lang w:val="fr_FR" w:bidi="fr_FR"/>
-        </w:rPr>
-      </w:r>
-      <w:r>
-        <w:rPr>
-          <w:lang w:val="fr_FR" w:bidi="fr_FR"/>
-        </w:rPr>
-        <w:t>Matthieu 11: 28–30</w:t>
-      </w:r>
-    </w:p>
-    <w:p>
-      <w:pPr>
-        <w:pStyle w:val="ListBullet"/>
-        <w:spacing w:line="240" w:lineRule="auto"/>
-        <w:ind w:left="720"/>
-      </w:pPr>
-      <w:r>
-        <w:rPr>
-          <w:lang w:val="fr_FR" w:bidi="fr_FR"/>
-        </w:rPr>
-      </w:r>
-      <w:r>
-        <w:rPr>
-          <w:lang w:val="fr_FR" w:bidi="fr_FR"/>
-        </w:rPr>
-        <w:t>Philippiens 04: 1–3</w:t>
-      </w:r>
-    </w:p>
-    <w:p>
-      <w:pPr>
-        <w:pStyle w:val="ListBullet"/>
-        <w:spacing w:line="240" w:lineRule="auto"/>
-        <w:ind w:left="720"/>
-      </w:pPr>
-      <w:r>
-        <w:rPr>
-          <w:lang w:val="fr_FR" w:bidi="fr_FR"/>
-        </w:rPr>
-      </w:r>
-      <w:r>
-        <w:rPr>
-          <w:lang w:val="fr_FR" w:bidi="fr_FR"/>
-        </w:rPr>
-        <w:t>Données Word:</w:t>
-      </w:r>
-      <w:r>
-        <w:rPr>
-          <w:lang w:val="fr_FR" w:bidi="fr_FR"/>
-        </w:rPr>
-      </w:r>
-      <w:r>
-        <w:rPr>
-          <w:lang w:val="fr_FR" w:bidi="fr_FR"/>
-        </w:rPr>
-      </w:r>
-    </w:p>
-    <w:p>
-      <w:pPr/>
-      <w:r>
-        <w:rPr>
-          <w:lang w:val="fr_FR" w:bidi="fr_FR"/>
-        </w:rPr>
-      </w:r>
-    </w:p>
-    <w:p>
-      <w:pPr>
-        <w:pStyle w:val="Heading2"/>
-      </w:pPr>
-      <w:r>
-        <w:rPr>
-          <w:lang w:val="fr_FR" w:bidi="fr_FR"/>
-        </w:rPr>
-        <w:t>Jour du jugement dernier</w:t>
-      </w:r>
-      <w:r>
-        <w:rPr>
-          <w:lang w:val="fr_FR" w:bidi="fr_FR"/>
-        </w:rPr>
-      </w:r>
-    </w:p>
-    <w:p>
-      <w:pPr>
-        <w:pStyle w:val="Heading3"/>
-      </w:pPr>
-      <w:r>
-        <w:rPr>
-          <w:lang w:val="fr_FR" w:bidi="fr_FR"/>
-        </w:rPr>
-        <w:t>Définition :</w:t>
-      </w:r>
-    </w:p>
-    <w:p>
-      <w:pPr/>
-      <w:r>
-        <w:rPr>
-          <w:lang w:val="fr_FR" w:bidi="fr_FR"/>
-        </w:rPr>
-      </w:r>
-      <w:r>
-        <w:rPr>
-          <w:lang w:val="fr_FR" w:bidi="fr_FR"/>
-        </w:rPr>
-        <w:t>Le terme « jour du jugement » fait référence à un temps futur où Dieu jugera chaque personne.</w:t>
-      </w:r>
-    </w:p>
-    <w:p>
-      <w:pPr>
-        <w:pStyle w:val="ListBullet"/>
-        <w:spacing w:line="240" w:lineRule="auto"/>
-        <w:ind w:left="720"/>
-      </w:pPr>
-      <w:r>
-        <w:rPr>
-          <w:lang w:val="fr_FR" w:bidi="fr_FR"/>
-        </w:rPr>
-      </w:r>
-      <w:r>
-        <w:rPr>
-          <w:lang w:val="fr_FR" w:bidi="fr_FR"/>
-        </w:rPr>
-        <w:t>Dieu a fait de son Fils, Jésus-Christ, le juge de tous les hommes.</w:t>
-      </w:r>
-    </w:p>
-    <w:p>
-      <w:pPr>
-        <w:pStyle w:val="ListBullet"/>
-        <w:spacing w:line="240" w:lineRule="auto"/>
-        <w:ind w:left="720"/>
-      </w:pPr>
-      <w:r>
-        <w:rPr>
-          <w:lang w:val="fr_FR" w:bidi="fr_FR"/>
-        </w:rPr>
-      </w:r>
-      <w:r>
-        <w:rPr>
-          <w:lang w:val="fr_FR" w:bidi="fr_FR"/>
-        </w:rPr>
-        <w:t>Le jour du jugement, le Christ va juger les gens sur la base de son caractère juste.</w:t>
-      </w:r>
-    </w:p>
-    <w:p>
-      <w:pPr>
-        <w:pStyle w:val="Heading3"/>
-      </w:pPr>
-      <w:r>
-        <w:rPr>
-          <w:lang w:val="fr_FR" w:bidi="fr_FR"/>
-        </w:rPr>
         <w:t>Suggestions pour la traduction</w:t>
       </w:r>
     </w:p>
@@ -8527,1252 +10108,223 @@
         <w:rPr>
           <w:lang w:val="fr_FR" w:bidi="fr_FR"/>
         </w:rPr>
-        <w:t>Ce terme peut aussi être traduit par « l'heure du jugement », car il pourrait se référer à plus d'un jour.</w:t>
-      </w:r>
-    </w:p>
-    <w:p>
-      <w:pPr>
-        <w:pStyle w:val="ListBullet"/>
-        <w:spacing w:line="240" w:lineRule="auto"/>
-        <w:ind w:left="720"/>
-      </w:pPr>
-      <w:r>
-        <w:rPr>
-          <w:lang w:val="fr_FR" w:bidi="fr_FR"/>
-        </w:rPr>
-      </w:r>
-      <w:r>
-        <w:rPr>
-          <w:lang w:val="fr_FR" w:bidi="fr_FR"/>
-        </w:rPr>
-        <w:t>D'autres façons de traduire ce terme pourraient inclure, « la fin des temps où Dieu jugera tous les hommes »</w:t>
-      </w:r>
-    </w:p>
-    <w:p>
-      <w:pPr>
-        <w:pStyle w:val="ListBullet"/>
-        <w:spacing w:line="240" w:lineRule="auto"/>
-        <w:ind w:left="720"/>
-      </w:pPr>
-      <w:r>
-        <w:rPr>
-          <w:lang w:val="fr_FR" w:bidi="fr_FR"/>
-        </w:rPr>
-      </w:r>
-      <w:r>
-        <w:rPr>
-          <w:lang w:val="fr_FR" w:bidi="fr_FR"/>
-        </w:rPr>
-        <w:t>Certaines traductions mettent en lettres majuscules ce terme pour montrer qu'il est le nom d'un jour ou d'une heure spéciale : « Jour du Jugement » ou « Temps du Jugement ».</w:t>
-      </w:r>
-    </w:p>
-    <w:p>
-      <w:pPr/>
-      <w:r>
-        <w:rPr>
-          <w:lang w:val="fr_FR" w:bidi="fr_FR"/>
-        </w:rPr>
-      </w:r>
-      <w:r>
-        <w:rPr>
-          <w:lang w:val="fr_FR" w:bidi="fr_FR"/>
-        </w:rPr>
-        <w:t>(Voir aussi : (../kt/judge.md), (../kt/jesus.md), (../kt/heaven.md), (../kt/hell.md))</w:t>
-      </w:r>
-      <w:r>
-        <w:rPr>
-          <w:lang w:val="fr_FR" w:bidi="fr_FR"/>
-        </w:rPr>
-      </w:r>
-      <w:r>
-        <w:rPr>
-          <w:lang w:val="fr_FR" w:bidi="fr_FR"/>
-        </w:rPr>
-      </w:r>
-    </w:p>
-    <w:p>
-      <w:pPr/>
-      <w:r>
-        <w:rPr>
-          <w:lang w:val="fr_FR" w:bidi="fr_FR"/>
-        </w:rPr>
-      </w:r>
-    </w:p>
-    <w:p>
-      <w:pPr>
-        <w:pStyle w:val="Heading2"/>
-      </w:pPr>
-      <w:r>
-        <w:rPr>
-          <w:lang w:val="fr_FR" w:bidi="fr_FR"/>
-        </w:rPr>
-        <w:t>Juda</w:t>
-      </w:r>
-      <w:r>
-        <w:rPr>
-          <w:lang w:val="fr_FR" w:bidi="fr_FR"/>
-        </w:rPr>
-      </w:r>
-    </w:p>
-    <w:p>
-      <w:pPr>
-        <w:pStyle w:val="Heading3"/>
-      </w:pPr>
-      <w:r>
-        <w:rPr>
-          <w:lang w:val="fr_FR" w:bidi="fr_FR"/>
-        </w:rPr>
-        <w:t>Définition :</w:t>
-      </w:r>
-    </w:p>
-    <w:p>
-      <w:pPr/>
-      <w:r>
-        <w:rPr>
-          <w:lang w:val="fr_FR" w:bidi="fr_FR"/>
-        </w:rPr>
-      </w:r>
-      <w:r>
-        <w:rPr>
-          <w:lang w:val="fr_FR" w:bidi="fr_FR"/>
-        </w:rPr>
-        <w:t>"Juda était le quatrième des douze fils de Jacob* Sa mère était Léa.</w:t>
-      </w:r>
-    </w:p>
-    <w:p>
-      <w:pPr>
-        <w:pStyle w:val="ListBullet"/>
-        <w:spacing w:line="240" w:lineRule="auto"/>
-        <w:ind w:left="720"/>
-      </w:pPr>
-      <w:r>
-        <w:rPr>
-          <w:lang w:val="fr_FR" w:bidi="fr_FR"/>
-        </w:rPr>
-      </w:r>
-      <w:r>
-        <w:rPr>
-          <w:lang w:val="fr_FR" w:bidi="fr_FR"/>
-        </w:rPr>
-        <w:t>Les descendants de Juda sont devenus la tribu de Juda.</w:t>
-      </w:r>
-    </w:p>
-    <w:p>
-      <w:pPr>
-        <w:pStyle w:val="ListBullet"/>
-        <w:spacing w:line="240" w:lineRule="auto"/>
-        <w:ind w:left="720"/>
-      </w:pPr>
-      <w:r>
-        <w:rPr>
-          <w:lang w:val="fr_FR" w:bidi="fr_FR"/>
-        </w:rPr>
-      </w:r>
-      <w:r>
-        <w:rPr>
-          <w:lang w:val="fr_FR" w:bidi="fr_FR"/>
-        </w:rPr>
-        <w:t>Le mot «Juif» vient du nom «Juda».</w:t>
-      </w:r>
-    </w:p>
-    <w:p>
-      <w:pPr>
-        <w:pStyle w:val="ListBullet"/>
-        <w:spacing w:line="240" w:lineRule="auto"/>
-        <w:ind w:left="720"/>
-      </w:pPr>
-      <w:r>
-        <w:rPr>
-          <w:lang w:val="fr_FR" w:bidi="fr_FR"/>
-        </w:rPr>
-      </w:r>
-      <w:r>
-        <w:rPr>
-          <w:lang w:val="fr_FR" w:bidi="fr_FR"/>
-        </w:rPr>
-        <w:t>Lorsque la nation d'Israël divisée après le règne de Salomon prit fin, le royaume de Juda était la partie sud.</w:t>
-      </w:r>
-    </w:p>
-    <w:p>
-      <w:pPr/>
-      <w:r>
-        <w:rPr>
-          <w:lang w:val="fr_FR" w:bidi="fr_FR"/>
-        </w:rPr>
-      </w:r>
-      <w:r>
-        <w:rPr>
-          <w:lang w:val="fr_FR" w:bidi="fr_FR"/>
-        </w:rPr>
-        <w:t>(Voir aussi : (rc://fr/ta/man/translate/translate-names))</w:t>
-      </w:r>
-    </w:p>
-    <w:p>
-      <w:pPr/>
-      <w:r>
-        <w:rPr>
-          <w:lang w:val="fr_FR" w:bidi="fr_FR"/>
-        </w:rPr>
-      </w:r>
-      <w:r>
-        <w:rPr>
-          <w:lang w:val="fr_FR" w:bidi="fr_FR"/>
-        </w:rPr>
-        <w:t>(Voir aussi : (../names/jacob.md), (../kt/jew.md), (../names/kingdomofjudah.md), (../names/judea.md), (../other/12tribesofisrael.md))</w:t>
-      </w:r>
-      <w:r>
-        <w:rPr>
-          <w:lang w:val="fr_FR" w:bidi="fr_FR"/>
-        </w:rPr>
-      </w:r>
-      <w:r>
-        <w:rPr>
-          <w:lang w:val="fr_FR" w:bidi="fr_FR"/>
-        </w:rPr>
-      </w:r>
-    </w:p>
-    <w:p>
-      <w:pPr/>
-      <w:r>
-        <w:rPr>
-          <w:lang w:val="fr_FR" w:bidi="fr_FR"/>
-        </w:rPr>
-      </w:r>
-    </w:p>
-    <w:p>
-      <w:pPr>
-        <w:pStyle w:val="Heading2"/>
-      </w:pPr>
-      <w:r>
-        <w:rPr>
-          <w:lang w:val="fr_FR" w:bidi="fr_FR"/>
-        </w:rPr>
-        <w:t>Juda</w:t>
-      </w:r>
-      <w:r>
-        <w:rPr>
-          <w:lang w:val="fr_FR" w:bidi="fr_FR"/>
-        </w:rPr>
-      </w:r>
-    </w:p>
-    <w:p>
-      <w:pPr>
-        <w:pStyle w:val="Heading3"/>
-      </w:pPr>
-      <w:r>
-        <w:rPr>
-          <w:lang w:val="fr_FR" w:bidi="fr_FR"/>
-        </w:rPr>
-        <w:t>Données :</w:t>
-      </w:r>
-    </w:p>
-    <w:p>
-      <w:pPr/>
-      <w:r>
-        <w:rPr>
-          <w:lang w:val="fr_FR" w:bidi="fr_FR"/>
-        </w:rPr>
-      </w:r>
-      <w:r>
-        <w:rPr>
-          <w:lang w:val="fr_FR" w:bidi="fr_FR"/>
-        </w:rPr>
-        <w:t>La tribu de Juda était la plus grande des douze tribus d'Israël. Le royaume de Juda était composé des tribus de Juda et de Benjamin.</w:t>
-      </w:r>
-    </w:p>
-    <w:p>
-      <w:pPr>
-        <w:pStyle w:val="ListBullet"/>
-        <w:spacing w:line="240" w:lineRule="auto"/>
-        <w:ind w:left="720"/>
-      </w:pPr>
-      <w:r>
-        <w:rPr>
-          <w:lang w:val="fr_FR" w:bidi="fr_FR"/>
-        </w:rPr>
-      </w:r>
-      <w:r>
-        <w:rPr>
-          <w:lang w:val="fr_FR" w:bidi="fr_FR"/>
-        </w:rPr>
-        <w:t>Après la mort du roi Salomon, la nation d'Israël a été divisée en deux royaumes: Israël et Juda. Le royaume de Juda était le royaume du sud, situé à l'ouest de la mer Morte.</w:t>
-      </w:r>
-    </w:p>
-    <w:p>
-      <w:pPr>
-        <w:pStyle w:val="ListBullet"/>
-        <w:spacing w:line="240" w:lineRule="auto"/>
-        <w:ind w:left="720"/>
-      </w:pPr>
-      <w:r>
-        <w:rPr>
-          <w:lang w:val="fr_FR" w:bidi="fr_FR"/>
-        </w:rPr>
-      </w:r>
-      <w:r>
-        <w:rPr>
-          <w:lang w:val="fr_FR" w:bidi="fr_FR"/>
-        </w:rPr>
-        <w:t>La capitale du royaume de Juda était Jérusalem.</w:t>
-      </w:r>
-    </w:p>
-    <w:p>
-      <w:pPr>
-        <w:pStyle w:val="ListBullet"/>
-        <w:spacing w:line="240" w:lineRule="auto"/>
-        <w:ind w:left="720"/>
-      </w:pPr>
-      <w:r>
-        <w:rPr>
-          <w:lang w:val="fr_FR" w:bidi="fr_FR"/>
-        </w:rPr>
-      </w:r>
-      <w:r>
-        <w:rPr>
-          <w:lang w:val="fr_FR" w:bidi="fr_FR"/>
-        </w:rPr>
-        <w:t>Huit rois de Juda ont obéi à Yahvé et ont mené le peuple à l'adorer. Les autres rois de Juda étaient méchants et ont mené le peuple à adorer des idoles.</w:t>
-      </w:r>
-    </w:p>
-    <w:p>
-      <w:pPr>
-        <w:pStyle w:val="ListBullet"/>
-        <w:spacing w:line="240" w:lineRule="auto"/>
-        <w:ind w:left="720"/>
-      </w:pPr>
-      <w:r>
-        <w:rPr>
-          <w:lang w:val="fr_FR" w:bidi="fr_FR"/>
-        </w:rPr>
-      </w:r>
-      <w:r>
-        <w:rPr>
-          <w:lang w:val="fr_FR" w:bidi="fr_FR"/>
-        </w:rPr>
-        <w:t>Plus de 120 ans après que l'Assyrie a vaincu Israël (le royaume du nord), Juda a été conquise par les Babyloniens qui ont détruit Jérusalem et le temple, et ont emmené la plupart des habitants de Juda à Babylone en captivité.</w:t>
-      </w:r>
-    </w:p>
-    <w:p>
-      <w:pPr/>
-      <w:r>
-        <w:rPr>
-          <w:lang w:val="fr_FR" w:bidi="fr_FR"/>
-        </w:rPr>
-      </w:r>
-      <w:r>
-        <w:rPr>
-          <w:lang w:val="fr_FR" w:bidi="fr_FR"/>
-        </w:rPr>
-        <w:t>(Voir aussi : (../names/judah.md), (../names/saltsea.md))</w:t>
-      </w:r>
-      <w:r>
-        <w:rPr>
-          <w:lang w:val="fr_FR" w:bidi="fr_FR"/>
-        </w:rPr>
-      </w:r>
-      <w:r>
-        <w:rPr>
-          <w:lang w:val="fr_FR" w:bidi="fr_FR"/>
-        </w:rPr>
-      </w:r>
-    </w:p>
-    <w:p>
-      <w:pPr/>
-      <w:r>
-        <w:rPr>
-          <w:lang w:val="fr_FR" w:bidi="fr_FR"/>
-        </w:rPr>
-      </w:r>
-    </w:p>
-    <w:p>
-      <w:pPr>
-        <w:pStyle w:val="Heading2"/>
-      </w:pPr>
-      <w:r>
-        <w:rPr>
-          <w:lang w:val="fr_FR" w:bidi="fr_FR"/>
-        </w:rPr>
-        <w:t>Judas</w:t>
-      </w:r>
-      <w:r>
-        <w:rPr>
-          <w:lang w:val="fr_FR" w:bidi="fr_FR"/>
-        </w:rPr>
-      </w:r>
-    </w:p>
-    <w:p>
-      <w:pPr>
-        <w:pStyle w:val="Heading3"/>
-      </w:pPr>
-      <w:r>
-        <w:rPr>
-          <w:lang w:val="fr_FR" w:bidi="fr_FR"/>
-        </w:rPr>
-        <w:t>Définition :</w:t>
-      </w:r>
-    </w:p>
-    <w:p>
-      <w:pPr/>
-      <w:r>
-        <w:rPr>
-          <w:lang w:val="fr_FR" w:bidi="fr_FR"/>
-        </w:rPr>
-      </w:r>
-      <w:r>
-        <w:rPr>
-          <w:lang w:val="fr_FR" w:bidi="fr_FR"/>
-        </w:rPr>
-        <w:t>"Judas, fils de Jacques, était l'un des douze disciples les plus proches de Jésus* Notez que ce ne fut pas le même homme que Judas Iscariote.</w:t>
-      </w:r>
-    </w:p>
-    <w:p>
-      <w:pPr>
-        <w:pStyle w:val="ListBullet"/>
-        <w:spacing w:line="240" w:lineRule="auto"/>
-        <w:ind w:left="720"/>
-      </w:pPr>
-      <w:r>
-        <w:rPr>
-          <w:lang w:val="fr_FR" w:bidi="fr_FR"/>
-        </w:rPr>
-      </w:r>
-      <w:r>
-        <w:rPr>
-          <w:lang w:val="fr_FR" w:bidi="fr_FR"/>
-        </w:rPr>
-        <w:t>Souvent, dans la Bible, les hommes du même nom se distinguent par la mention du nom de leur père* Ici, Judas est identifié comme le "fils de Jacques*"</w:t>
-      </w:r>
-    </w:p>
-    <w:p>
-      <w:pPr>
-        <w:pStyle w:val="ListBullet"/>
-        <w:spacing w:line="240" w:lineRule="auto"/>
-        <w:ind w:left="720"/>
-      </w:pPr>
-      <w:r>
-        <w:rPr>
-          <w:lang w:val="fr_FR" w:bidi="fr_FR"/>
-        </w:rPr>
-      </w:r>
-      <w:r>
-        <w:rPr>
-          <w:lang w:val="fr_FR" w:bidi="fr_FR"/>
-        </w:rPr>
-        <w:t>Un autre homme nommé Judas était le frère de Jésus* Il était aussi connu comme «Jude».</w:t>
-      </w:r>
-    </w:p>
-    <w:p>
-      <w:pPr>
-        <w:pStyle w:val="ListBullet"/>
-        <w:spacing w:line="240" w:lineRule="auto"/>
-        <w:ind w:left="720"/>
-      </w:pPr>
-      <w:r>
-        <w:rPr>
-          <w:lang w:val="fr_FR" w:bidi="fr_FR"/>
-        </w:rPr>
-      </w:r>
-      <w:r>
-        <w:rPr>
-          <w:lang w:val="fr_FR" w:bidi="fr_FR"/>
-        </w:rPr>
-        <w:t>Le livre du Nouveau Testament appelé "Jude" a probablement été écrit par le frère de Jésus, car il se présente comme le «frère de Jacques*" Jacques était un autre frère de Jésus.</w:t>
-      </w:r>
-    </w:p>
-    <w:p>
-      <w:pPr>
-        <w:pStyle w:val="ListBullet"/>
-        <w:spacing w:line="240" w:lineRule="auto"/>
-        <w:ind w:left="720"/>
-      </w:pPr>
-      <w:r>
-        <w:rPr>
-          <w:lang w:val="fr_FR" w:bidi="fr_FR"/>
-        </w:rPr>
-      </w:r>
-      <w:r>
-        <w:rPr>
-          <w:lang w:val="fr_FR" w:bidi="fr_FR"/>
-        </w:rPr>
-        <w:t>Il est également possible que le livre de Jude a été écrit par un disciple de Jésus, Judas, fils de Jacques.</w:t>
-      </w:r>
-    </w:p>
-    <w:p>
-      <w:pPr/>
-      <w:r>
-        <w:rPr>
-          <w:lang w:val="fr_FR" w:bidi="fr_FR"/>
-        </w:rPr>
-      </w:r>
-      <w:r>
-        <w:rPr>
-          <w:lang w:val="fr_FR" w:bidi="fr_FR"/>
-        </w:rPr>
-        <w:t>(Translation suggestions: Translate Names)</w:t>
-      </w:r>
-    </w:p>
-    <w:p>
-      <w:pPr/>
-      <w:r>
-        <w:rPr>
-          <w:lang w:val="fr_FR" w:bidi="fr_FR"/>
-        </w:rPr>
-      </w:r>
-      <w:r>
-        <w:rPr>
-          <w:lang w:val="fr_FR" w:bidi="fr_FR"/>
-        </w:rPr>
-        <w:t>(Voir aussi : (../names/jamessonofzebedee.md), (../names/judasiscariot.md), (../kt/son.md), (../kt/thetwelve.md))</w:t>
-      </w:r>
-      <w:r>
-        <w:rPr>
-          <w:lang w:val="fr_FR" w:bidi="fr_FR"/>
-        </w:rPr>
-      </w:r>
-      <w:r>
-        <w:rPr>
-          <w:lang w:val="fr_FR" w:bidi="fr_FR"/>
-        </w:rPr>
-      </w:r>
-    </w:p>
-    <w:p>
-      <w:pPr/>
-      <w:r>
-        <w:rPr>
-          <w:lang w:val="fr_FR" w:bidi="fr_FR"/>
-        </w:rPr>
-      </w:r>
-    </w:p>
-    <w:p>
-      <w:pPr>
-        <w:pStyle w:val="Heading2"/>
-      </w:pPr>
-      <w:r>
-        <w:rPr>
-          <w:lang w:val="fr_FR" w:bidi="fr_FR"/>
-        </w:rPr>
-        <w:t>Judas Iscariote</w:t>
-      </w:r>
-      <w:r>
-        <w:rPr>
-          <w:lang w:val="fr_FR" w:bidi="fr_FR"/>
-        </w:rPr>
-      </w:r>
-    </w:p>
-    <w:p>
-      <w:pPr>
-        <w:pStyle w:val="Heading3"/>
-      </w:pPr>
-      <w:r>
-        <w:rPr>
-          <w:lang w:val="fr_FR" w:bidi="fr_FR"/>
-        </w:rPr>
-        <w:t>Données :</w:t>
-      </w:r>
-    </w:p>
-    <w:p>
-      <w:pPr/>
-      <w:r>
-        <w:rPr>
-          <w:lang w:val="fr_FR" w:bidi="fr_FR"/>
-        </w:rPr>
-      </w:r>
-      <w:r>
-        <w:rPr>
-          <w:lang w:val="fr_FR" w:bidi="fr_FR"/>
-        </w:rPr>
-        <w:t>Judas Iscariote était l'un des douze apôtres de Jésus. Il était celui qui a trahi Jésus aux chefs des Juifs.</w:t>
-      </w:r>
-    </w:p>
-    <w:p>
-      <w:pPr>
-        <w:pStyle w:val="ListBullet"/>
-        <w:spacing w:line="240" w:lineRule="auto"/>
-        <w:ind w:left="720"/>
-      </w:pPr>
-      <w:r>
-        <w:rPr>
-          <w:lang w:val="fr_FR" w:bidi="fr_FR"/>
-        </w:rPr>
-      </w:r>
-      <w:r>
-        <w:rPr>
-          <w:lang w:val="fr_FR" w:bidi="fr_FR"/>
-        </w:rPr>
-        <w:t>Le nom « Iscariote » peut signifier « de Kériot », peut-être une indication que Judas avait grandi dans cette ville.</w:t>
-      </w:r>
-    </w:p>
-    <w:p>
-      <w:pPr>
-        <w:pStyle w:val="ListBullet"/>
-        <w:spacing w:line="240" w:lineRule="auto"/>
-        <w:ind w:left="720"/>
-      </w:pPr>
-      <w:r>
-        <w:rPr>
-          <w:lang w:val="fr_FR" w:bidi="fr_FR"/>
-        </w:rPr>
-      </w:r>
-      <w:r>
-        <w:rPr>
-          <w:lang w:val="fr_FR" w:bidi="fr_FR"/>
-        </w:rPr>
-        <w:t>Judas Iscariote était un voleur ; il a administré l'argent des apôtres mais il en volait régulièrement et l'utilisait pour lui-même.</w:t>
-      </w:r>
-    </w:p>
-    <w:p>
-      <w:pPr>
-        <w:pStyle w:val="ListBullet"/>
-        <w:spacing w:line="240" w:lineRule="auto"/>
-        <w:ind w:left="720"/>
-      </w:pPr>
-      <w:r>
-        <w:rPr>
-          <w:lang w:val="fr_FR" w:bidi="fr_FR"/>
-        </w:rPr>
-      </w:r>
-      <w:r>
-        <w:rPr>
-          <w:lang w:val="fr_FR" w:bidi="fr_FR"/>
-        </w:rPr>
-        <w:t>Judas a trahi Jésus en disant aux chefs religieux où Jésus était pour qu'ils puissent l'arrêter.</w:t>
-      </w:r>
-    </w:p>
-    <w:p>
-      <w:pPr>
-        <w:pStyle w:val="ListBullet"/>
-        <w:spacing w:line="240" w:lineRule="auto"/>
-        <w:ind w:left="720"/>
-      </w:pPr>
-      <w:r>
-        <w:rPr>
-          <w:lang w:val="fr_FR" w:bidi="fr_FR"/>
-        </w:rPr>
-      </w:r>
-      <w:r>
-        <w:rPr>
-          <w:lang w:val="fr_FR" w:bidi="fr_FR"/>
-        </w:rPr>
-        <w:t>Après que les chefs religieux ont condamné Jésus à mourir, Judas a regretté de l'avoir trahi, alors il s'est tué.</w:t>
-      </w:r>
-    </w:p>
-    <w:p>
-      <w:pPr>
-        <w:pStyle w:val="ListBullet"/>
-        <w:spacing w:line="240" w:lineRule="auto"/>
-        <w:ind w:left="720"/>
-      </w:pPr>
-      <w:r>
-        <w:rPr>
-          <w:lang w:val="fr_FR" w:bidi="fr_FR"/>
-        </w:rPr>
-      </w:r>
-      <w:r>
-        <w:rPr>
-          <w:lang w:val="fr_FR" w:bidi="fr_FR"/>
-        </w:rPr>
-        <w:t>Il y a d'autres hommes nommés Judas dans la Bible, comme le frère de Jésus qui s'appelait « Jude » et un autre parmi les douze disciples.</w:t>
-      </w:r>
-    </w:p>
-    <w:p>
-      <w:pPr/>
-      <w:r>
-        <w:rPr>
-          <w:lang w:val="fr_FR" w:bidi="fr_FR"/>
-        </w:rPr>
-      </w:r>
-      <w:r>
-        <w:rPr>
-          <w:lang w:val="fr_FR" w:bidi="fr_FR"/>
-        </w:rPr>
-        <w:t>(Translation suggestions: Translate Names)</w:t>
-      </w:r>
-    </w:p>
-    <w:p>
-      <w:pPr/>
-      <w:r>
-        <w:rPr>
-          <w:lang w:val="fr_FR" w:bidi="fr_FR"/>
-        </w:rPr>
-      </w:r>
-      <w:r>
-        <w:rPr>
-          <w:lang w:val="fr_FR" w:bidi="fr_FR"/>
-        </w:rPr>
-        <w:t>(Voir aussi : (../kt/apostle.md), (../other/betray.md), (../other/jewishleaders.md), (../names/judassonofjames.md))</w:t>
-      </w:r>
-      <w:r>
-        <w:rPr>
-          <w:lang w:val="fr_FR" w:bidi="fr_FR"/>
-        </w:rPr>
-      </w:r>
-      <w:r>
-        <w:rPr>
-          <w:lang w:val="fr_FR" w:bidi="fr_FR"/>
-        </w:rPr>
-      </w:r>
-    </w:p>
-    <w:p>
-      <w:pPr/>
-      <w:r>
-        <w:rPr>
-          <w:lang w:val="fr_FR" w:bidi="fr_FR"/>
-        </w:rPr>
-      </w:r>
-    </w:p>
-    <w:p>
-      <w:pPr>
-        <w:pStyle w:val="Heading2"/>
-      </w:pPr>
-      <w:r>
-        <w:rPr>
-          <w:lang w:val="fr_FR" w:bidi="fr_FR"/>
-        </w:rPr>
-        <w:t>Judée</w:t>
-      </w:r>
-      <w:r>
-        <w:rPr>
-          <w:lang w:val="fr_FR" w:bidi="fr_FR"/>
-        </w:rPr>
-      </w:r>
-    </w:p>
-    <w:p>
-      <w:pPr>
-        <w:pStyle w:val="Heading3"/>
-      </w:pPr>
-      <w:r>
-        <w:rPr>
-          <w:lang w:val="fr_FR" w:bidi="fr_FR"/>
-        </w:rPr>
-        <w:t>Définition :</w:t>
-      </w:r>
-    </w:p>
-    <w:p>
-      <w:pPr/>
-      <w:r>
-        <w:rPr>
-          <w:lang w:val="fr_FR" w:bidi="fr_FR"/>
-        </w:rPr>
-      </w:r>
-      <w:r>
-        <w:rPr>
-          <w:lang w:val="fr_FR" w:bidi="fr_FR"/>
-        </w:rPr>
-        <w:t>"Le terme «Judée» vient du nom de Juda qui était l'une des douze tribus d'Israël* Il est utilisé à la fois dans un sens étroit et un sens large.</w:t>
-      </w:r>
-    </w:p>
-    <w:p>
-      <w:pPr>
-        <w:pStyle w:val="ListBullet"/>
-        <w:spacing w:line="240" w:lineRule="auto"/>
-        <w:ind w:left="720"/>
-      </w:pPr>
-      <w:r>
-        <w:rPr>
-          <w:lang w:val="fr_FR" w:bidi="fr_FR"/>
-        </w:rPr>
-      </w:r>
-      <w:r>
-        <w:rPr>
-          <w:lang w:val="fr_FR" w:bidi="fr_FR"/>
-        </w:rPr>
-        <w:t>Parfois, «Judée» est utilisé dans un sens étroit pour se référer uniquement à la province située dans la partie sud de l'ancien Israël juste à l'ouest de la mer Morte* Certaines traductions appellent cette province «Juda».</w:t>
-      </w:r>
-    </w:p>
-    <w:p>
-      <w:pPr>
-        <w:pStyle w:val="ListBullet"/>
-        <w:spacing w:line="240" w:lineRule="auto"/>
-        <w:ind w:left="720"/>
-      </w:pPr>
-      <w:r>
-        <w:rPr>
-          <w:lang w:val="fr_FR" w:bidi="fr_FR"/>
-        </w:rPr>
-      </w:r>
-      <w:r>
-        <w:rPr>
-          <w:lang w:val="fr_FR" w:bidi="fr_FR"/>
-        </w:rPr>
-        <w:t>Parfois "Judée" a un sens plus large et se réfère à toutes les provinces de l'ancien Israël, y compris la Galilée, en Samarie, Perea, Idumée et de la Judée (Juda).</w:t>
-      </w:r>
-    </w:p>
-    <w:p>
-      <w:pPr>
-        <w:pStyle w:val="ListBullet"/>
-        <w:spacing w:line="240" w:lineRule="auto"/>
-        <w:ind w:left="720"/>
-      </w:pPr>
-      <w:r>
-        <w:rPr>
-          <w:lang w:val="fr_FR" w:bidi="fr_FR"/>
-        </w:rPr>
-      </w:r>
-      <w:r>
-        <w:rPr>
-          <w:lang w:val="fr_FR" w:bidi="fr_FR"/>
-        </w:rPr>
-        <w:t>Si les traducteurs veulent faire la distinction claire, au sens large, la Judée (ex Luc 1: 5*) pourrait être traduit par « Pays de Judée» et le sens étroit pourrait être traduit par «Province de Judée» (ex Luc 01:39*) ou «province de Juda» puisque c'est la partie de la terre de l'Israël antique où la tribu de Juda, avait d'abord vécu.</w:t>
-      </w:r>
-    </w:p>
-    <w:p>
-      <w:pPr/>
-      <w:r>
-        <w:rPr>
-          <w:lang w:val="fr_FR" w:bidi="fr_FR"/>
-        </w:rPr>
-      </w:r>
-      <w:r>
-        <w:rPr>
-          <w:lang w:val="fr_FR" w:bidi="fr_FR"/>
-        </w:rPr>
-        <w:t>(Voir aussi : (rc://fr/ta/man/translate/translate-names))</w:t>
-      </w:r>
-    </w:p>
-    <w:p>
-      <w:pPr/>
-      <w:r>
-        <w:rPr>
-          <w:lang w:val="fr_FR" w:bidi="fr_FR"/>
-        </w:rPr>
-      </w:r>
-      <w:r>
-        <w:rPr>
-          <w:lang w:val="fr_FR" w:bidi="fr_FR"/>
-        </w:rPr>
-        <w:t>(Voir aussi : (../names/galilee.md), (../names/edom.md), (../names/judah.md), (../names/kingdomofjudah.md), (../names/samaria.md))</w:t>
-      </w:r>
-      <w:r>
-        <w:rPr>
-          <w:lang w:val="fr_FR" w:bidi="fr_FR"/>
-        </w:rPr>
-      </w:r>
-      <w:r>
-        <w:rPr>
-          <w:lang w:val="fr_FR" w:bidi="fr_FR"/>
-        </w:rPr>
-      </w:r>
-    </w:p>
-    <w:p>
-      <w:pPr/>
-      <w:r>
-        <w:rPr>
-          <w:lang w:val="fr_FR" w:bidi="fr_FR"/>
-        </w:rPr>
-      </w:r>
-    </w:p>
-    <w:p>
-      <w:pPr>
-        <w:pStyle w:val="Heading2"/>
-      </w:pPr>
-      <w:r>
-        <w:rPr>
-          <w:lang w:val="fr_FR" w:bidi="fr_FR"/>
-        </w:rPr>
-        <w:t>Juge</w:t>
-      </w:r>
-      <w:r>
-        <w:rPr>
-          <w:lang w:val="fr_FR" w:bidi="fr_FR"/>
-        </w:rPr>
-      </w:r>
-    </w:p>
-    <w:p>
-      <w:pPr>
-        <w:pStyle w:val="Heading3"/>
-      </w:pPr>
-      <w:r>
-        <w:rPr>
-          <w:lang w:val="fr_FR" w:bidi="fr_FR"/>
-        </w:rPr>
-        <w:t>Définition :</w:t>
-      </w:r>
-    </w:p>
-    <w:p>
-      <w:pPr/>
-      <w:r>
-        <w:rPr>
-          <w:lang w:val="fr_FR" w:bidi="fr_FR"/>
-        </w:rPr>
-      </w:r>
-      <w:r>
-        <w:rPr>
-          <w:lang w:val="fr_FR" w:bidi="fr_FR"/>
-        </w:rPr>
-        <w:t>"Un juge est une personne qui décide ce qui est bon ou mauvais en matières civiles, juridiques ou spirituelles.</w:t>
-      </w:r>
-    </w:p>
-    <w:p>
-      <w:pPr>
-        <w:pStyle w:val="ListBullet"/>
-        <w:spacing w:line="240" w:lineRule="auto"/>
-        <w:ind w:left="720"/>
-      </w:pPr>
-      <w:r>
-        <w:rPr>
-          <w:lang w:val="fr_FR" w:bidi="fr_FR"/>
-        </w:rPr>
-      </w:r>
-      <w:r>
-        <w:rPr>
-          <w:lang w:val="fr_FR" w:bidi="fr_FR"/>
-        </w:rPr>
-        <w:t>Dans la Bible, Dieu est souvent désigné comme un juge parce qu'il est le seul juge parfait qui prend les décisions finales sur ce qui est bon ou mauvais.</w:t>
-      </w:r>
-    </w:p>
-    <w:p>
-      <w:pPr>
-        <w:pStyle w:val="ListBullet"/>
-        <w:spacing w:line="240" w:lineRule="auto"/>
-        <w:ind w:left="720"/>
-      </w:pPr>
-      <w:r>
-        <w:rPr>
-          <w:lang w:val="fr_FR" w:bidi="fr_FR"/>
-        </w:rPr>
-      </w:r>
-      <w:r>
-        <w:rPr>
-          <w:lang w:val="fr_FR" w:bidi="fr_FR"/>
-        </w:rPr>
-        <w:t>Après que le peuple d'Israël est entré dans la terre promise, et avant qu'il ait des rois, Dieu a fait nommer des juges pour les conduire dans les moments difficiles* Souvent, les juges ont sauvé les Israélites de leurs ennemis.</w:t>
-      </w:r>
-    </w:p>
-    <w:p>
-      <w:pPr/>
-      <w:r>
-        <w:rPr>
-          <w:lang w:val="fr_FR" w:bidi="fr_FR"/>
-        </w:rPr>
-      </w:r>
-      <w:r>
-        <w:rPr>
-          <w:lang w:val="fr_FR" w:bidi="fr_FR"/>
-        </w:rPr>
-        <w:t>(Voir aussi : (../other/governor.md), (../kt/judge.md), (../kt/lawofmoses.md))</w:t>
-      </w:r>
-      <w:r>
-        <w:rPr>
-          <w:lang w:val="fr_FR" w:bidi="fr_FR"/>
-        </w:rPr>
-      </w:r>
-      <w:r>
-        <w:rPr>
-          <w:lang w:val="fr_FR" w:bidi="fr_FR"/>
-        </w:rPr>
-      </w:r>
-    </w:p>
-    <w:p>
-      <w:pPr/>
-      <w:r>
-        <w:rPr>
-          <w:lang w:val="fr_FR" w:bidi="fr_FR"/>
-        </w:rPr>
-      </w:r>
-    </w:p>
-    <w:p>
-      <w:pPr>
-        <w:pStyle w:val="Heading2"/>
-      </w:pPr>
-      <w:r>
-        <w:rPr>
-          <w:lang w:val="fr_FR" w:bidi="fr_FR"/>
-        </w:rPr>
-        <w:t>Juger</w:t>
-      </w:r>
-      <w:r>
-        <w:rPr>
-          <w:lang w:val="fr_FR" w:bidi="fr_FR"/>
-        </w:rPr>
-      </w:r>
-    </w:p>
-    <w:p>
-      <w:pPr>
-        <w:pStyle w:val="Heading3"/>
-      </w:pPr>
-      <w:r>
-        <w:rPr>
-          <w:lang w:val="fr_FR" w:bidi="fr_FR"/>
-        </w:rPr>
-        <w:t>Définition :</w:t>
-      </w:r>
-    </w:p>
-    <w:p>
-      <w:pPr/>
-      <w:r>
-        <w:rPr>
-          <w:lang w:val="fr_FR" w:bidi="fr_FR"/>
-        </w:rPr>
-      </w:r>
-      <w:r>
-        <w:rPr>
-          <w:lang w:val="fr_FR" w:bidi="fr_FR"/>
-        </w:rPr>
-        <w:t>Les termes « juger » et « jugement » s'appliquent à la prise ou à l'expression d'une décision concernant la moralité ou le tort de quelque chose.</w:t>
-      </w:r>
-    </w:p>
-    <w:p>
-      <w:pPr>
-        <w:pStyle w:val="ListBullet"/>
-        <w:spacing w:line="240" w:lineRule="auto"/>
-        <w:ind w:left="720"/>
-      </w:pPr>
-      <w:r>
-        <w:rPr>
-          <w:lang w:val="fr_FR" w:bidi="fr_FR"/>
-        </w:rPr>
-      </w:r>
-      <w:r>
-        <w:rPr>
-          <w:lang w:val="fr_FR" w:bidi="fr_FR"/>
-        </w:rPr>
-        <w:t>Le « jugement de Dieu » se réfère souvent à sa condamnation de quelque chose ou quelqu'un comme du péché.</w:t>
-      </w:r>
-    </w:p>
-    <w:p>
-      <w:pPr>
-        <w:pStyle w:val="ListBullet"/>
-        <w:spacing w:line="240" w:lineRule="auto"/>
-        <w:ind w:left="720"/>
-      </w:pPr>
-      <w:r>
-        <w:rPr>
-          <w:lang w:val="fr_FR" w:bidi="fr_FR"/>
-        </w:rPr>
-      </w:r>
-      <w:r>
-        <w:rPr>
-          <w:lang w:val="fr_FR" w:bidi="fr_FR"/>
-        </w:rPr>
-        <w:t>Le jugement de Dieu comprend généralement la punition des gens pour leur péché.</w:t>
-      </w:r>
-    </w:p>
-    <w:p>
-      <w:pPr>
-        <w:pStyle w:val="ListBullet"/>
-        <w:spacing w:line="240" w:lineRule="auto"/>
-        <w:ind w:left="720"/>
-      </w:pPr>
-      <w:r>
-        <w:rPr>
-          <w:lang w:val="fr_FR" w:bidi="fr_FR"/>
-        </w:rPr>
-      </w:r>
-      <w:r>
-        <w:rPr>
-          <w:lang w:val="fr_FR" w:bidi="fr_FR"/>
-        </w:rPr>
-        <w:t>Le terme « juger » peut aussi signifier « condamner ». Dieu demande à son peuple de ne pas se juger les uns les autres de cette façon.</w:t>
-      </w:r>
-    </w:p>
-    <w:p>
-      <w:pPr>
-        <w:pStyle w:val="ListBullet"/>
-        <w:spacing w:line="240" w:lineRule="auto"/>
-        <w:ind w:left="720"/>
-      </w:pPr>
-      <w:r>
-        <w:rPr>
-          <w:lang w:val="fr_FR" w:bidi="fr_FR"/>
-        </w:rPr>
-      </w:r>
-      <w:r>
-        <w:rPr>
-          <w:lang w:val="fr_FR" w:bidi="fr_FR"/>
-        </w:rPr>
-        <w:t>Un autre sens de « juger » est « arbitrer entre » ou « porter un jugement entre », comme pour décider qui a raison dans un conflit ou une dispute entre des personnes.</w:t>
-      </w:r>
-    </w:p>
-    <w:p>
-      <w:pPr>
-        <w:pStyle w:val="ListBullet"/>
-        <w:spacing w:line="240" w:lineRule="auto"/>
-        <w:ind w:left="720"/>
-      </w:pPr>
-      <w:r>
-        <w:rPr>
-          <w:lang w:val="fr_FR" w:bidi="fr_FR"/>
-        </w:rPr>
-      </w:r>
-      <w:r>
-        <w:rPr>
-          <w:lang w:val="fr_FR" w:bidi="fr_FR"/>
-        </w:rPr>
-        <w:t>Dans certains contextes, les « jugements de Dieu » sont ce qu'il a décidé être droit et juste. Ses jugements sont comparables à ses décrets, lois ou préceptes.</w:t>
-      </w:r>
-    </w:p>
-    <w:p>
-      <w:pPr>
-        <w:pStyle w:val="ListBullet"/>
-        <w:spacing w:line="240" w:lineRule="auto"/>
-        <w:ind w:left="720"/>
-      </w:pPr>
-      <w:r>
-        <w:rPr>
-          <w:lang w:val="fr_FR" w:bidi="fr_FR"/>
-        </w:rPr>
-      </w:r>
-      <w:r>
-        <w:rPr>
-          <w:lang w:val="fr_FR" w:bidi="fr_FR"/>
-        </w:rPr>
-        <w:t>Le «jugement» peut faire référence à une capacité de prendre des décisions sages. Une personne qui manque de « jugement » n'a pas la sagesse de prendre des décisions judicieuses.</w:t>
-      </w:r>
-    </w:p>
-    <w:p>
-      <w:pPr>
-        <w:pStyle w:val="Heading3"/>
-      </w:pPr>
-      <w:r>
-        <w:rPr>
-          <w:lang w:val="fr_FR" w:bidi="fr_FR"/>
-        </w:rPr>
-        <w:t>traduction Suggestions</w:t>
-      </w:r>
-    </w:p>
-    <w:p>
-      <w:pPr>
-        <w:pStyle w:val="ListBullet"/>
-        <w:spacing w:line="240" w:lineRule="auto"/>
-        <w:ind w:left="720"/>
-      </w:pPr>
-      <w:r>
-        <w:rPr>
-          <w:lang w:val="fr_FR" w:bidi="fr_FR"/>
-        </w:rPr>
-      </w:r>
-      <w:r>
-        <w:rPr>
-          <w:lang w:val="fr_FR" w:bidi="fr_FR"/>
-        </w:rPr>
-        <w:t>Selon le contexte, les manières de traduire "juger" pourrait inclure, « décider» ou «condamner» ou «punir» ou «décreter».</w:t>
-      </w:r>
-    </w:p>
-    <w:p>
-      <w:pPr>
-        <w:pStyle w:val="ListBullet"/>
-        <w:spacing w:line="240" w:lineRule="auto"/>
-        <w:ind w:left="720"/>
-      </w:pPr>
-      <w:r>
-        <w:rPr>
-          <w:lang w:val="fr_FR" w:bidi="fr_FR"/>
-        </w:rPr>
-      </w:r>
-      <w:r>
-        <w:rPr>
-          <w:lang w:val="fr_FR" w:bidi="fr_FR"/>
-        </w:rPr>
-        <w:t>Le terme «jugement» pourrait être traduit comme «punition» ou «décision» ou «verdict» ou «décret» ou «condamnation».</w:t>
-      </w:r>
-    </w:p>
-    <w:p>
-      <w:pPr/>
-      <w:r>
-        <w:rPr>
-          <w:lang w:val="fr_FR" w:bidi="fr_FR"/>
-        </w:rPr>
-      </w:r>
-      <w:r>
-        <w:rPr>
-          <w:lang w:val="fr_FR" w:bidi="fr_FR"/>
-        </w:rPr>
-        <w:t>(Voir aussi : (../other/decree.md), (../other/judgeposition.md), (../kt/judgmentday.md), (../kt/justice.md), (../other/law.md), (../kt/lawofmoses.md))</w:t>
-      </w:r>
-      <w:r>
-        <w:rPr>
-          <w:lang w:val="fr_FR" w:bidi="fr_FR"/>
-        </w:rPr>
-      </w:r>
-      <w:r>
-        <w:rPr>
-          <w:lang w:val="fr_FR" w:bidi="fr_FR"/>
-        </w:rPr>
-      </w:r>
-    </w:p>
-    <w:p>
-      <w:pPr/>
-      <w:r>
-        <w:rPr>
-          <w:lang w:val="fr_FR" w:bidi="fr_FR"/>
-        </w:rPr>
-      </w:r>
-    </w:p>
-    <w:p>
-      <w:pPr>
-        <w:pStyle w:val="Heading2"/>
-      </w:pPr>
-      <w:r>
-        <w:rPr>
-          <w:lang w:val="fr_FR" w:bidi="fr_FR"/>
-        </w:rPr>
-        <w:t>Juif</w:t>
-      </w:r>
-      <w:r>
-        <w:rPr>
-          <w:lang w:val="fr_FR" w:bidi="fr_FR"/>
-        </w:rPr>
-      </w:r>
-    </w:p>
-    <w:p>
-      <w:pPr>
-        <w:pStyle w:val="Heading3"/>
-      </w:pPr>
-      <w:r>
-        <w:rPr>
-          <w:lang w:val="fr_FR" w:bidi="fr_FR"/>
-        </w:rPr>
-        <w:t>Données :</w:t>
-      </w:r>
-    </w:p>
-    <w:p>
-      <w:pPr/>
-      <w:r>
-        <w:rPr>
-          <w:lang w:val="fr_FR" w:bidi="fr_FR"/>
-        </w:rPr>
-      </w:r>
-      <w:r>
-        <w:rPr>
-          <w:lang w:val="fr_FR" w:bidi="fr_FR"/>
-        </w:rPr>
-        <w:t>Les Juifs sont les descendants du petit-fils d'Abraham, Jacob. Le mot "juif" vient du mot "Juda".</w:t>
-      </w:r>
-    </w:p>
-    <w:p>
-      <w:pPr>
-        <w:pStyle w:val="ListBullet"/>
-        <w:spacing w:line="240" w:lineRule="auto"/>
-        <w:ind w:left="720"/>
-      </w:pPr>
-      <w:r>
-        <w:rPr>
-          <w:lang w:val="fr_FR" w:bidi="fr_FR"/>
-        </w:rPr>
-      </w:r>
-      <w:r>
-        <w:rPr>
-          <w:lang w:val="fr_FR" w:bidi="fr_FR"/>
-        </w:rPr>
-        <w:t>Les gens ont commencé à appeler les Israélites "Juifs" après leur exil à Babyloneqund ils sont retournés à Juda.</w:t>
-      </w:r>
-    </w:p>
-    <w:p>
-      <w:pPr>
-        <w:pStyle w:val="ListBullet"/>
-        <w:spacing w:line="240" w:lineRule="auto"/>
-        <w:ind w:left="720"/>
-      </w:pPr>
-      <w:r>
-        <w:rPr>
-          <w:lang w:val="fr_FR" w:bidi="fr_FR"/>
-        </w:rPr>
-      </w:r>
-      <w:r>
-        <w:rPr>
-          <w:lang w:val="fr_FR" w:bidi="fr_FR"/>
-        </w:rPr>
-        <w:t>Jésus, le Messie, était juif. Mais, les chefs religieux juifs ont rejeté Jésus et ont demandé sa mort.</w:t>
+        <w:t>Lorsqu’il décrit Dieu, le terme "juste" pourrait se traduire par "parfaitement bon et droit" ou "agissant toujours correctement".</w:t>
+      </w:r>
+    </w:p>
+    <w:p>
+      <w:pPr>
+        <w:pStyle w:val="ListBullet"/>
+        <w:spacing w:line="240" w:lineRule="auto"/>
+        <w:ind w:left="720"/>
+      </w:pPr>
+      <w:r>
+        <w:rPr>
+          <w:lang w:val="fr_FR" w:bidi="fr_FR"/>
+        </w:rPr>
+      </w:r>
+      <w:r>
+        <w:rPr>
+          <w:lang w:val="fr_FR" w:bidi="fr_FR"/>
+        </w:rPr>
+        <w:t>L'expression, "La justice de Dieu", pourrait aussi être traduite par "la fidélité et la bonté parfaite".</w:t>
+      </w:r>
+    </w:p>
+    <w:p>
+      <w:pPr>
+        <w:pStyle w:val="ListBullet"/>
+        <w:spacing w:line="240" w:lineRule="auto"/>
+        <w:ind w:left="720"/>
+      </w:pPr>
+      <w:r>
+        <w:rPr>
+          <w:lang w:val="fr_FR" w:bidi="fr_FR"/>
+        </w:rPr>
+      </w:r>
+      <w:r>
+        <w:rPr>
+          <w:lang w:val="fr_FR" w:bidi="fr_FR"/>
+        </w:rPr>
+        <w:t>Lorsqu'on se réfère à ceux qui sont obéissants à Dieu, le terme "juste" peut aussi être traduit par "moralement bon" ou "droit" ou "qui vit une vie qui plaît à Dieu".</w:t>
+      </w:r>
+    </w:p>
+    <w:p>
+      <w:pPr>
+        <w:pStyle w:val="ListBullet"/>
+        <w:spacing w:line="240" w:lineRule="auto"/>
+        <w:ind w:left="720"/>
+      </w:pPr>
+      <w:r>
+        <w:rPr>
+          <w:lang w:val="fr_FR" w:bidi="fr_FR"/>
+        </w:rPr>
+      </w:r>
+      <w:r>
+        <w:rPr>
+          <w:lang w:val="fr_FR" w:bidi="fr_FR"/>
+        </w:rPr>
+        <w:t>L'expression "les justes" pourrait aussi être traduite comme "un peuple juste" ou "des personnes qui craignent Dieu".</w:t>
+      </w:r>
+    </w:p>
+    <w:p>
+      <w:pPr>
+        <w:pStyle w:val="ListBullet"/>
+        <w:spacing w:line="240" w:lineRule="auto"/>
+        <w:ind w:left="720"/>
+      </w:pPr>
+      <w:r>
+        <w:rPr>
+          <w:lang w:val="fr_FR" w:bidi="fr_FR"/>
+        </w:rPr>
+      </w:r>
+      <w:r>
+        <w:rPr>
+          <w:lang w:val="fr_FR" w:bidi="fr_FR"/>
+        </w:rPr>
+        <w:t>Selon le contexte, le mot, "justice", pourrait aussi être traduit par un mot ou une expression qui signifie "droiture" ou "perfection devant Dieu" ou "agir d'une manière droite devant Dieu".</w:t>
+      </w:r>
+    </w:p>
+    <w:p>
+      <w:pPr>
+        <w:pStyle w:val="ListBullet"/>
+        <w:spacing w:line="240" w:lineRule="auto"/>
+        <w:ind w:left="720"/>
+      </w:pPr>
+      <w:r>
+        <w:rPr>
+          <w:lang w:val="fr_FR" w:bidi="fr_FR"/>
+        </w:rPr>
+      </w:r>
+      <w:r>
+        <w:rPr>
+          <w:lang w:val="fr_FR" w:bidi="fr_FR"/>
+        </w:rPr>
+        <w:t>Le terme "injuste" pourrait être traduit par "qui n'est pas juste".</w:t>
+      </w:r>
+    </w:p>
+    <w:p>
+      <w:pPr>
+        <w:pStyle w:val="ListBullet"/>
+        <w:spacing w:line="240" w:lineRule="auto"/>
+        <w:ind w:left="720"/>
+      </w:pPr>
+      <w:r>
+        <w:rPr>
+          <w:lang w:val="fr_FR" w:bidi="fr_FR"/>
+        </w:rPr>
+      </w:r>
+      <w:r>
+        <w:rPr>
+          <w:lang w:val="fr_FR" w:bidi="fr_FR"/>
+        </w:rPr>
+        <w:t>Selon le contexte, le mot "injuste" peut être traduit par "méchant" ou "immoral" ou "qui se rebelle contre Dieu" ou "pécheur".</w:t>
+      </w:r>
+    </w:p>
+    <w:p>
+      <w:pPr>
+        <w:pStyle w:val="ListBullet"/>
+        <w:spacing w:line="240" w:lineRule="auto"/>
+        <w:ind w:left="720"/>
+      </w:pPr>
+      <w:r>
+        <w:rPr>
+          <w:lang w:val="fr_FR" w:bidi="fr_FR"/>
+        </w:rPr>
+      </w:r>
+      <w:r>
+        <w:rPr>
+          <w:lang w:val="fr_FR" w:bidi="fr_FR"/>
+        </w:rPr>
+        <w:t>L’expression "les injustes" pourrait se traduire par "les personnes iniques".</w:t>
+      </w:r>
+    </w:p>
+    <w:p>
+      <w:pPr>
+        <w:pStyle w:val="ListBullet"/>
+        <w:spacing w:line="240" w:lineRule="auto"/>
+        <w:ind w:left="720"/>
+      </w:pPr>
+      <w:r>
+        <w:rPr>
+          <w:lang w:val="fr_FR" w:bidi="fr_FR"/>
+        </w:rPr>
+      </w:r>
+      <w:r>
+        <w:rPr>
+          <w:lang w:val="fr_FR" w:bidi="fr_FR"/>
+        </w:rPr>
+        <w:t>Le terme "injustice" pourrait se traduire par "péché" ou "mauvaises pensées et actions" ou "méchanceté".</w:t>
+      </w:r>
+    </w:p>
+    <w:p>
+      <w:pPr>
+        <w:pStyle w:val="ListBullet"/>
+        <w:spacing w:line="240" w:lineRule="auto"/>
+        <w:ind w:left="720"/>
+      </w:pPr>
+      <w:r>
+        <w:rPr>
+          <w:lang w:val="fr_FR" w:bidi="fr_FR"/>
+        </w:rPr>
+      </w:r>
+      <w:r>
+        <w:rPr>
+          <w:lang w:val="fr_FR" w:bidi="fr_FR"/>
+        </w:rPr>
+        <w:t>If possible, it is best to translate this in a way that shows its relationship to “righteous, righteousness.”</w:t>
+      </w:r>
+    </w:p>
+    <w:p>
+      <w:pPr>
+        <w:pStyle w:val="ListBullet"/>
+        <w:spacing w:line="240" w:lineRule="auto"/>
+        <w:ind w:left="720"/>
+      </w:pPr>
+      <w:r>
+        <w:rPr>
+          <w:lang w:val="fr_FR" w:bidi="fr_FR"/>
+        </w:rPr>
+      </w:r>
+      <w:r>
+        <w:rPr>
+          <w:lang w:val="fr_FR" w:bidi="fr_FR"/>
+        </w:rPr>
+        <w:t>Les façons de traduire "droiture" pourraient être : "agir avec rectitude" ou "agir correctement" ou "suivre les lois de Dieu" ou "obéir à Dieu" ou "se comporter d’une manière qui est juste".</w:t>
+      </w:r>
+    </w:p>
+    <w:p>
+      <w:pPr>
+        <w:pStyle w:val="ListBullet"/>
+        <w:spacing w:line="240" w:lineRule="auto"/>
+        <w:ind w:left="720"/>
+      </w:pPr>
+      <w:r>
+        <w:rPr>
+          <w:lang w:val="fr_FR" w:bidi="fr_FR"/>
+        </w:rPr>
+      </w:r>
+      <w:r>
+        <w:rPr>
+          <w:lang w:val="fr_FR" w:bidi="fr_FR"/>
+        </w:rPr>
+        <w:t>Le terme "droiture" pourrait être traduit par "pureté morale", "bonne conduite morale" ou "moralité".</w:t>
+      </w:r>
+    </w:p>
+    <w:p>
+      <w:pPr>
+        <w:pStyle w:val="ListBullet"/>
+        <w:spacing w:line="240" w:lineRule="auto"/>
+        <w:ind w:left="720"/>
+      </w:pPr>
+      <w:r>
+        <w:rPr>
+          <w:lang w:val="fr_FR" w:bidi="fr_FR"/>
+        </w:rPr>
+      </w:r>
+      <w:r>
+        <w:rPr>
+          <w:lang w:val="fr_FR" w:bidi="fr_FR"/>
+        </w:rPr>
+        <w:t>L’expression "les personnes droites" pourrait être traduite par "les personnes qui agissent droitement" ou "les personnes dont la conduite est juste".</w:t>
       </w:r>
     </w:p>
     <w:p>
@@ -9792,7 +10344,7 @@
         <w:rPr>
           <w:lang w:val="fr_FR" w:bidi="fr_FR"/>
         </w:rPr>
-        <w:t>Abraham</w:t>
+        <w:t>mal</w:t>
       </w:r>
       <w:r>
         <w:rPr>
@@ -9804,7 +10356,7 @@
         <w:rPr>
           <w:lang w:val="fr_FR" w:bidi="fr_FR"/>
         </w:rPr>
-        <w:t>Jacob</w:t>
+        <w:t>fidèle</w:t>
       </w:r>
       <w:r>
         <w:rPr>
@@ -9816,7 +10368,7 @@
         <w:rPr>
           <w:lang w:val="fr_FR" w:bidi="fr_FR"/>
         </w:rPr>
-        <w:t>Israël</w:t>
+        <w:t>bon</w:t>
       </w:r>
       <w:r>
         <w:rPr>
@@ -9828,7 +10380,7 @@
         <w:rPr>
           <w:lang w:val="fr_FR" w:bidi="fr_FR"/>
         </w:rPr>
-        <w:t>Babylone</w:t>
+        <w:t>saint</w:t>
       </w:r>
       <w:r>
         <w:rPr>
@@ -9840,541 +10392,7 @@
         <w:rPr>
           <w:lang w:val="fr_FR" w:bidi="fr_FR"/>
         </w:rPr>
-        <w:t>dirigeants juifs</w:t>
-      </w:r>
-      <w:r>
-        <w:rPr>
-          <w:lang w:val="fr_FR" w:bidi="fr_FR"/>
-        </w:rPr>
-        <w:t>)</w:t>
-      </w:r>
-      <w:r>
-        <w:rPr>
-          <w:lang w:val="fr_FR" w:bidi="fr_FR"/>
-        </w:rPr>
-      </w:r>
-      <w:r>
-        <w:rPr>
-          <w:lang w:val="fr_FR" w:bidi="fr_FR"/>
-        </w:rPr>
-      </w:r>
-    </w:p>
-    <w:p>
-      <w:pPr/>
-      <w:r>
-        <w:rPr>
-          <w:lang w:val="fr_FR" w:bidi="fr_FR"/>
-        </w:rPr>
-      </w:r>
-    </w:p>
-    <w:p>
-      <w:pPr>
-        <w:pStyle w:val="Heading2"/>
-      </w:pPr>
-      <w:r>
-        <w:rPr>
-          <w:lang w:val="fr_FR" w:bidi="fr_FR"/>
-        </w:rPr>
-        <w:t>Juste</w:t>
-      </w:r>
-      <w:r>
-        <w:rPr>
-          <w:lang w:val="fr_FR" w:bidi="fr_FR"/>
-        </w:rPr>
-      </w:r>
-    </w:p>
-    <w:p>
-      <w:pPr>
-        <w:pStyle w:val="Heading3"/>
-      </w:pPr>
-      <w:r>
-        <w:rPr>
-          <w:lang w:val="fr_FR" w:bidi="fr_FR"/>
-        </w:rPr>
-        <w:t>Définition :</w:t>
-      </w:r>
-    </w:p>
-    <w:p>
-      <w:pPr/>
-      <w:r>
-        <w:rPr>
-          <w:lang w:val="fr_FR" w:bidi="fr_FR"/>
-        </w:rPr>
-      </w:r>
-      <w:r>
-        <w:rPr>
-          <w:lang w:val="fr_FR" w:bidi="fr_FR"/>
-        </w:rPr>
-        <w:t>Le terme "justice" se réfère à la bonté absolue, la justice, la fidélité et l'amour de Dieu. Parce que Dieu est "juste", il doit condamner le péché.</w:t>
-      </w:r>
-    </w:p>
-    <w:p>
-      <w:pPr>
-        <w:pStyle w:val="ListBullet"/>
-        <w:spacing w:line="240" w:lineRule="auto"/>
-        <w:ind w:left="720"/>
-      </w:pPr>
-      <w:r>
-        <w:rPr>
-          <w:lang w:val="fr_FR" w:bidi="fr_FR"/>
-        </w:rPr>
-      </w:r>
-      <w:r>
-        <w:rPr>
-          <w:lang w:val="fr_FR" w:bidi="fr_FR"/>
-        </w:rPr>
-        <w:t>Ces termes sont souvent utilisés pour décrire une personne qui obéit à Dieu et est moralement bonne. Mais, parce que tous les hommes ont péché, personne n'est complètement juste, excepté Dieu.</w:t>
-      </w:r>
-    </w:p>
-    <w:p>
-      <w:pPr>
-        <w:pStyle w:val="ListBullet"/>
-        <w:spacing w:line="240" w:lineRule="auto"/>
-        <w:ind w:left="720"/>
-      </w:pPr>
-      <w:r>
-        <w:rPr>
-          <w:lang w:val="fr_FR" w:bidi="fr_FR"/>
-        </w:rPr>
-      </w:r>
-      <w:r>
-        <w:rPr>
-          <w:lang w:val="fr_FR" w:bidi="fr_FR"/>
-        </w:rPr>
-        <w:t>Des exemples de personnes qui sont appelés "justes" dans la Bible sont Noé, Job, Abraham, Zacharie, et Elisabeth.</w:t>
-      </w:r>
-    </w:p>
-    <w:p>
-      <w:pPr>
-        <w:pStyle w:val="ListBullet"/>
-        <w:spacing w:line="240" w:lineRule="auto"/>
-        <w:ind w:left="720"/>
-      </w:pPr>
-      <w:r>
-        <w:rPr>
-          <w:lang w:val="fr_FR" w:bidi="fr_FR"/>
-        </w:rPr>
-      </w:r>
-      <w:r>
-        <w:rPr>
-          <w:lang w:val="fr_FR" w:bidi="fr_FR"/>
-        </w:rPr>
-        <w:t>Lorsque les gens ont confiance en Jésus pour les sauver, Dieu les purifie de leurs péchés et déclare qu'ils sont justes à cause de la justice de Jésus.</w:t>
-      </w:r>
-    </w:p>
-    <w:p>
-      <w:pPr/>
-      <w:r>
-        <w:rPr>
-          <w:lang w:val="fr_FR" w:bidi="fr_FR"/>
-        </w:rPr>
-      </w:r>
-      <w:r>
-        <w:rPr>
-          <w:lang w:val="fr_FR" w:bidi="fr_FR"/>
-        </w:rPr>
-        <w:t>Le terme "injuste" signifie être pécheur et moralement corrompu. "L'injustice" se rapporte au péché ou à la condition d’être pécheur.</w:t>
-      </w:r>
-    </w:p>
-    <w:p>
-      <w:pPr>
-        <w:pStyle w:val="ListBullet"/>
-        <w:spacing w:line="240" w:lineRule="auto"/>
-        <w:ind w:left="720"/>
-      </w:pPr>
-      <w:r>
-        <w:rPr>
-          <w:lang w:val="fr_FR" w:bidi="fr_FR"/>
-        </w:rPr>
-      </w:r>
-      <w:r>
-        <w:rPr>
-          <w:lang w:val="fr_FR" w:bidi="fr_FR"/>
-        </w:rPr>
-        <w:t>Ces termes s'appliquent en particulier à une vie qui désobéit aux enseignements et aux commandements de Dieu.</w:t>
-      </w:r>
-    </w:p>
-    <w:p>
-      <w:pPr>
-        <w:pStyle w:val="ListBullet"/>
-        <w:spacing w:line="240" w:lineRule="auto"/>
-        <w:ind w:left="720"/>
-      </w:pPr>
-      <w:r>
-        <w:rPr>
-          <w:lang w:val="fr_FR" w:bidi="fr_FR"/>
-        </w:rPr>
-      </w:r>
-      <w:r>
-        <w:rPr>
-          <w:lang w:val="fr_FR" w:bidi="fr_FR"/>
-        </w:rPr>
-        <w:t>Les personnes "injustes" sont immorales dans leurs pensées et leurs actions.</w:t>
-      </w:r>
-    </w:p>
-    <w:p>
-      <w:pPr>
-        <w:pStyle w:val="ListBullet"/>
-        <w:spacing w:line="240" w:lineRule="auto"/>
-        <w:ind w:left="720"/>
-      </w:pPr>
-      <w:r>
-        <w:rPr>
-          <w:lang w:val="fr_FR" w:bidi="fr_FR"/>
-        </w:rPr>
-      </w:r>
-      <w:r>
-        <w:rPr>
-          <w:lang w:val="fr_FR" w:bidi="fr_FR"/>
-        </w:rPr>
-        <w:t>On appelle souvent les personnes qui ne croient pas en Jésus des "injustes".</w:t>
-      </w:r>
-    </w:p>
-    <w:p>
-      <w:pPr/>
-      <w:r>
-        <w:rPr>
-          <w:lang w:val="fr_FR" w:bidi="fr_FR"/>
-        </w:rPr>
-      </w:r>
-      <w:r>
-        <w:rPr>
-          <w:lang w:val="fr_FR" w:bidi="fr_FR"/>
-        </w:rPr>
-        <w:t>Le terme "droiture" s'applique à une personne qui agit d’une manière qui obéit aux lois de Dieu.</w:t>
-      </w:r>
-    </w:p>
-    <w:p>
-      <w:pPr>
-        <w:pStyle w:val="ListBullet"/>
-        <w:spacing w:line="240" w:lineRule="auto"/>
-        <w:ind w:left="720"/>
-      </w:pPr>
-      <w:r>
-        <w:rPr>
-          <w:lang w:val="fr_FR" w:bidi="fr_FR"/>
-        </w:rPr>
-      </w:r>
-      <w:r>
-        <w:rPr>
-          <w:lang w:val="fr_FR" w:bidi="fr_FR"/>
-        </w:rPr>
-        <w:t>Le sens de ce mot contient l'idée de se tenir "droit" et de regarder droit devant soi.</w:t>
-      </w:r>
-    </w:p>
-    <w:p>
-      <w:pPr>
-        <w:pStyle w:val="ListBullet"/>
-        <w:spacing w:line="240" w:lineRule="auto"/>
-        <w:ind w:left="720"/>
-      </w:pPr>
-      <w:r>
-        <w:rPr>
-          <w:lang w:val="fr_FR" w:bidi="fr_FR"/>
-        </w:rPr>
-      </w:r>
-      <w:r>
-        <w:rPr>
-          <w:lang w:val="fr_FR" w:bidi="fr_FR"/>
-        </w:rPr>
-        <w:t>Une personne "droite" est une personne qui obéit aux commandements de Dieu et ne fait pas des choses contre sa volonté.</w:t>
-      </w:r>
-    </w:p>
-    <w:p>
-      <w:pPr>
-        <w:pStyle w:val="ListBullet"/>
-        <w:spacing w:line="240" w:lineRule="auto"/>
-        <w:ind w:left="720"/>
-      </w:pPr>
-      <w:r>
-        <w:rPr>
-          <w:lang w:val="fr_FR" w:bidi="fr_FR"/>
-        </w:rPr>
-      </w:r>
-      <w:r>
-        <w:rPr>
-          <w:lang w:val="fr_FR" w:bidi="fr_FR"/>
-        </w:rPr>
-        <w:t>Des termes tels que, "intégrité" et "justice", ont des significations semblables et sont parfois utilisés dans des parallélismes, telles que "intégrité et droiture".</w:t>
-      </w:r>
-    </w:p>
-    <w:p>
-      <w:pPr/>
-      <w:r>
-        <w:rPr>
-          <w:lang w:val="fr_FR" w:bidi="fr_FR"/>
-        </w:rPr>
-      </w:r>
-      <w:r>
-        <w:rPr>
-          <w:lang w:val="fr_FR" w:bidi="fr_FR"/>
-        </w:rPr>
-        <w:t>(Voir : parallélisme)</w:t>
-      </w:r>
-    </w:p>
-    <w:p>
-      <w:pPr>
-        <w:pStyle w:val="Heading3"/>
-      </w:pPr>
-      <w:r>
-        <w:rPr>
-          <w:lang w:val="fr_FR" w:bidi="fr_FR"/>
-        </w:rPr>
-        <w:t>Suggestions pour la traduction</w:t>
-      </w:r>
-    </w:p>
-    <w:p>
-      <w:pPr>
-        <w:pStyle w:val="ListBullet"/>
-        <w:spacing w:line="240" w:lineRule="auto"/>
-        <w:ind w:left="720"/>
-      </w:pPr>
-      <w:r>
-        <w:rPr>
-          <w:lang w:val="fr_FR" w:bidi="fr_FR"/>
-        </w:rPr>
-      </w:r>
-      <w:r>
-        <w:rPr>
-          <w:lang w:val="fr_FR" w:bidi="fr_FR"/>
-        </w:rPr>
-        <w:t>Lorsqu’il décrit Dieu, le terme "juste" pourrait se traduire par "parfaitement bon et droit" ou "agissant toujours correctement".</w:t>
-      </w:r>
-    </w:p>
-    <w:p>
-      <w:pPr>
-        <w:pStyle w:val="ListBullet"/>
-        <w:spacing w:line="240" w:lineRule="auto"/>
-        <w:ind w:left="720"/>
-      </w:pPr>
-      <w:r>
-        <w:rPr>
-          <w:lang w:val="fr_FR" w:bidi="fr_FR"/>
-        </w:rPr>
-      </w:r>
-      <w:r>
-        <w:rPr>
-          <w:lang w:val="fr_FR" w:bidi="fr_FR"/>
-        </w:rPr>
-        <w:t>L'expression, "La justice de Dieu", pourrait aussi être traduite par "la fidélité et la bonté parfaite".</w:t>
-      </w:r>
-    </w:p>
-    <w:p>
-      <w:pPr>
-        <w:pStyle w:val="ListBullet"/>
-        <w:spacing w:line="240" w:lineRule="auto"/>
-        <w:ind w:left="720"/>
-      </w:pPr>
-      <w:r>
-        <w:rPr>
-          <w:lang w:val="fr_FR" w:bidi="fr_FR"/>
-        </w:rPr>
-      </w:r>
-      <w:r>
-        <w:rPr>
-          <w:lang w:val="fr_FR" w:bidi="fr_FR"/>
-        </w:rPr>
-        <w:t>Lorsqu'on se réfère à ceux qui sont obéissants à Dieu, le terme "juste" peut aussi être traduit par "moralement bon" ou "droit" ou "qui vit une vie qui plaît à Dieu".</w:t>
-      </w:r>
-    </w:p>
-    <w:p>
-      <w:pPr>
-        <w:pStyle w:val="ListBullet"/>
-        <w:spacing w:line="240" w:lineRule="auto"/>
-        <w:ind w:left="720"/>
-      </w:pPr>
-      <w:r>
-        <w:rPr>
-          <w:lang w:val="fr_FR" w:bidi="fr_FR"/>
-        </w:rPr>
-      </w:r>
-      <w:r>
-        <w:rPr>
-          <w:lang w:val="fr_FR" w:bidi="fr_FR"/>
-        </w:rPr>
-        <w:t>L'expression "les justes" pourrait aussi être traduite comme "un peuple juste" ou "des personnes qui craignent Dieu".</w:t>
-      </w:r>
-    </w:p>
-    <w:p>
-      <w:pPr>
-        <w:pStyle w:val="ListBullet"/>
-        <w:spacing w:line="240" w:lineRule="auto"/>
-        <w:ind w:left="720"/>
-      </w:pPr>
-      <w:r>
-        <w:rPr>
-          <w:lang w:val="fr_FR" w:bidi="fr_FR"/>
-        </w:rPr>
-      </w:r>
-      <w:r>
-        <w:rPr>
-          <w:lang w:val="fr_FR" w:bidi="fr_FR"/>
-        </w:rPr>
-        <w:t>Selon le contexte, le mot, "justice", pourrait aussi être traduit par un mot ou une expression qui signifie "droiture" ou "perfection devant Dieu" ou "agir d'une manière droite devant Dieu".</w:t>
-      </w:r>
-    </w:p>
-    <w:p>
-      <w:pPr>
-        <w:pStyle w:val="ListBullet"/>
-        <w:spacing w:line="240" w:lineRule="auto"/>
-        <w:ind w:left="720"/>
-      </w:pPr>
-      <w:r>
-        <w:rPr>
-          <w:lang w:val="fr_FR" w:bidi="fr_FR"/>
-        </w:rPr>
-      </w:r>
-      <w:r>
-        <w:rPr>
-          <w:lang w:val="fr_FR" w:bidi="fr_FR"/>
-        </w:rPr>
-        <w:t>Le terme "injuste" pourrait être traduit par "qui n'est pas juste".</w:t>
-      </w:r>
-    </w:p>
-    <w:p>
-      <w:pPr>
-        <w:pStyle w:val="ListBullet"/>
-        <w:spacing w:line="240" w:lineRule="auto"/>
-        <w:ind w:left="720"/>
-      </w:pPr>
-      <w:r>
-        <w:rPr>
-          <w:lang w:val="fr_FR" w:bidi="fr_FR"/>
-        </w:rPr>
-      </w:r>
-      <w:r>
-        <w:rPr>
-          <w:lang w:val="fr_FR" w:bidi="fr_FR"/>
-        </w:rPr>
-        <w:t>Selon le contexte, le mot "injuste" peut être traduit par "méchant" ou "immoral" ou "qui se rebelle contre Dieu" ou "pécheur".</w:t>
-      </w:r>
-    </w:p>
-    <w:p>
-      <w:pPr>
-        <w:pStyle w:val="ListBullet"/>
-        <w:spacing w:line="240" w:lineRule="auto"/>
-        <w:ind w:left="720"/>
-      </w:pPr>
-      <w:r>
-        <w:rPr>
-          <w:lang w:val="fr_FR" w:bidi="fr_FR"/>
-        </w:rPr>
-      </w:r>
-      <w:r>
-        <w:rPr>
-          <w:lang w:val="fr_FR" w:bidi="fr_FR"/>
-        </w:rPr>
-        <w:t>L’expression "les injustes" pourrait se traduire par "les personnes iniques".</w:t>
-      </w:r>
-    </w:p>
-    <w:p>
-      <w:pPr>
-        <w:pStyle w:val="ListBullet"/>
-        <w:spacing w:line="240" w:lineRule="auto"/>
-        <w:ind w:left="720"/>
-      </w:pPr>
-      <w:r>
-        <w:rPr>
-          <w:lang w:val="fr_FR" w:bidi="fr_FR"/>
-        </w:rPr>
-      </w:r>
-      <w:r>
-        <w:rPr>
-          <w:lang w:val="fr_FR" w:bidi="fr_FR"/>
-        </w:rPr>
-        <w:t>Le terme "injustice" pourrait se traduire par "péché" ou "mauvaises pensées et actions" ou "méchanceté".</w:t>
-      </w:r>
-    </w:p>
-    <w:p>
-      <w:pPr>
-        <w:pStyle w:val="ListBullet"/>
-        <w:spacing w:line="240" w:lineRule="auto"/>
-        <w:ind w:left="720"/>
-      </w:pPr>
-      <w:r>
-        <w:rPr>
-          <w:lang w:val="fr_FR" w:bidi="fr_FR"/>
-        </w:rPr>
-      </w:r>
-      <w:r>
-        <w:rPr>
-          <w:lang w:val="fr_FR" w:bidi="fr_FR"/>
-        </w:rPr>
-        <w:t>If possible, it is best to translate this in a way that shows its relationship to “righteous, righteousness.”</w:t>
-      </w:r>
-    </w:p>
-    <w:p>
-      <w:pPr>
-        <w:pStyle w:val="ListBullet"/>
-        <w:spacing w:line="240" w:lineRule="auto"/>
-        <w:ind w:left="720"/>
-      </w:pPr>
-      <w:r>
-        <w:rPr>
-          <w:lang w:val="fr_FR" w:bidi="fr_FR"/>
-        </w:rPr>
-      </w:r>
-      <w:r>
-        <w:rPr>
-          <w:lang w:val="fr_FR" w:bidi="fr_FR"/>
-        </w:rPr>
-        <w:t>Les façons de traduire "droiture" pourraient être : "agir avec rectitude" ou "agir correctement" ou "suivre les lois de Dieu" ou "obéir à Dieu" ou "se comporter d’une manière qui est juste".</w:t>
-      </w:r>
-    </w:p>
-    <w:p>
-      <w:pPr>
-        <w:pStyle w:val="ListBullet"/>
-        <w:spacing w:line="240" w:lineRule="auto"/>
-        <w:ind w:left="720"/>
-      </w:pPr>
-      <w:r>
-        <w:rPr>
-          <w:lang w:val="fr_FR" w:bidi="fr_FR"/>
-        </w:rPr>
-      </w:r>
-      <w:r>
-        <w:rPr>
-          <w:lang w:val="fr_FR" w:bidi="fr_FR"/>
-        </w:rPr>
-        <w:t>Le terme "droiture" pourrait être traduit par "pureté morale", "bonne conduite morale" ou "moralité".</w:t>
-      </w:r>
-    </w:p>
-    <w:p>
-      <w:pPr>
-        <w:pStyle w:val="ListBullet"/>
-        <w:spacing w:line="240" w:lineRule="auto"/>
-        <w:ind w:left="720"/>
-      </w:pPr>
-      <w:r>
-        <w:rPr>
-          <w:lang w:val="fr_FR" w:bidi="fr_FR"/>
-        </w:rPr>
-      </w:r>
-      <w:r>
-        <w:rPr>
-          <w:lang w:val="fr_FR" w:bidi="fr_FR"/>
-        </w:rPr>
-        <w:t>L’expression "les personnes droites" pourrait être traduite par "les personnes qui agissent droitement" ou "les personnes dont la conduite est juste".</w:t>
-      </w:r>
-    </w:p>
-    <w:p>
-      <w:pPr/>
-      <w:r>
-        <w:rPr>
-          <w:lang w:val="fr_FR" w:bidi="fr_FR"/>
-        </w:rPr>
-      </w:r>
-      <w:r>
-        <w:rPr>
-          <w:lang w:val="fr_FR" w:bidi="fr_FR"/>
-        </w:rPr>
-        <w:t xml:space="preserve">(Voir aussi : </w:t>
-      </w:r>
-      <w:r>
-        <w:rPr>
-          <w:lang w:val="fr_FR" w:bidi="fr_FR"/>
-        </w:rPr>
-        <w:t>mal</w:t>
+        <w:t>intégrité</w:t>
       </w:r>
       <w:r>
         <w:rPr>
@@ -10386,7 +10404,7 @@
         <w:rPr>
           <w:lang w:val="fr_FR" w:bidi="fr_FR"/>
         </w:rPr>
-        <w:t>fidèle</w:t>
+        <w:t>justice</w:t>
       </w:r>
       <w:r>
         <w:rPr>
@@ -10398,7 +10416,7 @@
         <w:rPr>
           <w:lang w:val="fr_FR" w:bidi="fr_FR"/>
         </w:rPr>
-        <w:t>bon</w:t>
+        <w:t>loi</w:t>
       </w:r>
       <w:r>
         <w:rPr>
@@ -10410,73 +10428,13 @@
         <w:rPr>
           <w:lang w:val="fr_FR" w:bidi="fr_FR"/>
         </w:rPr>
-        <w:t>saint</w:t>
-      </w:r>
-      <w:r>
-        <w:rPr>
-          <w:lang w:val="fr_FR" w:bidi="fr_FR"/>
-        </w:rPr>
-        <w:t xml:space="preserve">, </w:t>
-      </w:r>
-      <w:r>
-        <w:rPr>
-          <w:lang w:val="fr_FR" w:bidi="fr_FR"/>
-        </w:rPr>
-        <w:t>intégrité</w:t>
-      </w:r>
-      <w:r>
-        <w:rPr>
-          <w:lang w:val="fr_FR" w:bidi="fr_FR"/>
-        </w:rPr>
-        <w:t xml:space="preserve">, </w:t>
-      </w:r>
-      <w:r>
-        <w:rPr>
-          <w:lang w:val="fr_FR" w:bidi="fr_FR"/>
-        </w:rPr>
-        <w:t>justice</w:t>
-      </w:r>
-      <w:r>
-        <w:rPr>
-          <w:lang w:val="fr_FR" w:bidi="fr_FR"/>
-        </w:rPr>
-        <w:t xml:space="preserve">, </w:t>
-      </w:r>
-      <w:r>
-        <w:rPr>
-          <w:lang w:val="fr_FR" w:bidi="fr_FR"/>
-        </w:rPr>
-        <w:t>loi</w:t>
-      </w:r>
-      <w:r>
-        <w:rPr>
-          <w:lang w:val="fr_FR" w:bidi="fr_FR"/>
-        </w:rPr>
-        <w:t xml:space="preserve">, </w:t>
-      </w:r>
-      <w:r>
-        <w:rPr>
-          <w:lang w:val="fr_FR" w:bidi="fr_FR"/>
-        </w:rPr>
         <w:t>loi de Moïse</w:t>
       </w:r>
       <w:r>
         <w:rPr>
           <w:lang w:val="fr_FR" w:bidi="fr_FR"/>
         </w:rPr>
-        <w:t xml:space="preserve">, </w:t>
-      </w:r>
-      <w:r>
-        <w:rPr>
-          <w:lang w:val="fr_FR" w:bidi="fr_FR"/>
-        </w:rPr>
-        <w:t>obéir</w:t>
-      </w:r>
-      <w:r>
-        <w:rPr>
-          <w:lang w:val="fr_FR" w:bidi="fr_FR"/>
-        </w:rPr>
-        <w:t xml:space="preserve">, </w:t>
+        <w:t xml:space="preserve">, obéir, </w:t>
       </w:r>
       <w:r>
         <w:rPr>
